--- a/visualization/03_여러그래프와_꾸미기/03_여러그래프와_꾸미기_교안.docx
+++ b/visualization/03_여러그래프와_꾸미기/03_여러그래프와_꾸미기_교안.docx
@@ -7582,390 +7582,13 @@
                 <w:rFonts w:ascii="Consolas" w:cs="Consolas" w:eastAsia="맑은 고딕" w:hAnsi="Consolas"/>
                 <w:b w:val="false"/>
                 <w:bCs w:val="false"/>
-                <w:i w:val="false"/>
-                <w:iCs w:val="false"/>
-                <w:color w:val="24292F"/>
-                <w:sz w:val="17"/>
-                <w:szCs w:val="17"/>
-              </w:rPr>
-              <w:t xml:space="preserve">cities</w:t>
-            </w:r>
-            <w:r>
-              <w:rPr>
-                <w:rFonts w:ascii="Consolas" w:cs="Consolas" w:eastAsia="맑은 고딕" w:hAnsi="Consolas"/>
-                <w:b w:val="false"/>
-                <w:bCs w:val="false"/>
-                <w:i w:val="false"/>
-                <w:iCs w:val="false"/>
-                <w:color w:val="24292F"/>
-                <w:sz w:val="17"/>
-                <w:szCs w:val="17"/>
-              </w:rPr>
-              <w:t xml:space="preserve"> = {</w:t>
-            </w:r>
-            <w:r>
-              <w:rPr>
-                <w:rFonts w:ascii="Consolas" w:cs="Consolas" w:eastAsia="맑은 고딕" w:hAnsi="Consolas"/>
-                <w:b w:val="false"/>
-                <w:bCs w:val="false"/>
-                <w:i w:val="false"/>
-                <w:iCs w:val="false"/>
-                <w:color w:val="A31515"/>
-                <w:sz w:val="17"/>
-                <w:szCs w:val="17"/>
-              </w:rPr>
-              <w:t xml:space="preserve">"서울"</w:t>
-            </w:r>
-            <w:r>
-              <w:rPr>
-                <w:rFonts w:ascii="Consolas" w:cs="Consolas" w:eastAsia="맑은 고딕" w:hAnsi="Consolas"/>
-                <w:b w:val="false"/>
-                <w:bCs w:val="false"/>
-                <w:i w:val="false"/>
-                <w:iCs w:val="false"/>
-                <w:color w:val="24292F"/>
-                <w:sz w:val="17"/>
-                <w:szCs w:val="17"/>
-              </w:rPr>
-              <w:t xml:space="preserve">: [-</w:t>
-            </w:r>
-            <w:r>
-              <w:rPr>
-                <w:rFonts w:ascii="Consolas" w:cs="Consolas" w:eastAsia="맑은 고딕" w:hAnsi="Consolas"/>
-                <w:b w:val="false"/>
-                <w:bCs w:val="false"/>
-                <w:i w:val="false"/>
-                <w:iCs w:val="false"/>
-                <w:color w:val="098658"/>
-                <w:sz w:val="17"/>
-                <w:szCs w:val="17"/>
-              </w:rPr>
-              <w:t xml:space="preserve">2</w:t>
-            </w:r>
-            <w:r>
-              <w:rPr>
-                <w:rFonts w:ascii="Consolas" w:cs="Consolas" w:eastAsia="맑은 고딕" w:hAnsi="Consolas"/>
-                <w:b w:val="false"/>
-                <w:bCs w:val="false"/>
-                <w:i w:val="false"/>
-                <w:iCs w:val="false"/>
-                <w:color w:val="24292F"/>
-                <w:sz w:val="17"/>
-                <w:szCs w:val="17"/>
-              </w:rPr>
-              <w:t xml:space="preserve">, </w:t>
-            </w:r>
-            <w:r>
-              <w:rPr>
-                <w:rFonts w:ascii="Consolas" w:cs="Consolas" w:eastAsia="맑은 고딕" w:hAnsi="Consolas"/>
-                <w:b w:val="false"/>
-                <w:bCs w:val="false"/>
-                <w:i w:val="false"/>
-                <w:iCs w:val="false"/>
-                <w:color w:val="098658"/>
-                <w:sz w:val="17"/>
-                <w:szCs w:val="17"/>
-              </w:rPr>
-              <w:t xml:space="preserve">1</w:t>
-            </w:r>
-            <w:r>
-              <w:rPr>
-                <w:rFonts w:ascii="Consolas" w:cs="Consolas" w:eastAsia="맑은 고딕" w:hAnsi="Consolas"/>
-                <w:b w:val="false"/>
-                <w:bCs w:val="false"/>
-                <w:i w:val="false"/>
-                <w:iCs w:val="false"/>
-                <w:color w:val="24292F"/>
-                <w:sz w:val="17"/>
-                <w:szCs w:val="17"/>
-              </w:rPr>
-              <w:t xml:space="preserve">, </w:t>
-            </w:r>
-            <w:r>
-              <w:rPr>
-                <w:rFonts w:ascii="Consolas" w:cs="Consolas" w:eastAsia="맑은 고딕" w:hAnsi="Consolas"/>
-                <w:b w:val="false"/>
-                <w:bCs w:val="false"/>
-                <w:i w:val="false"/>
-                <w:iCs w:val="false"/>
-                <w:color w:val="098658"/>
-                <w:sz w:val="17"/>
-                <w:szCs w:val="17"/>
-              </w:rPr>
-              <w:t xml:space="preserve">6</w:t>
-            </w:r>
-            <w:r>
-              <w:rPr>
-                <w:rFonts w:ascii="Consolas" w:cs="Consolas" w:eastAsia="맑은 고딕" w:hAnsi="Consolas"/>
-                <w:b w:val="false"/>
-                <w:bCs w:val="false"/>
-                <w:i w:val="false"/>
-                <w:iCs w:val="false"/>
-                <w:color w:val="24292F"/>
-                <w:sz w:val="17"/>
-                <w:szCs w:val="17"/>
-              </w:rPr>
-              <w:t xml:space="preserve">, </w:t>
-            </w:r>
-            <w:r>
-              <w:rPr>
-                <w:rFonts w:ascii="Consolas" w:cs="Consolas" w:eastAsia="맑은 고딕" w:hAnsi="Consolas"/>
-                <w:b w:val="false"/>
-                <w:bCs w:val="false"/>
-                <w:i w:val="false"/>
-                <w:iCs w:val="false"/>
-                <w:color w:val="098658"/>
-                <w:sz w:val="17"/>
-                <w:szCs w:val="17"/>
-              </w:rPr>
-              <w:t xml:space="preserve">13</w:t>
-            </w:r>
-            <w:r>
-              <w:rPr>
-                <w:rFonts w:ascii="Consolas" w:cs="Consolas" w:eastAsia="맑은 고딕" w:hAnsi="Consolas"/>
-                <w:b w:val="false"/>
-                <w:bCs w:val="false"/>
-                <w:i w:val="false"/>
-                <w:iCs w:val="false"/>
-                <w:color w:val="24292F"/>
-                <w:sz w:val="17"/>
-                <w:szCs w:val="17"/>
-              </w:rPr>
-              <w:t xml:space="preserve">, </w:t>
-            </w:r>
-            <w:r>
-              <w:rPr>
-                <w:rFonts w:ascii="Consolas" w:cs="Consolas" w:eastAsia="맑은 고딕" w:hAnsi="Consolas"/>
-                <w:b w:val="false"/>
-                <w:bCs w:val="false"/>
-                <w:i w:val="false"/>
-                <w:iCs w:val="false"/>
-                <w:color w:val="098658"/>
-                <w:sz w:val="17"/>
-                <w:szCs w:val="17"/>
-              </w:rPr>
-              <w:t xml:space="preserve">19</w:t>
-            </w:r>
-            <w:r>
-              <w:rPr>
-                <w:rFonts w:ascii="Consolas" w:cs="Consolas" w:eastAsia="맑은 고딕" w:hAnsi="Consolas"/>
-                <w:b w:val="false"/>
-                <w:bCs w:val="false"/>
-                <w:i w:val="false"/>
-                <w:iCs w:val="false"/>
-                <w:color w:val="24292F"/>
-                <w:sz w:val="17"/>
-                <w:szCs w:val="17"/>
-              </w:rPr>
-              <w:t xml:space="preserve">, </w:t>
-            </w:r>
-            <w:r>
-              <w:rPr>
-                <w:rFonts w:ascii="Consolas" w:cs="Consolas" w:eastAsia="맑은 고딕" w:hAnsi="Consolas"/>
-                <w:b w:val="false"/>
-                <w:bCs w:val="false"/>
-                <w:i w:val="false"/>
-                <w:iCs w:val="false"/>
-                <w:color w:val="098658"/>
-                <w:sz w:val="17"/>
-                <w:szCs w:val="17"/>
-              </w:rPr>
-              <w:t xml:space="preserve">23</w:t>
-            </w:r>
-            <w:r>
-              <w:rPr>
-                <w:rFonts w:ascii="Consolas" w:cs="Consolas" w:eastAsia="맑은 고딕" w:hAnsi="Consolas"/>
-                <w:b w:val="false"/>
-                <w:bCs w:val="false"/>
-                <w:i w:val="false"/>
-                <w:iCs w:val="false"/>
-                <w:color w:val="24292F"/>
-                <w:sz w:val="17"/>
-                <w:szCs w:val="17"/>
-              </w:rPr>
-              <w:t xml:space="preserve">], </w:t>
-            </w:r>
-            <w:r>
-              <w:rPr>
-                <w:rFonts w:ascii="Consolas" w:cs="Consolas" w:eastAsia="맑은 고딕" w:hAnsi="Consolas"/>
-                <w:b w:val="false"/>
-                <w:bCs w:val="false"/>
-                <w:i w:val="false"/>
-                <w:iCs w:val="false"/>
-                <w:color w:val="A31515"/>
-                <w:sz w:val="17"/>
-                <w:szCs w:val="17"/>
-              </w:rPr>
-              <w:t xml:space="preserve">"부산"</w:t>
-            </w:r>
-            <w:r>
-              <w:rPr>
-                <w:rFonts w:ascii="Consolas" w:cs="Consolas" w:eastAsia="맑은 고딕" w:hAnsi="Consolas"/>
-                <w:b w:val="false"/>
-                <w:bCs w:val="false"/>
-                <w:i w:val="false"/>
-                <w:iCs w:val="false"/>
-                <w:color w:val="24292F"/>
-                <w:sz w:val="17"/>
-                <w:szCs w:val="17"/>
-              </w:rPr>
-              <w:t xml:space="preserve">: [</w:t>
-            </w:r>
-            <w:r>
-              <w:rPr>
-                <w:rFonts w:ascii="Consolas" w:cs="Consolas" w:eastAsia="맑은 고딕" w:hAnsi="Consolas"/>
-                <w:b w:val="false"/>
-                <w:bCs w:val="false"/>
-                <w:i w:val="false"/>
-                <w:iCs w:val="false"/>
-                <w:color w:val="098658"/>
-                <w:sz w:val="17"/>
-                <w:szCs w:val="17"/>
-              </w:rPr>
-              <w:t xml:space="preserve">3</w:t>
-            </w:r>
-            <w:r>
-              <w:rPr>
-                <w:rFonts w:ascii="Consolas" w:cs="Consolas" w:eastAsia="맑은 고딕" w:hAnsi="Consolas"/>
-                <w:b w:val="false"/>
-                <w:bCs w:val="false"/>
-                <w:i w:val="false"/>
-                <w:iCs w:val="false"/>
-                <w:color w:val="24292F"/>
-                <w:sz w:val="17"/>
-                <w:szCs w:val="17"/>
-              </w:rPr>
-              <w:t xml:space="preserve">, </w:t>
-            </w:r>
-            <w:r>
-              <w:rPr>
-                <w:rFonts w:ascii="Consolas" w:cs="Consolas" w:eastAsia="맑은 고딕" w:hAnsi="Consolas"/>
-                <w:b w:val="false"/>
-                <w:bCs w:val="false"/>
-                <w:i w:val="false"/>
-                <w:iCs w:val="false"/>
-                <w:color w:val="098658"/>
-                <w:sz w:val="17"/>
-                <w:szCs w:val="17"/>
-              </w:rPr>
-              <w:t xml:space="preserve">5</w:t>
-            </w:r>
-            <w:r>
-              <w:rPr>
-                <w:rFonts w:ascii="Consolas" w:cs="Consolas" w:eastAsia="맑은 고딕" w:hAnsi="Consolas"/>
-                <w:b w:val="false"/>
-                <w:bCs w:val="false"/>
-                <w:i w:val="false"/>
-                <w:iCs w:val="false"/>
-                <w:color w:val="24292F"/>
-                <w:sz w:val="17"/>
-                <w:szCs w:val="17"/>
-              </w:rPr>
-              <w:t xml:space="preserve">, </w:t>
-            </w:r>
-            <w:r>
-              <w:rPr>
-                <w:rFonts w:ascii="Consolas" w:cs="Consolas" w:eastAsia="맑은 고딕" w:hAnsi="Consolas"/>
-                <w:b w:val="false"/>
-                <w:bCs w:val="false"/>
-                <w:i w:val="false"/>
-                <w:iCs w:val="false"/>
-                <w:color w:val="098658"/>
-                <w:sz w:val="17"/>
-                <w:szCs w:val="17"/>
-              </w:rPr>
-              <w:t xml:space="preserve">9</w:t>
-            </w:r>
-            <w:r>
-              <w:rPr>
-                <w:rFonts w:ascii="Consolas" w:cs="Consolas" w:eastAsia="맑은 고딕" w:hAnsi="Consolas"/>
-                <w:b w:val="false"/>
-                <w:bCs w:val="false"/>
-                <w:i w:val="false"/>
-                <w:iCs w:val="false"/>
-                <w:color w:val="24292F"/>
-                <w:sz w:val="17"/>
-                <w:szCs w:val="17"/>
-              </w:rPr>
-              <w:t xml:space="preserve">, </w:t>
-            </w:r>
-            <w:r>
-              <w:rPr>
-                <w:rFonts w:ascii="Consolas" w:cs="Consolas" w:eastAsia="맑은 고딕" w:hAnsi="Consolas"/>
-                <w:b w:val="false"/>
-                <w:bCs w:val="false"/>
-                <w:i w:val="false"/>
-                <w:iCs w:val="false"/>
-                <w:color w:val="098658"/>
-                <w:sz w:val="17"/>
-                <w:szCs w:val="17"/>
-              </w:rPr>
-              <w:t xml:space="preserve">14</w:t>
-            </w:r>
-            <w:r>
-              <w:rPr>
-                <w:rFonts w:ascii="Consolas" w:cs="Consolas" w:eastAsia="맑은 고딕" w:hAnsi="Consolas"/>
-                <w:b w:val="false"/>
-                <w:bCs w:val="false"/>
-                <w:i w:val="false"/>
-                <w:iCs w:val="false"/>
-                <w:color w:val="24292F"/>
-                <w:sz w:val="17"/>
-                <w:szCs w:val="17"/>
-              </w:rPr>
-              <w:t xml:space="preserve">, </w:t>
-            </w:r>
-            <w:r>
-              <w:rPr>
-                <w:rFonts w:ascii="Consolas" w:cs="Consolas" w:eastAsia="맑은 고딕" w:hAnsi="Consolas"/>
-                <w:b w:val="false"/>
-                <w:bCs w:val="false"/>
-                <w:i w:val="false"/>
-                <w:iCs w:val="false"/>
-                <w:color w:val="098658"/>
-                <w:sz w:val="17"/>
-                <w:szCs w:val="17"/>
-              </w:rPr>
-              <w:t xml:space="preserve">18</w:t>
-            </w:r>
-            <w:r>
-              <w:rPr>
-                <w:rFonts w:ascii="Consolas" w:cs="Consolas" w:eastAsia="맑은 고딕" w:hAnsi="Consolas"/>
-                <w:b w:val="false"/>
-                <w:bCs w:val="false"/>
-                <w:i w:val="false"/>
-                <w:iCs w:val="false"/>
-                <w:color w:val="24292F"/>
-                <w:sz w:val="17"/>
-                <w:szCs w:val="17"/>
-              </w:rPr>
-              <w:t xml:space="preserve">, </w:t>
-            </w:r>
-            <w:r>
-              <w:rPr>
-                <w:rFonts w:ascii="Consolas" w:cs="Consolas" w:eastAsia="맑은 고딕" w:hAnsi="Consolas"/>
-                <w:b w:val="false"/>
-                <w:bCs w:val="false"/>
-                <w:i w:val="false"/>
-                <w:iCs w:val="false"/>
-                <w:color w:val="098658"/>
-                <w:sz w:val="17"/>
-                <w:szCs w:val="17"/>
-              </w:rPr>
-              <w:t xml:space="preserve">21</w:t>
-            </w:r>
-            <w:r>
-              <w:rPr>
-                <w:rFonts w:ascii="Consolas" w:cs="Consolas" w:eastAsia="맑은 고딕" w:hAnsi="Consolas"/>
-                <w:b w:val="false"/>
-                <w:bCs w:val="false"/>
-                <w:i w:val="false"/>
-                <w:iCs w:val="false"/>
-                <w:color w:val="24292F"/>
-                <w:sz w:val="17"/>
-                <w:szCs w:val="17"/>
-              </w:rPr>
-              <w:t xml:space="preserve">],</w:t>
+                <w:i/>
+                <w:iCs/>
+                <w:color w:val="6A9955"/>
+                <w:sz w:val="17"/>
+                <w:szCs w:val="17"/>
+              </w:rPr>
+              <w:t xml:space="preserve"># 도시 이름: 1 ~ 6월 기온 / x 축용 월 이름</w:t>
             </w:r>
           </w:p>
           <w:p>
@@ -7992,7 +7615,20 @@
                 <w:sz w:val="17"/>
                 <w:szCs w:val="17"/>
               </w:rPr>
-              <w:t xml:space="preserve">          </w:t>
+              <w:t xml:space="preserve">cities</w:t>
+            </w:r>
+            <w:r>
+              <w:rPr>
+                <w:rFonts w:ascii="Consolas" w:cs="Consolas" w:eastAsia="맑은 고딕" w:hAnsi="Consolas"/>
+                <w:b w:val="false"/>
+                <w:bCs w:val="false"/>
+                <w:i w:val="false"/>
+                <w:iCs w:val="false"/>
+                <w:color w:val="24292F"/>
+                <w:sz w:val="17"/>
+                <w:szCs w:val="17"/>
+              </w:rPr>
+              <w:t xml:space="preserve"> = {</w:t>
             </w:r>
             <w:r>
               <w:rPr>
@@ -8005,7 +7641,189 @@
                 <w:sz w:val="17"/>
                 <w:szCs w:val="17"/>
               </w:rPr>
-              <w:t xml:space="preserve">"대구"</w:t>
+              <w:t xml:space="preserve">"서울"</w:t>
+            </w:r>
+            <w:r>
+              <w:rPr>
+                <w:rFonts w:ascii="Consolas" w:cs="Consolas" w:eastAsia="맑은 고딕" w:hAnsi="Consolas"/>
+                <w:b w:val="false"/>
+                <w:bCs w:val="false"/>
+                <w:i w:val="false"/>
+                <w:iCs w:val="false"/>
+                <w:color w:val="24292F"/>
+                <w:sz w:val="17"/>
+                <w:szCs w:val="17"/>
+              </w:rPr>
+              <w:t xml:space="preserve">: [-</w:t>
+            </w:r>
+            <w:r>
+              <w:rPr>
+                <w:rFonts w:ascii="Consolas" w:cs="Consolas" w:eastAsia="맑은 고딕" w:hAnsi="Consolas"/>
+                <w:b w:val="false"/>
+                <w:bCs w:val="false"/>
+                <w:i w:val="false"/>
+                <w:iCs w:val="false"/>
+                <w:color w:val="098658"/>
+                <w:sz w:val="17"/>
+                <w:szCs w:val="17"/>
+              </w:rPr>
+              <w:t xml:space="preserve">2</w:t>
+            </w:r>
+            <w:r>
+              <w:rPr>
+                <w:rFonts w:ascii="Consolas" w:cs="Consolas" w:eastAsia="맑은 고딕" w:hAnsi="Consolas"/>
+                <w:b w:val="false"/>
+                <w:bCs w:val="false"/>
+                <w:i w:val="false"/>
+                <w:iCs w:val="false"/>
+                <w:color w:val="24292F"/>
+                <w:sz w:val="17"/>
+                <w:szCs w:val="17"/>
+              </w:rPr>
+              <w:t xml:space="preserve">, </w:t>
+            </w:r>
+            <w:r>
+              <w:rPr>
+                <w:rFonts w:ascii="Consolas" w:cs="Consolas" w:eastAsia="맑은 고딕" w:hAnsi="Consolas"/>
+                <w:b w:val="false"/>
+                <w:bCs w:val="false"/>
+                <w:i w:val="false"/>
+                <w:iCs w:val="false"/>
+                <w:color w:val="098658"/>
+                <w:sz w:val="17"/>
+                <w:szCs w:val="17"/>
+              </w:rPr>
+              <w:t xml:space="preserve">1</w:t>
+            </w:r>
+            <w:r>
+              <w:rPr>
+                <w:rFonts w:ascii="Consolas" w:cs="Consolas" w:eastAsia="맑은 고딕" w:hAnsi="Consolas"/>
+                <w:b w:val="false"/>
+                <w:bCs w:val="false"/>
+                <w:i w:val="false"/>
+                <w:iCs w:val="false"/>
+                <w:color w:val="24292F"/>
+                <w:sz w:val="17"/>
+                <w:szCs w:val="17"/>
+              </w:rPr>
+              <w:t xml:space="preserve">, </w:t>
+            </w:r>
+            <w:r>
+              <w:rPr>
+                <w:rFonts w:ascii="Consolas" w:cs="Consolas" w:eastAsia="맑은 고딕" w:hAnsi="Consolas"/>
+                <w:b w:val="false"/>
+                <w:bCs w:val="false"/>
+                <w:i w:val="false"/>
+                <w:iCs w:val="false"/>
+                <w:color w:val="098658"/>
+                <w:sz w:val="17"/>
+                <w:szCs w:val="17"/>
+              </w:rPr>
+              <w:t xml:space="preserve">6</w:t>
+            </w:r>
+            <w:r>
+              <w:rPr>
+                <w:rFonts w:ascii="Consolas" w:cs="Consolas" w:eastAsia="맑은 고딕" w:hAnsi="Consolas"/>
+                <w:b w:val="false"/>
+                <w:bCs w:val="false"/>
+                <w:i w:val="false"/>
+                <w:iCs w:val="false"/>
+                <w:color w:val="24292F"/>
+                <w:sz w:val="17"/>
+                <w:szCs w:val="17"/>
+              </w:rPr>
+              <w:t xml:space="preserve">, </w:t>
+            </w:r>
+            <w:r>
+              <w:rPr>
+                <w:rFonts w:ascii="Consolas" w:cs="Consolas" w:eastAsia="맑은 고딕" w:hAnsi="Consolas"/>
+                <w:b w:val="false"/>
+                <w:bCs w:val="false"/>
+                <w:i w:val="false"/>
+                <w:iCs w:val="false"/>
+                <w:color w:val="098658"/>
+                <w:sz w:val="17"/>
+                <w:szCs w:val="17"/>
+              </w:rPr>
+              <w:t xml:space="preserve">13</w:t>
+            </w:r>
+            <w:r>
+              <w:rPr>
+                <w:rFonts w:ascii="Consolas" w:cs="Consolas" w:eastAsia="맑은 고딕" w:hAnsi="Consolas"/>
+                <w:b w:val="false"/>
+                <w:bCs w:val="false"/>
+                <w:i w:val="false"/>
+                <w:iCs w:val="false"/>
+                <w:color w:val="24292F"/>
+                <w:sz w:val="17"/>
+                <w:szCs w:val="17"/>
+              </w:rPr>
+              <w:t xml:space="preserve">, </w:t>
+            </w:r>
+            <w:r>
+              <w:rPr>
+                <w:rFonts w:ascii="Consolas" w:cs="Consolas" w:eastAsia="맑은 고딕" w:hAnsi="Consolas"/>
+                <w:b w:val="false"/>
+                <w:bCs w:val="false"/>
+                <w:i w:val="false"/>
+                <w:iCs w:val="false"/>
+                <w:color w:val="098658"/>
+                <w:sz w:val="17"/>
+                <w:szCs w:val="17"/>
+              </w:rPr>
+              <w:t xml:space="preserve">19</w:t>
+            </w:r>
+            <w:r>
+              <w:rPr>
+                <w:rFonts w:ascii="Consolas" w:cs="Consolas" w:eastAsia="맑은 고딕" w:hAnsi="Consolas"/>
+                <w:b w:val="false"/>
+                <w:bCs w:val="false"/>
+                <w:i w:val="false"/>
+                <w:iCs w:val="false"/>
+                <w:color w:val="24292F"/>
+                <w:sz w:val="17"/>
+                <w:szCs w:val="17"/>
+              </w:rPr>
+              <w:t xml:space="preserve">, </w:t>
+            </w:r>
+            <w:r>
+              <w:rPr>
+                <w:rFonts w:ascii="Consolas" w:cs="Consolas" w:eastAsia="맑은 고딕" w:hAnsi="Consolas"/>
+                <w:b w:val="false"/>
+                <w:bCs w:val="false"/>
+                <w:i w:val="false"/>
+                <w:iCs w:val="false"/>
+                <w:color w:val="098658"/>
+                <w:sz w:val="17"/>
+                <w:szCs w:val="17"/>
+              </w:rPr>
+              <w:t xml:space="preserve">23</w:t>
+            </w:r>
+            <w:r>
+              <w:rPr>
+                <w:rFonts w:ascii="Consolas" w:cs="Consolas" w:eastAsia="맑은 고딕" w:hAnsi="Consolas"/>
+                <w:b w:val="false"/>
+                <w:bCs w:val="false"/>
+                <w:i w:val="false"/>
+                <w:iCs w:val="false"/>
+                <w:color w:val="24292F"/>
+                <w:sz w:val="17"/>
+                <w:szCs w:val="17"/>
+              </w:rPr>
+              <w:t xml:space="preserve">], </w:t>
+            </w:r>
+            <w:r>
+              <w:rPr>
+                <w:rFonts w:ascii="Consolas" w:cs="Consolas" w:eastAsia="맑은 고딕" w:hAnsi="Consolas"/>
+                <w:b w:val="false"/>
+                <w:bCs w:val="false"/>
+                <w:i w:val="false"/>
+                <w:iCs w:val="false"/>
+                <w:color w:val="A31515"/>
+                <w:sz w:val="17"/>
+                <w:szCs w:val="17"/>
+              </w:rPr>
+              <w:t xml:space="preserve">"부산"</w:t>
             </w:r>
             <w:r>
               <w:rPr>
@@ -8031,7 +7849,7 @@
                 <w:sz w:val="17"/>
                 <w:szCs w:val="17"/>
               </w:rPr>
-              <w:t xml:space="preserve">0</w:t>
+              <w:t xml:space="preserve">3</w:t>
             </w:r>
             <w:r>
               <w:rPr>
@@ -8057,7 +7875,7 @@
                 <w:sz w:val="17"/>
                 <w:szCs w:val="17"/>
               </w:rPr>
-              <w:t xml:space="preserve">3</w:t>
+              <w:t xml:space="preserve">5</w:t>
             </w:r>
             <w:r>
               <w:rPr>
@@ -8083,7 +7901,7 @@
                 <w:sz w:val="17"/>
                 <w:szCs w:val="17"/>
               </w:rPr>
-              <w:t xml:space="preserve">8</w:t>
+              <w:t xml:space="preserve">9</w:t>
             </w:r>
             <w:r>
               <w:rPr>
@@ -8109,7 +7927,7 @@
                 <w:sz w:val="17"/>
                 <w:szCs w:val="17"/>
               </w:rPr>
-              <w:t xml:space="preserve">15</w:t>
+              <w:t xml:space="preserve">14</w:t>
             </w:r>
             <w:r>
               <w:rPr>
@@ -8135,7 +7953,7 @@
                 <w:sz w:val="17"/>
                 <w:szCs w:val="17"/>
               </w:rPr>
-              <w:t xml:space="preserve">20</w:t>
+              <w:t xml:space="preserve">18</w:t>
             </w:r>
             <w:r>
               <w:rPr>
@@ -8161,188 +7979,6 @@
                 <w:sz w:val="17"/>
                 <w:szCs w:val="17"/>
               </w:rPr>
-              <w:t xml:space="preserve">24</w:t>
-            </w:r>
-            <w:r>
-              <w:rPr>
-                <w:rFonts w:ascii="Consolas" w:cs="Consolas" w:eastAsia="맑은 고딕" w:hAnsi="Consolas"/>
-                <w:b w:val="false"/>
-                <w:bCs w:val="false"/>
-                <w:i w:val="false"/>
-                <w:iCs w:val="false"/>
-                <w:color w:val="24292F"/>
-                <w:sz w:val="17"/>
-                <w:szCs w:val="17"/>
-              </w:rPr>
-              <w:t xml:space="preserve">], </w:t>
-            </w:r>
-            <w:r>
-              <w:rPr>
-                <w:rFonts w:ascii="Consolas" w:cs="Consolas" w:eastAsia="맑은 고딕" w:hAnsi="Consolas"/>
-                <w:b w:val="false"/>
-                <w:bCs w:val="false"/>
-                <w:i w:val="false"/>
-                <w:iCs w:val="false"/>
-                <w:color w:val="A31515"/>
-                <w:sz w:val="17"/>
-                <w:szCs w:val="17"/>
-              </w:rPr>
-              <w:t xml:space="preserve">"강릉"</w:t>
-            </w:r>
-            <w:r>
-              <w:rPr>
-                <w:rFonts w:ascii="Consolas" w:cs="Consolas" w:eastAsia="맑은 고딕" w:hAnsi="Consolas"/>
-                <w:b w:val="false"/>
-                <w:bCs w:val="false"/>
-                <w:i w:val="false"/>
-                <w:iCs w:val="false"/>
-                <w:color w:val="24292F"/>
-                <w:sz w:val="17"/>
-                <w:szCs w:val="17"/>
-              </w:rPr>
-              <w:t xml:space="preserve">: [</w:t>
-            </w:r>
-            <w:r>
-              <w:rPr>
-                <w:rFonts w:ascii="Consolas" w:cs="Consolas" w:eastAsia="맑은 고딕" w:hAnsi="Consolas"/>
-                <w:b w:val="false"/>
-                <w:bCs w:val="false"/>
-                <w:i w:val="false"/>
-                <w:iCs w:val="false"/>
-                <w:color w:val="098658"/>
-                <w:sz w:val="17"/>
-                <w:szCs w:val="17"/>
-              </w:rPr>
-              <w:t xml:space="preserve">0</w:t>
-            </w:r>
-            <w:r>
-              <w:rPr>
-                <w:rFonts w:ascii="Consolas" w:cs="Consolas" w:eastAsia="맑은 고딕" w:hAnsi="Consolas"/>
-                <w:b w:val="false"/>
-                <w:bCs w:val="false"/>
-                <w:i w:val="false"/>
-                <w:iCs w:val="false"/>
-                <w:color w:val="24292F"/>
-                <w:sz w:val="17"/>
-                <w:szCs w:val="17"/>
-              </w:rPr>
-              <w:t xml:space="preserve">, </w:t>
-            </w:r>
-            <w:r>
-              <w:rPr>
-                <w:rFonts w:ascii="Consolas" w:cs="Consolas" w:eastAsia="맑은 고딕" w:hAnsi="Consolas"/>
-                <w:b w:val="false"/>
-                <w:bCs w:val="false"/>
-                <w:i w:val="false"/>
-                <w:iCs w:val="false"/>
-                <w:color w:val="098658"/>
-                <w:sz w:val="17"/>
-                <w:szCs w:val="17"/>
-              </w:rPr>
-              <w:t xml:space="preserve">2</w:t>
-            </w:r>
-            <w:r>
-              <w:rPr>
-                <w:rFonts w:ascii="Consolas" w:cs="Consolas" w:eastAsia="맑은 고딕" w:hAnsi="Consolas"/>
-                <w:b w:val="false"/>
-                <w:bCs w:val="false"/>
-                <w:i w:val="false"/>
-                <w:iCs w:val="false"/>
-                <w:color w:val="24292F"/>
-                <w:sz w:val="17"/>
-                <w:szCs w:val="17"/>
-              </w:rPr>
-              <w:t xml:space="preserve">, </w:t>
-            </w:r>
-            <w:r>
-              <w:rPr>
-                <w:rFonts w:ascii="Consolas" w:cs="Consolas" w:eastAsia="맑은 고딕" w:hAnsi="Consolas"/>
-                <w:b w:val="false"/>
-                <w:bCs w:val="false"/>
-                <w:i w:val="false"/>
-                <w:iCs w:val="false"/>
-                <w:color w:val="098658"/>
-                <w:sz w:val="17"/>
-                <w:szCs w:val="17"/>
-              </w:rPr>
-              <w:t xml:space="preserve">6</w:t>
-            </w:r>
-            <w:r>
-              <w:rPr>
-                <w:rFonts w:ascii="Consolas" w:cs="Consolas" w:eastAsia="맑은 고딕" w:hAnsi="Consolas"/>
-                <w:b w:val="false"/>
-                <w:bCs w:val="false"/>
-                <w:i w:val="false"/>
-                <w:iCs w:val="false"/>
-                <w:color w:val="24292F"/>
-                <w:sz w:val="17"/>
-                <w:szCs w:val="17"/>
-              </w:rPr>
-              <w:t xml:space="preserve">, </w:t>
-            </w:r>
-            <w:r>
-              <w:rPr>
-                <w:rFonts w:ascii="Consolas" w:cs="Consolas" w:eastAsia="맑은 고딕" w:hAnsi="Consolas"/>
-                <w:b w:val="false"/>
-                <w:bCs w:val="false"/>
-                <w:i w:val="false"/>
-                <w:iCs w:val="false"/>
-                <w:color w:val="098658"/>
-                <w:sz w:val="17"/>
-                <w:szCs w:val="17"/>
-              </w:rPr>
-              <w:t xml:space="preserve">12</w:t>
-            </w:r>
-            <w:r>
-              <w:rPr>
-                <w:rFonts w:ascii="Consolas" w:cs="Consolas" w:eastAsia="맑은 고딕" w:hAnsi="Consolas"/>
-                <w:b w:val="false"/>
-                <w:bCs w:val="false"/>
-                <w:i w:val="false"/>
-                <w:iCs w:val="false"/>
-                <w:color w:val="24292F"/>
-                <w:sz w:val="17"/>
-                <w:szCs w:val="17"/>
-              </w:rPr>
-              <w:t xml:space="preserve">, </w:t>
-            </w:r>
-            <w:r>
-              <w:rPr>
-                <w:rFonts w:ascii="Consolas" w:cs="Consolas" w:eastAsia="맑은 고딕" w:hAnsi="Consolas"/>
-                <w:b w:val="false"/>
-                <w:bCs w:val="false"/>
-                <w:i w:val="false"/>
-                <w:iCs w:val="false"/>
-                <w:color w:val="098658"/>
-                <w:sz w:val="17"/>
-                <w:szCs w:val="17"/>
-              </w:rPr>
-              <w:t xml:space="preserve">17</w:t>
-            </w:r>
-            <w:r>
-              <w:rPr>
-                <w:rFonts w:ascii="Consolas" w:cs="Consolas" w:eastAsia="맑은 고딕" w:hAnsi="Consolas"/>
-                <w:b w:val="false"/>
-                <w:bCs w:val="false"/>
-                <w:i w:val="false"/>
-                <w:iCs w:val="false"/>
-                <w:color w:val="24292F"/>
-                <w:sz w:val="17"/>
-                <w:szCs w:val="17"/>
-              </w:rPr>
-              <w:t xml:space="preserve">, </w:t>
-            </w:r>
-            <w:r>
-              <w:rPr>
-                <w:rFonts w:ascii="Consolas" w:cs="Consolas" w:eastAsia="맑은 고딕" w:hAnsi="Consolas"/>
-                <w:b w:val="false"/>
-                <w:bCs w:val="false"/>
-                <w:i w:val="false"/>
-                <w:iCs w:val="false"/>
-                <w:color w:val="098658"/>
-                <w:sz w:val="17"/>
-                <w:szCs w:val="17"/>
-              </w:rPr>
               <w:t xml:space="preserve">21</w:t>
             </w:r>
             <w:r>
@@ -8356,7 +7992,7 @@
                 <w:sz w:val="17"/>
                 <w:szCs w:val="17"/>
               </w:rPr>
-              <w:t xml:space="preserve">]}</w:t>
+              <w:t xml:space="preserve">],</w:t>
             </w:r>
           </w:p>
           <w:p>
@@ -8383,33 +8019,7 @@
                 <w:sz w:val="17"/>
                 <w:szCs w:val="17"/>
               </w:rPr>
-              <w:t xml:space="preserve">months</w:t>
-            </w:r>
-            <w:r>
-              <w:rPr>
-                <w:rFonts w:ascii="Consolas" w:cs="Consolas" w:eastAsia="맑은 고딕" w:hAnsi="Consolas"/>
-                <w:b w:val="false"/>
-                <w:bCs w:val="false"/>
-                <w:i w:val="false"/>
-                <w:iCs w:val="false"/>
-                <w:color w:val="24292F"/>
-                <w:sz w:val="17"/>
-                <w:szCs w:val="17"/>
-              </w:rPr>
-              <w:t xml:space="preserve"> = [</w:t>
-            </w:r>
-            <w:r>
-              <w:rPr>
-                <w:rFonts w:ascii="Consolas" w:cs="Consolas" w:eastAsia="맑은 고딕" w:hAnsi="Consolas"/>
-                <w:b w:val="false"/>
-                <w:bCs w:val="false"/>
-                <w:i w:val="false"/>
-                <w:iCs w:val="false"/>
-                <w:color w:val="24292F"/>
-                <w:sz w:val="17"/>
-                <w:szCs w:val="17"/>
-              </w:rPr>
-              <w:t xml:space="preserve">f</w:t>
+              <w:t xml:space="preserve">          </w:t>
             </w:r>
             <w:r>
               <w:rPr>
@@ -8422,124 +8032,20 @@
                 <w:sz w:val="17"/>
                 <w:szCs w:val="17"/>
               </w:rPr>
-              <w:t xml:space="preserve">"{m}월"</w:t>
-            </w:r>
-            <w:r>
-              <w:rPr>
-                <w:rFonts w:ascii="Consolas" w:cs="Consolas" w:eastAsia="맑은 고딕" w:hAnsi="Consolas"/>
-                <w:b w:val="false"/>
-                <w:bCs w:val="false"/>
-                <w:i w:val="false"/>
-                <w:iCs w:val="false"/>
-                <w:color w:val="24292F"/>
-                <w:sz w:val="17"/>
-                <w:szCs w:val="17"/>
-              </w:rPr>
-              <w:t xml:space="preserve"> </w:t>
-            </w:r>
-            <w:r>
-              <w:rPr>
-                <w:rFonts w:ascii="Consolas" w:cs="Consolas" w:eastAsia="맑은 고딕" w:hAnsi="Consolas"/>
-                <w:b/>
-                <w:bCs/>
-                <w:i w:val="false"/>
-                <w:iCs w:val="false"/>
-                <w:color w:val="0033B3"/>
-                <w:sz w:val="17"/>
-                <w:szCs w:val="17"/>
-              </w:rPr>
-              <w:t xml:space="preserve">for</w:t>
-            </w:r>
-            <w:r>
-              <w:rPr>
-                <w:rFonts w:ascii="Consolas" w:cs="Consolas" w:eastAsia="맑은 고딕" w:hAnsi="Consolas"/>
-                <w:b w:val="false"/>
-                <w:bCs w:val="false"/>
-                <w:i w:val="false"/>
-                <w:iCs w:val="false"/>
-                <w:color w:val="24292F"/>
-                <w:sz w:val="17"/>
-                <w:szCs w:val="17"/>
-              </w:rPr>
-              <w:t xml:space="preserve"> </w:t>
-            </w:r>
-            <w:r>
-              <w:rPr>
-                <w:rFonts w:ascii="Consolas" w:cs="Consolas" w:eastAsia="맑은 고딕" w:hAnsi="Consolas"/>
-                <w:b w:val="false"/>
-                <w:bCs w:val="false"/>
-                <w:i w:val="false"/>
-                <w:iCs w:val="false"/>
-                <w:color w:val="24292F"/>
-                <w:sz w:val="17"/>
-                <w:szCs w:val="17"/>
-              </w:rPr>
-              <w:t xml:space="preserve">m</w:t>
-            </w:r>
-            <w:r>
-              <w:rPr>
-                <w:rFonts w:ascii="Consolas" w:cs="Consolas" w:eastAsia="맑은 고딕" w:hAnsi="Consolas"/>
-                <w:b w:val="false"/>
-                <w:bCs w:val="false"/>
-                <w:i w:val="false"/>
-                <w:iCs w:val="false"/>
-                <w:color w:val="24292F"/>
-                <w:sz w:val="17"/>
-                <w:szCs w:val="17"/>
-              </w:rPr>
-              <w:t xml:space="preserve"> </w:t>
-            </w:r>
-            <w:r>
-              <w:rPr>
-                <w:rFonts w:ascii="Consolas" w:cs="Consolas" w:eastAsia="맑은 고딕" w:hAnsi="Consolas"/>
-                <w:b/>
-                <w:bCs/>
-                <w:i w:val="false"/>
-                <w:iCs w:val="false"/>
-                <w:color w:val="0033B3"/>
-                <w:sz w:val="17"/>
-                <w:szCs w:val="17"/>
-              </w:rPr>
-              <w:t xml:space="preserve">in</w:t>
-            </w:r>
-            <w:r>
-              <w:rPr>
-                <w:rFonts w:ascii="Consolas" w:cs="Consolas" w:eastAsia="맑은 고딕" w:hAnsi="Consolas"/>
-                <w:b w:val="false"/>
-                <w:bCs w:val="false"/>
-                <w:i w:val="false"/>
-                <w:iCs w:val="false"/>
-                <w:color w:val="24292F"/>
-                <w:sz w:val="17"/>
-                <w:szCs w:val="17"/>
-              </w:rPr>
-              <w:t xml:space="preserve"> </w:t>
-            </w:r>
-            <w:r>
-              <w:rPr>
-                <w:rFonts w:ascii="Consolas" w:cs="Consolas" w:eastAsia="맑은 고딕" w:hAnsi="Consolas"/>
-                <w:b w:val="false"/>
-                <w:bCs w:val="false"/>
-                <w:i w:val="false"/>
-                <w:iCs w:val="false"/>
-                <w:color w:val="795E26"/>
-                <w:sz w:val="17"/>
-                <w:szCs w:val="17"/>
-              </w:rPr>
-              <w:t xml:space="preserve">range</w:t>
-            </w:r>
-            <w:r>
-              <w:rPr>
-                <w:rFonts w:ascii="Consolas" w:cs="Consolas" w:eastAsia="맑은 고딕" w:hAnsi="Consolas"/>
-                <w:b w:val="false"/>
-                <w:bCs w:val="false"/>
-                <w:i w:val="false"/>
-                <w:iCs w:val="false"/>
-                <w:color w:val="24292F"/>
-                <w:sz w:val="17"/>
-                <w:szCs w:val="17"/>
-              </w:rPr>
-              <w:t xml:space="preserve">(</w:t>
+              <w:t xml:space="preserve">"대구"</w:t>
+            </w:r>
+            <w:r>
+              <w:rPr>
+                <w:rFonts w:ascii="Consolas" w:cs="Consolas" w:eastAsia="맑은 고딕" w:hAnsi="Consolas"/>
+                <w:b w:val="false"/>
+                <w:bCs w:val="false"/>
+                <w:i w:val="false"/>
+                <w:iCs w:val="false"/>
+                <w:color w:val="24292F"/>
+                <w:sz w:val="17"/>
+                <w:szCs w:val="17"/>
+              </w:rPr>
+              <w:t xml:space="preserve">: [</w:t>
             </w:r>
             <w:r>
               <w:rPr>
@@ -8552,7 +8058,7 @@
                 <w:sz w:val="17"/>
                 <w:szCs w:val="17"/>
               </w:rPr>
-              <w:t xml:space="preserve">1</w:t>
+              <w:t xml:space="preserve">0</w:t>
             </w:r>
             <w:r>
               <w:rPr>
@@ -8578,20 +8084,306 @@
                 <w:sz w:val="17"/>
                 <w:szCs w:val="17"/>
               </w:rPr>
-              <w:t xml:space="preserve">7</w:t>
-            </w:r>
-            <w:r>
-              <w:rPr>
-                <w:rFonts w:ascii="Consolas" w:cs="Consolas" w:eastAsia="맑은 고딕" w:hAnsi="Consolas"/>
-                <w:b w:val="false"/>
-                <w:bCs w:val="false"/>
-                <w:i w:val="false"/>
-                <w:iCs w:val="false"/>
-                <w:color w:val="24292F"/>
-                <w:sz w:val="17"/>
-                <w:szCs w:val="17"/>
-              </w:rPr>
-              <w:t xml:space="preserve">)]</w:t>
+              <w:t xml:space="preserve">3</w:t>
+            </w:r>
+            <w:r>
+              <w:rPr>
+                <w:rFonts w:ascii="Consolas" w:cs="Consolas" w:eastAsia="맑은 고딕" w:hAnsi="Consolas"/>
+                <w:b w:val="false"/>
+                <w:bCs w:val="false"/>
+                <w:i w:val="false"/>
+                <w:iCs w:val="false"/>
+                <w:color w:val="24292F"/>
+                <w:sz w:val="17"/>
+                <w:szCs w:val="17"/>
+              </w:rPr>
+              <w:t xml:space="preserve">, </w:t>
+            </w:r>
+            <w:r>
+              <w:rPr>
+                <w:rFonts w:ascii="Consolas" w:cs="Consolas" w:eastAsia="맑은 고딕" w:hAnsi="Consolas"/>
+                <w:b w:val="false"/>
+                <w:bCs w:val="false"/>
+                <w:i w:val="false"/>
+                <w:iCs w:val="false"/>
+                <w:color w:val="098658"/>
+                <w:sz w:val="17"/>
+                <w:szCs w:val="17"/>
+              </w:rPr>
+              <w:t xml:space="preserve">8</w:t>
+            </w:r>
+            <w:r>
+              <w:rPr>
+                <w:rFonts w:ascii="Consolas" w:cs="Consolas" w:eastAsia="맑은 고딕" w:hAnsi="Consolas"/>
+                <w:b w:val="false"/>
+                <w:bCs w:val="false"/>
+                <w:i w:val="false"/>
+                <w:iCs w:val="false"/>
+                <w:color w:val="24292F"/>
+                <w:sz w:val="17"/>
+                <w:szCs w:val="17"/>
+              </w:rPr>
+              <w:t xml:space="preserve">, </w:t>
+            </w:r>
+            <w:r>
+              <w:rPr>
+                <w:rFonts w:ascii="Consolas" w:cs="Consolas" w:eastAsia="맑은 고딕" w:hAnsi="Consolas"/>
+                <w:b w:val="false"/>
+                <w:bCs w:val="false"/>
+                <w:i w:val="false"/>
+                <w:iCs w:val="false"/>
+                <w:color w:val="098658"/>
+                <w:sz w:val="17"/>
+                <w:szCs w:val="17"/>
+              </w:rPr>
+              <w:t xml:space="preserve">15</w:t>
+            </w:r>
+            <w:r>
+              <w:rPr>
+                <w:rFonts w:ascii="Consolas" w:cs="Consolas" w:eastAsia="맑은 고딕" w:hAnsi="Consolas"/>
+                <w:b w:val="false"/>
+                <w:bCs w:val="false"/>
+                <w:i w:val="false"/>
+                <w:iCs w:val="false"/>
+                <w:color w:val="24292F"/>
+                <w:sz w:val="17"/>
+                <w:szCs w:val="17"/>
+              </w:rPr>
+              <w:t xml:space="preserve">, </w:t>
+            </w:r>
+            <w:r>
+              <w:rPr>
+                <w:rFonts w:ascii="Consolas" w:cs="Consolas" w:eastAsia="맑은 고딕" w:hAnsi="Consolas"/>
+                <w:b w:val="false"/>
+                <w:bCs w:val="false"/>
+                <w:i w:val="false"/>
+                <w:iCs w:val="false"/>
+                <w:color w:val="098658"/>
+                <w:sz w:val="17"/>
+                <w:szCs w:val="17"/>
+              </w:rPr>
+              <w:t xml:space="preserve">20</w:t>
+            </w:r>
+            <w:r>
+              <w:rPr>
+                <w:rFonts w:ascii="Consolas" w:cs="Consolas" w:eastAsia="맑은 고딕" w:hAnsi="Consolas"/>
+                <w:b w:val="false"/>
+                <w:bCs w:val="false"/>
+                <w:i w:val="false"/>
+                <w:iCs w:val="false"/>
+                <w:color w:val="24292F"/>
+                <w:sz w:val="17"/>
+                <w:szCs w:val="17"/>
+              </w:rPr>
+              <w:t xml:space="preserve">, </w:t>
+            </w:r>
+            <w:r>
+              <w:rPr>
+                <w:rFonts w:ascii="Consolas" w:cs="Consolas" w:eastAsia="맑은 고딕" w:hAnsi="Consolas"/>
+                <w:b w:val="false"/>
+                <w:bCs w:val="false"/>
+                <w:i w:val="false"/>
+                <w:iCs w:val="false"/>
+                <w:color w:val="098658"/>
+                <w:sz w:val="17"/>
+                <w:szCs w:val="17"/>
+              </w:rPr>
+              <w:t xml:space="preserve">24</w:t>
+            </w:r>
+            <w:r>
+              <w:rPr>
+                <w:rFonts w:ascii="Consolas" w:cs="Consolas" w:eastAsia="맑은 고딕" w:hAnsi="Consolas"/>
+                <w:b w:val="false"/>
+                <w:bCs w:val="false"/>
+                <w:i w:val="false"/>
+                <w:iCs w:val="false"/>
+                <w:color w:val="24292F"/>
+                <w:sz w:val="17"/>
+                <w:szCs w:val="17"/>
+              </w:rPr>
+              <w:t xml:space="preserve">], </w:t>
+            </w:r>
+            <w:r>
+              <w:rPr>
+                <w:rFonts w:ascii="Consolas" w:cs="Consolas" w:eastAsia="맑은 고딕" w:hAnsi="Consolas"/>
+                <w:b w:val="false"/>
+                <w:bCs w:val="false"/>
+                <w:i w:val="false"/>
+                <w:iCs w:val="false"/>
+                <w:color w:val="A31515"/>
+                <w:sz w:val="17"/>
+                <w:szCs w:val="17"/>
+              </w:rPr>
+              <w:t xml:space="preserve">"강릉"</w:t>
+            </w:r>
+            <w:r>
+              <w:rPr>
+                <w:rFonts w:ascii="Consolas" w:cs="Consolas" w:eastAsia="맑은 고딕" w:hAnsi="Consolas"/>
+                <w:b w:val="false"/>
+                <w:bCs w:val="false"/>
+                <w:i w:val="false"/>
+                <w:iCs w:val="false"/>
+                <w:color w:val="24292F"/>
+                <w:sz w:val="17"/>
+                <w:szCs w:val="17"/>
+              </w:rPr>
+              <w:t xml:space="preserve">: [</w:t>
+            </w:r>
+            <w:r>
+              <w:rPr>
+                <w:rFonts w:ascii="Consolas" w:cs="Consolas" w:eastAsia="맑은 고딕" w:hAnsi="Consolas"/>
+                <w:b w:val="false"/>
+                <w:bCs w:val="false"/>
+                <w:i w:val="false"/>
+                <w:iCs w:val="false"/>
+                <w:color w:val="098658"/>
+                <w:sz w:val="17"/>
+                <w:szCs w:val="17"/>
+              </w:rPr>
+              <w:t xml:space="preserve">0</w:t>
+            </w:r>
+            <w:r>
+              <w:rPr>
+                <w:rFonts w:ascii="Consolas" w:cs="Consolas" w:eastAsia="맑은 고딕" w:hAnsi="Consolas"/>
+                <w:b w:val="false"/>
+                <w:bCs w:val="false"/>
+                <w:i w:val="false"/>
+                <w:iCs w:val="false"/>
+                <w:color w:val="24292F"/>
+                <w:sz w:val="17"/>
+                <w:szCs w:val="17"/>
+              </w:rPr>
+              <w:t xml:space="preserve">, </w:t>
+            </w:r>
+            <w:r>
+              <w:rPr>
+                <w:rFonts w:ascii="Consolas" w:cs="Consolas" w:eastAsia="맑은 고딕" w:hAnsi="Consolas"/>
+                <w:b w:val="false"/>
+                <w:bCs w:val="false"/>
+                <w:i w:val="false"/>
+                <w:iCs w:val="false"/>
+                <w:color w:val="098658"/>
+                <w:sz w:val="17"/>
+                <w:szCs w:val="17"/>
+              </w:rPr>
+              <w:t xml:space="preserve">2</w:t>
+            </w:r>
+            <w:r>
+              <w:rPr>
+                <w:rFonts w:ascii="Consolas" w:cs="Consolas" w:eastAsia="맑은 고딕" w:hAnsi="Consolas"/>
+                <w:b w:val="false"/>
+                <w:bCs w:val="false"/>
+                <w:i w:val="false"/>
+                <w:iCs w:val="false"/>
+                <w:color w:val="24292F"/>
+                <w:sz w:val="17"/>
+                <w:szCs w:val="17"/>
+              </w:rPr>
+              <w:t xml:space="preserve">, </w:t>
+            </w:r>
+            <w:r>
+              <w:rPr>
+                <w:rFonts w:ascii="Consolas" w:cs="Consolas" w:eastAsia="맑은 고딕" w:hAnsi="Consolas"/>
+                <w:b w:val="false"/>
+                <w:bCs w:val="false"/>
+                <w:i w:val="false"/>
+                <w:iCs w:val="false"/>
+                <w:color w:val="098658"/>
+                <w:sz w:val="17"/>
+                <w:szCs w:val="17"/>
+              </w:rPr>
+              <w:t xml:space="preserve">6</w:t>
+            </w:r>
+            <w:r>
+              <w:rPr>
+                <w:rFonts w:ascii="Consolas" w:cs="Consolas" w:eastAsia="맑은 고딕" w:hAnsi="Consolas"/>
+                <w:b w:val="false"/>
+                <w:bCs w:val="false"/>
+                <w:i w:val="false"/>
+                <w:iCs w:val="false"/>
+                <w:color w:val="24292F"/>
+                <w:sz w:val="17"/>
+                <w:szCs w:val="17"/>
+              </w:rPr>
+              <w:t xml:space="preserve">, </w:t>
+            </w:r>
+            <w:r>
+              <w:rPr>
+                <w:rFonts w:ascii="Consolas" w:cs="Consolas" w:eastAsia="맑은 고딕" w:hAnsi="Consolas"/>
+                <w:b w:val="false"/>
+                <w:bCs w:val="false"/>
+                <w:i w:val="false"/>
+                <w:iCs w:val="false"/>
+                <w:color w:val="098658"/>
+                <w:sz w:val="17"/>
+                <w:szCs w:val="17"/>
+              </w:rPr>
+              <w:t xml:space="preserve">12</w:t>
+            </w:r>
+            <w:r>
+              <w:rPr>
+                <w:rFonts w:ascii="Consolas" w:cs="Consolas" w:eastAsia="맑은 고딕" w:hAnsi="Consolas"/>
+                <w:b w:val="false"/>
+                <w:bCs w:val="false"/>
+                <w:i w:val="false"/>
+                <w:iCs w:val="false"/>
+                <w:color w:val="24292F"/>
+                <w:sz w:val="17"/>
+                <w:szCs w:val="17"/>
+              </w:rPr>
+              <w:t xml:space="preserve">, </w:t>
+            </w:r>
+            <w:r>
+              <w:rPr>
+                <w:rFonts w:ascii="Consolas" w:cs="Consolas" w:eastAsia="맑은 고딕" w:hAnsi="Consolas"/>
+                <w:b w:val="false"/>
+                <w:bCs w:val="false"/>
+                <w:i w:val="false"/>
+                <w:iCs w:val="false"/>
+                <w:color w:val="098658"/>
+                <w:sz w:val="17"/>
+                <w:szCs w:val="17"/>
+              </w:rPr>
+              <w:t xml:space="preserve">17</w:t>
+            </w:r>
+            <w:r>
+              <w:rPr>
+                <w:rFonts w:ascii="Consolas" w:cs="Consolas" w:eastAsia="맑은 고딕" w:hAnsi="Consolas"/>
+                <w:b w:val="false"/>
+                <w:bCs w:val="false"/>
+                <w:i w:val="false"/>
+                <w:iCs w:val="false"/>
+                <w:color w:val="24292F"/>
+                <w:sz w:val="17"/>
+                <w:szCs w:val="17"/>
+              </w:rPr>
+              <w:t xml:space="preserve">, </w:t>
+            </w:r>
+            <w:r>
+              <w:rPr>
+                <w:rFonts w:ascii="Consolas" w:cs="Consolas" w:eastAsia="맑은 고딕" w:hAnsi="Consolas"/>
+                <w:b w:val="false"/>
+                <w:bCs w:val="false"/>
+                <w:i w:val="false"/>
+                <w:iCs w:val="false"/>
+                <w:color w:val="098658"/>
+                <w:sz w:val="17"/>
+                <w:szCs w:val="17"/>
+              </w:rPr>
+              <w:t xml:space="preserve">21</w:t>
+            </w:r>
+            <w:r>
+              <w:rPr>
+                <w:rFonts w:ascii="Consolas" w:cs="Consolas" w:eastAsia="맑은 고딕" w:hAnsi="Consolas"/>
+                <w:b w:val="false"/>
+                <w:bCs w:val="false"/>
+                <w:i w:val="false"/>
+                <w:iCs w:val="false"/>
+                <w:color w:val="24292F"/>
+                <w:sz w:val="17"/>
+                <w:szCs w:val="17"/>
+              </w:rPr>
+              <w:t xml:space="preserve">]}</w:t>
             </w:r>
           </w:p>
           <w:p>
@@ -8610,10 +8402,223 @@
             <w:r>
               <w:rPr>
                 <w:rFonts w:ascii="Consolas" w:cs="Consolas" w:eastAsia="맑은 고딕" w:hAnsi="Consolas"/>
+                <w:b w:val="false"/>
+                <w:bCs w:val="false"/>
+                <w:i w:val="false"/>
+                <w:iCs w:val="false"/>
+                <w:color w:val="24292F"/>
+                <w:sz w:val="17"/>
+                <w:szCs w:val="17"/>
+              </w:rPr>
+              <w:t xml:space="preserve">months</w:t>
+            </w:r>
+            <w:r>
+              <w:rPr>
+                <w:rFonts w:ascii="Consolas" w:cs="Consolas" w:eastAsia="맑은 고딕" w:hAnsi="Consolas"/>
+                <w:b w:val="false"/>
+                <w:bCs w:val="false"/>
+                <w:i w:val="false"/>
+                <w:iCs w:val="false"/>
+                <w:color w:val="24292F"/>
+                <w:sz w:val="17"/>
+                <w:szCs w:val="17"/>
+              </w:rPr>
+              <w:t xml:space="preserve"> = [</w:t>
+            </w:r>
+            <w:r>
+              <w:rPr>
+                <w:rFonts w:ascii="Consolas" w:cs="Consolas" w:eastAsia="맑은 고딕" w:hAnsi="Consolas"/>
+                <w:b w:val="false"/>
+                <w:bCs w:val="false"/>
+                <w:i w:val="false"/>
+                <w:iCs w:val="false"/>
+                <w:color w:val="24292F"/>
+                <w:sz w:val="17"/>
+                <w:szCs w:val="17"/>
+              </w:rPr>
+              <w:t xml:space="preserve">f</w:t>
+            </w:r>
+            <w:r>
+              <w:rPr>
+                <w:rFonts w:ascii="Consolas" w:cs="Consolas" w:eastAsia="맑은 고딕" w:hAnsi="Consolas"/>
+                <w:b w:val="false"/>
+                <w:bCs w:val="false"/>
+                <w:i w:val="false"/>
+                <w:iCs w:val="false"/>
+                <w:color w:val="A31515"/>
+                <w:sz w:val="17"/>
+                <w:szCs w:val="17"/>
+              </w:rPr>
+              <w:t xml:space="preserve">"{m}월"</w:t>
+            </w:r>
+            <w:r>
+              <w:rPr>
+                <w:rFonts w:ascii="Consolas" w:cs="Consolas" w:eastAsia="맑은 고딕" w:hAnsi="Consolas"/>
+                <w:b w:val="false"/>
+                <w:bCs w:val="false"/>
+                <w:i w:val="false"/>
+                <w:iCs w:val="false"/>
+                <w:color w:val="24292F"/>
                 <w:sz w:val="17"/>
                 <w:szCs w:val="17"/>
               </w:rPr>
               <w:t xml:space="preserve"> </w:t>
+            </w:r>
+            <w:r>
+              <w:rPr>
+                <w:rFonts w:ascii="Consolas" w:cs="Consolas" w:eastAsia="맑은 고딕" w:hAnsi="Consolas"/>
+                <w:b/>
+                <w:bCs/>
+                <w:i w:val="false"/>
+                <w:iCs w:val="false"/>
+                <w:color w:val="0033B3"/>
+                <w:sz w:val="17"/>
+                <w:szCs w:val="17"/>
+              </w:rPr>
+              <w:t xml:space="preserve">for</w:t>
+            </w:r>
+            <w:r>
+              <w:rPr>
+                <w:rFonts w:ascii="Consolas" w:cs="Consolas" w:eastAsia="맑은 고딕" w:hAnsi="Consolas"/>
+                <w:b w:val="false"/>
+                <w:bCs w:val="false"/>
+                <w:i w:val="false"/>
+                <w:iCs w:val="false"/>
+                <w:color w:val="24292F"/>
+                <w:sz w:val="17"/>
+                <w:szCs w:val="17"/>
+              </w:rPr>
+              <w:t xml:space="preserve"> </w:t>
+            </w:r>
+            <w:r>
+              <w:rPr>
+                <w:rFonts w:ascii="Consolas" w:cs="Consolas" w:eastAsia="맑은 고딕" w:hAnsi="Consolas"/>
+                <w:b w:val="false"/>
+                <w:bCs w:val="false"/>
+                <w:i w:val="false"/>
+                <w:iCs w:val="false"/>
+                <w:color w:val="24292F"/>
+                <w:sz w:val="17"/>
+                <w:szCs w:val="17"/>
+              </w:rPr>
+              <w:t xml:space="preserve">m</w:t>
+            </w:r>
+            <w:r>
+              <w:rPr>
+                <w:rFonts w:ascii="Consolas" w:cs="Consolas" w:eastAsia="맑은 고딕" w:hAnsi="Consolas"/>
+                <w:b w:val="false"/>
+                <w:bCs w:val="false"/>
+                <w:i w:val="false"/>
+                <w:iCs w:val="false"/>
+                <w:color w:val="24292F"/>
+                <w:sz w:val="17"/>
+                <w:szCs w:val="17"/>
+              </w:rPr>
+              <w:t xml:space="preserve"> </w:t>
+            </w:r>
+            <w:r>
+              <w:rPr>
+                <w:rFonts w:ascii="Consolas" w:cs="Consolas" w:eastAsia="맑은 고딕" w:hAnsi="Consolas"/>
+                <w:b/>
+                <w:bCs/>
+                <w:i w:val="false"/>
+                <w:iCs w:val="false"/>
+                <w:color w:val="0033B3"/>
+                <w:sz w:val="17"/>
+                <w:szCs w:val="17"/>
+              </w:rPr>
+              <w:t xml:space="preserve">in</w:t>
+            </w:r>
+            <w:r>
+              <w:rPr>
+                <w:rFonts w:ascii="Consolas" w:cs="Consolas" w:eastAsia="맑은 고딕" w:hAnsi="Consolas"/>
+                <w:b w:val="false"/>
+                <w:bCs w:val="false"/>
+                <w:i w:val="false"/>
+                <w:iCs w:val="false"/>
+                <w:color w:val="24292F"/>
+                <w:sz w:val="17"/>
+                <w:szCs w:val="17"/>
+              </w:rPr>
+              <w:t xml:space="preserve"> </w:t>
+            </w:r>
+            <w:r>
+              <w:rPr>
+                <w:rFonts w:ascii="Consolas" w:cs="Consolas" w:eastAsia="맑은 고딕" w:hAnsi="Consolas"/>
+                <w:b w:val="false"/>
+                <w:bCs w:val="false"/>
+                <w:i w:val="false"/>
+                <w:iCs w:val="false"/>
+                <w:color w:val="795E26"/>
+                <w:sz w:val="17"/>
+                <w:szCs w:val="17"/>
+              </w:rPr>
+              <w:t xml:space="preserve">range</w:t>
+            </w:r>
+            <w:r>
+              <w:rPr>
+                <w:rFonts w:ascii="Consolas" w:cs="Consolas" w:eastAsia="맑은 고딕" w:hAnsi="Consolas"/>
+                <w:b w:val="false"/>
+                <w:bCs w:val="false"/>
+                <w:i w:val="false"/>
+                <w:iCs w:val="false"/>
+                <w:color w:val="24292F"/>
+                <w:sz w:val="17"/>
+                <w:szCs w:val="17"/>
+              </w:rPr>
+              <w:t xml:space="preserve">(</w:t>
+            </w:r>
+            <w:r>
+              <w:rPr>
+                <w:rFonts w:ascii="Consolas" w:cs="Consolas" w:eastAsia="맑은 고딕" w:hAnsi="Consolas"/>
+                <w:b w:val="false"/>
+                <w:bCs w:val="false"/>
+                <w:i w:val="false"/>
+                <w:iCs w:val="false"/>
+                <w:color w:val="098658"/>
+                <w:sz w:val="17"/>
+                <w:szCs w:val="17"/>
+              </w:rPr>
+              <w:t xml:space="preserve">1</w:t>
+            </w:r>
+            <w:r>
+              <w:rPr>
+                <w:rFonts w:ascii="Consolas" w:cs="Consolas" w:eastAsia="맑은 고딕" w:hAnsi="Consolas"/>
+                <w:b w:val="false"/>
+                <w:bCs w:val="false"/>
+                <w:i w:val="false"/>
+                <w:iCs w:val="false"/>
+                <w:color w:val="24292F"/>
+                <w:sz w:val="17"/>
+                <w:szCs w:val="17"/>
+              </w:rPr>
+              <w:t xml:space="preserve">, </w:t>
+            </w:r>
+            <w:r>
+              <w:rPr>
+                <w:rFonts w:ascii="Consolas" w:cs="Consolas" w:eastAsia="맑은 고딕" w:hAnsi="Consolas"/>
+                <w:b w:val="false"/>
+                <w:bCs w:val="false"/>
+                <w:i w:val="false"/>
+                <w:iCs w:val="false"/>
+                <w:color w:val="098658"/>
+                <w:sz w:val="17"/>
+                <w:szCs w:val="17"/>
+              </w:rPr>
+              <w:t xml:space="preserve">7</w:t>
+            </w:r>
+            <w:r>
+              <w:rPr>
+                <w:rFonts w:ascii="Consolas" w:cs="Consolas" w:eastAsia="맑은 고딕" w:hAnsi="Consolas"/>
+                <w:b w:val="false"/>
+                <w:bCs w:val="false"/>
+                <w:i w:val="false"/>
+                <w:iCs w:val="false"/>
+                <w:color w:val="24292F"/>
+                <w:sz w:val="17"/>
+                <w:szCs w:val="17"/>
+              </w:rPr>
+              <w:t xml:space="preserve">)]</w:t>
             </w:r>
           </w:p>
           <w:p>
@@ -8632,353 +8637,10 @@
             <w:r>
               <w:rPr>
                 <w:rFonts w:ascii="Consolas" w:cs="Consolas" w:eastAsia="맑은 고딕" w:hAnsi="Consolas"/>
-                <w:b w:val="false"/>
-                <w:bCs w:val="false"/>
-                <w:i w:val="false"/>
-                <w:iCs w:val="false"/>
-                <w:color w:val="24292F"/>
-                <w:sz w:val="17"/>
-                <w:szCs w:val="17"/>
-              </w:rPr>
-              <w:t xml:space="preserve">fig</w:t>
-            </w:r>
-            <w:r>
-              <w:rPr>
-                <w:rFonts w:ascii="Consolas" w:cs="Consolas" w:eastAsia="맑은 고딕" w:hAnsi="Consolas"/>
-                <w:b w:val="false"/>
-                <w:bCs w:val="false"/>
-                <w:i w:val="false"/>
-                <w:iCs w:val="false"/>
-                <w:color w:val="24292F"/>
-                <w:sz w:val="17"/>
-                <w:szCs w:val="17"/>
-              </w:rPr>
-              <w:t xml:space="preserve">, </w:t>
-            </w:r>
-            <w:r>
-              <w:rPr>
-                <w:rFonts w:ascii="Consolas" w:cs="Consolas" w:eastAsia="맑은 고딕" w:hAnsi="Consolas"/>
-                <w:b w:val="false"/>
-                <w:bCs w:val="false"/>
-                <w:i w:val="false"/>
-                <w:iCs w:val="false"/>
-                <w:color w:val="24292F"/>
-                <w:sz w:val="17"/>
-                <w:szCs w:val="17"/>
-              </w:rPr>
-              <w:t xml:space="preserve">axes</w:t>
-            </w:r>
-            <w:r>
-              <w:rPr>
-                <w:rFonts w:ascii="Consolas" w:cs="Consolas" w:eastAsia="맑은 고딕" w:hAnsi="Consolas"/>
-                <w:b w:val="false"/>
-                <w:bCs w:val="false"/>
-                <w:i w:val="false"/>
-                <w:iCs w:val="false"/>
-                <w:color w:val="24292F"/>
-                <w:sz w:val="17"/>
-                <w:szCs w:val="17"/>
-              </w:rPr>
-              <w:t xml:space="preserve"> = </w:t>
-            </w:r>
-            <w:r>
-              <w:rPr>
-                <w:rFonts w:ascii="Consolas" w:cs="Consolas" w:eastAsia="맑은 고딕" w:hAnsi="Consolas"/>
-                <w:b w:val="false"/>
-                <w:bCs w:val="false"/>
-                <w:i w:val="false"/>
-                <w:iCs w:val="false"/>
-                <w:color w:val="24292F"/>
-                <w:sz w:val="17"/>
-                <w:szCs w:val="17"/>
-              </w:rPr>
-              <w:t xml:space="preserve">plt</w:t>
-            </w:r>
-            <w:r>
-              <w:rPr>
-                <w:rFonts w:ascii="Consolas" w:cs="Consolas" w:eastAsia="맑은 고딕" w:hAnsi="Consolas"/>
-                <w:b w:val="false"/>
-                <w:bCs w:val="false"/>
-                <w:i w:val="false"/>
-                <w:iCs w:val="false"/>
-                <w:color w:val="24292F"/>
-                <w:sz w:val="17"/>
-                <w:szCs w:val="17"/>
-              </w:rPr>
-              <w:t xml:space="preserve">.</w:t>
-            </w:r>
-            <w:r>
-              <w:rPr>
-                <w:rFonts w:ascii="Consolas" w:cs="Consolas" w:eastAsia="맑은 고딕" w:hAnsi="Consolas"/>
-                <w:b w:val="false"/>
-                <w:bCs w:val="false"/>
-                <w:i w:val="false"/>
-                <w:iCs w:val="false"/>
-                <w:color w:val="24292F"/>
-                <w:sz w:val="17"/>
-                <w:szCs w:val="17"/>
-              </w:rPr>
-              <w:t xml:space="preserve">subplots</w:t>
-            </w:r>
-            <w:r>
-              <w:rPr>
-                <w:rFonts w:ascii="Consolas" w:cs="Consolas" w:eastAsia="맑은 고딕" w:hAnsi="Consolas"/>
-                <w:b w:val="false"/>
-                <w:bCs w:val="false"/>
-                <w:i w:val="false"/>
-                <w:iCs w:val="false"/>
-                <w:color w:val="24292F"/>
-                <w:sz w:val="17"/>
-                <w:szCs w:val="17"/>
-              </w:rPr>
-              <w:t xml:space="preserve">(</w:t>
-            </w:r>
-            <w:r>
-              <w:rPr>
-                <w:rFonts w:ascii="Consolas" w:cs="Consolas" w:eastAsia="맑은 고딕" w:hAnsi="Consolas"/>
-                <w:b w:val="false"/>
-                <w:bCs w:val="false"/>
-                <w:i w:val="false"/>
-                <w:iCs w:val="false"/>
-                <w:color w:val="098658"/>
-                <w:sz w:val="17"/>
-                <w:szCs w:val="17"/>
-              </w:rPr>
-              <w:t xml:space="preserve">2</w:t>
-            </w:r>
-            <w:r>
-              <w:rPr>
-                <w:rFonts w:ascii="Consolas" w:cs="Consolas" w:eastAsia="맑은 고딕" w:hAnsi="Consolas"/>
-                <w:b w:val="false"/>
-                <w:bCs w:val="false"/>
-                <w:i w:val="false"/>
-                <w:iCs w:val="false"/>
-                <w:color w:val="24292F"/>
-                <w:sz w:val="17"/>
-                <w:szCs w:val="17"/>
-              </w:rPr>
-              <w:t xml:space="preserve">, </w:t>
-            </w:r>
-            <w:r>
-              <w:rPr>
-                <w:rFonts w:ascii="Consolas" w:cs="Consolas" w:eastAsia="맑은 고딕" w:hAnsi="Consolas"/>
-                <w:b w:val="false"/>
-                <w:bCs w:val="false"/>
-                <w:i w:val="false"/>
-                <w:iCs w:val="false"/>
-                <w:color w:val="098658"/>
-                <w:sz w:val="17"/>
-                <w:szCs w:val="17"/>
-              </w:rPr>
-              <w:t xml:space="preserve">2</w:t>
-            </w:r>
-            <w:r>
-              <w:rPr>
-                <w:rFonts w:ascii="Consolas" w:cs="Consolas" w:eastAsia="맑은 고딕" w:hAnsi="Consolas"/>
-                <w:b w:val="false"/>
-                <w:bCs w:val="false"/>
-                <w:i w:val="false"/>
-                <w:iCs w:val="false"/>
-                <w:color w:val="24292F"/>
-                <w:sz w:val="17"/>
-                <w:szCs w:val="17"/>
-              </w:rPr>
-              <w:t xml:space="preserve">, </w:t>
-            </w:r>
-            <w:r>
-              <w:rPr>
-                <w:rFonts w:ascii="Consolas" w:cs="Consolas" w:eastAsia="맑은 고딕" w:hAnsi="Consolas"/>
-                <w:b w:val="false"/>
-                <w:bCs w:val="false"/>
-                <w:i w:val="false"/>
-                <w:iCs w:val="false"/>
-                <w:color w:val="24292F"/>
-                <w:sz w:val="17"/>
-                <w:szCs w:val="17"/>
-              </w:rPr>
-              <w:t xml:space="preserve">figsize</w:t>
-            </w:r>
-            <w:r>
-              <w:rPr>
-                <w:rFonts w:ascii="Consolas" w:cs="Consolas" w:eastAsia="맑은 고딕" w:hAnsi="Consolas"/>
-                <w:b w:val="false"/>
-                <w:bCs w:val="false"/>
-                <w:i w:val="false"/>
-                <w:iCs w:val="false"/>
-                <w:color w:val="24292F"/>
-                <w:sz w:val="17"/>
-                <w:szCs w:val="17"/>
-              </w:rPr>
-              <w:t xml:space="preserve">=(</w:t>
-            </w:r>
-            <w:r>
-              <w:rPr>
-                <w:rFonts w:ascii="Consolas" w:cs="Consolas" w:eastAsia="맑은 고딕" w:hAnsi="Consolas"/>
-                <w:b w:val="false"/>
-                <w:bCs w:val="false"/>
-                <w:i w:val="false"/>
-                <w:iCs w:val="false"/>
-                <w:color w:val="098658"/>
-                <w:sz w:val="17"/>
-                <w:szCs w:val="17"/>
-              </w:rPr>
-              <w:t xml:space="preserve">10</w:t>
-            </w:r>
-            <w:r>
-              <w:rPr>
-                <w:rFonts w:ascii="Consolas" w:cs="Consolas" w:eastAsia="맑은 고딕" w:hAnsi="Consolas"/>
-                <w:b w:val="false"/>
-                <w:bCs w:val="false"/>
-                <w:i w:val="false"/>
-                <w:iCs w:val="false"/>
-                <w:color w:val="24292F"/>
-                <w:sz w:val="17"/>
-                <w:szCs w:val="17"/>
-              </w:rPr>
-              <w:t xml:space="preserve">, </w:t>
-            </w:r>
-            <w:r>
-              <w:rPr>
-                <w:rFonts w:ascii="Consolas" w:cs="Consolas" w:eastAsia="맑은 고딕" w:hAnsi="Consolas"/>
-                <w:b w:val="false"/>
-                <w:bCs w:val="false"/>
-                <w:i w:val="false"/>
-                <w:iCs w:val="false"/>
-                <w:color w:val="098658"/>
-                <w:sz w:val="17"/>
-                <w:szCs w:val="17"/>
-              </w:rPr>
-              <w:t xml:space="preserve">6</w:t>
-            </w:r>
-            <w:r>
-              <w:rPr>
-                <w:rFonts w:ascii="Consolas" w:cs="Consolas" w:eastAsia="맑은 고딕" w:hAnsi="Consolas"/>
-                <w:b w:val="false"/>
-                <w:bCs w:val="false"/>
-                <w:i w:val="false"/>
-                <w:iCs w:val="false"/>
-                <w:color w:val="24292F"/>
-                <w:sz w:val="17"/>
-                <w:szCs w:val="17"/>
-              </w:rPr>
-              <w:t xml:space="preserve">), </w:t>
-            </w:r>
-            <w:r>
-              <w:rPr>
-                <w:rFonts w:ascii="Consolas" w:cs="Consolas" w:eastAsia="맑은 고딕" w:hAnsi="Consolas"/>
-                <w:b w:val="false"/>
-                <w:bCs w:val="false"/>
-                <w:i w:val="false"/>
-                <w:iCs w:val="false"/>
-                <w:color w:val="24292F"/>
-                <w:sz w:val="17"/>
-                <w:szCs w:val="17"/>
-              </w:rPr>
-              <w:t xml:space="preserve">sharex</w:t>
-            </w:r>
-            <w:r>
-              <w:rPr>
-                <w:rFonts w:ascii="Consolas" w:cs="Consolas" w:eastAsia="맑은 고딕" w:hAnsi="Consolas"/>
-                <w:b w:val="false"/>
-                <w:bCs w:val="false"/>
-                <w:i w:val="false"/>
-                <w:iCs w:val="false"/>
-                <w:color w:val="24292F"/>
-                <w:sz w:val="17"/>
-                <w:szCs w:val="17"/>
-              </w:rPr>
-              <w:t xml:space="preserve">=</w:t>
-            </w:r>
-            <w:r>
-              <w:rPr>
-                <w:rFonts w:ascii="Consolas" w:cs="Consolas" w:eastAsia="맑은 고딕" w:hAnsi="Consolas"/>
-                <w:b/>
-                <w:bCs/>
-                <w:i w:val="false"/>
-                <w:iCs w:val="false"/>
-                <w:color w:val="0033B3"/>
-                <w:sz w:val="17"/>
-                <w:szCs w:val="17"/>
-              </w:rPr>
-              <w:t xml:space="preserve">True</w:t>
-            </w:r>
-            <w:r>
-              <w:rPr>
-                <w:rFonts w:ascii="Consolas" w:cs="Consolas" w:eastAsia="맑은 고딕" w:hAnsi="Consolas"/>
-                <w:b w:val="false"/>
-                <w:bCs w:val="false"/>
-                <w:i w:val="false"/>
-                <w:iCs w:val="false"/>
-                <w:color w:val="24292F"/>
-                <w:sz w:val="17"/>
-                <w:szCs w:val="17"/>
-              </w:rPr>
-              <w:t xml:space="preserve">, </w:t>
-            </w:r>
-            <w:r>
-              <w:rPr>
-                <w:rFonts w:ascii="Consolas" w:cs="Consolas" w:eastAsia="맑은 고딕" w:hAnsi="Consolas"/>
-                <w:b w:val="false"/>
-                <w:bCs w:val="false"/>
-                <w:i w:val="false"/>
-                <w:iCs w:val="false"/>
-                <w:color w:val="24292F"/>
-                <w:sz w:val="17"/>
-                <w:szCs w:val="17"/>
-              </w:rPr>
-              <w:t xml:space="preserve">sharey</w:t>
-            </w:r>
-            <w:r>
-              <w:rPr>
-                <w:rFonts w:ascii="Consolas" w:cs="Consolas" w:eastAsia="맑은 고딕" w:hAnsi="Consolas"/>
-                <w:b w:val="false"/>
-                <w:bCs w:val="false"/>
-                <w:i w:val="false"/>
-                <w:iCs w:val="false"/>
-                <w:color w:val="24292F"/>
-                <w:sz w:val="17"/>
-                <w:szCs w:val="17"/>
-              </w:rPr>
-              <w:t xml:space="preserve">=</w:t>
-            </w:r>
-            <w:r>
-              <w:rPr>
-                <w:rFonts w:ascii="Consolas" w:cs="Consolas" w:eastAsia="맑은 고딕" w:hAnsi="Consolas"/>
-                <w:b/>
-                <w:bCs/>
-                <w:i w:val="false"/>
-                <w:iCs w:val="false"/>
-                <w:color w:val="0033B3"/>
-                <w:sz w:val="17"/>
-                <w:szCs w:val="17"/>
-              </w:rPr>
-              <w:t xml:space="preserve">True</w:t>
-            </w:r>
-            <w:r>
-              <w:rPr>
-                <w:rFonts w:ascii="Consolas" w:cs="Consolas" w:eastAsia="맑은 고딕" w:hAnsi="Consolas"/>
-                <w:b w:val="false"/>
-                <w:bCs w:val="false"/>
-                <w:i w:val="false"/>
-                <w:iCs w:val="false"/>
-                <w:color w:val="24292F"/>
-                <w:sz w:val="17"/>
-                <w:szCs w:val="17"/>
-              </w:rPr>
-              <w:t xml:space="preserve">)  </w:t>
-            </w:r>
-            <w:r>
-              <w:rPr>
-                <w:rFonts w:ascii="Consolas" w:cs="Consolas" w:eastAsia="맑은 고딕" w:hAnsi="Consolas"/>
-                <w:b w:val="false"/>
-                <w:bCs w:val="false"/>
-                <w:i/>
-                <w:iCs/>
-                <w:color w:val="6A9955"/>
-                <w:sz w:val="17"/>
-                <w:szCs w:val="17"/>
-              </w:rPr>
-              <w:t xml:space="preserve"># 축 공유</w:t>
+                <w:sz w:val="17"/>
+                <w:szCs w:val="17"/>
+              </w:rPr>
+              <w:t xml:space="preserve"> </w:t>
             </w:r>
           </w:p>
           <w:p>
@@ -8997,6 +8659,266 @@
             <w:r>
               <w:rPr>
                 <w:rFonts w:ascii="Consolas" w:cs="Consolas" w:eastAsia="맑은 고딕" w:hAnsi="Consolas"/>
+                <w:b w:val="false"/>
+                <w:bCs w:val="false"/>
+                <w:i w:val="false"/>
+                <w:iCs w:val="false"/>
+                <w:color w:val="24292F"/>
+                <w:sz w:val="17"/>
+                <w:szCs w:val="17"/>
+              </w:rPr>
+              <w:t xml:space="preserve">fig</w:t>
+            </w:r>
+            <w:r>
+              <w:rPr>
+                <w:rFonts w:ascii="Consolas" w:cs="Consolas" w:eastAsia="맑은 고딕" w:hAnsi="Consolas"/>
+                <w:b w:val="false"/>
+                <w:bCs w:val="false"/>
+                <w:i w:val="false"/>
+                <w:iCs w:val="false"/>
+                <w:color w:val="24292F"/>
+                <w:sz w:val="17"/>
+                <w:szCs w:val="17"/>
+              </w:rPr>
+              <w:t xml:space="preserve">, </w:t>
+            </w:r>
+            <w:r>
+              <w:rPr>
+                <w:rFonts w:ascii="Consolas" w:cs="Consolas" w:eastAsia="맑은 고딕" w:hAnsi="Consolas"/>
+                <w:b w:val="false"/>
+                <w:bCs w:val="false"/>
+                <w:i w:val="false"/>
+                <w:iCs w:val="false"/>
+                <w:color w:val="24292F"/>
+                <w:sz w:val="17"/>
+                <w:szCs w:val="17"/>
+              </w:rPr>
+              <w:t xml:space="preserve">axes</w:t>
+            </w:r>
+            <w:r>
+              <w:rPr>
+                <w:rFonts w:ascii="Consolas" w:cs="Consolas" w:eastAsia="맑은 고딕" w:hAnsi="Consolas"/>
+                <w:b w:val="false"/>
+                <w:bCs w:val="false"/>
+                <w:i w:val="false"/>
+                <w:iCs w:val="false"/>
+                <w:color w:val="24292F"/>
+                <w:sz w:val="17"/>
+                <w:szCs w:val="17"/>
+              </w:rPr>
+              <w:t xml:space="preserve"> = </w:t>
+            </w:r>
+            <w:r>
+              <w:rPr>
+                <w:rFonts w:ascii="Consolas" w:cs="Consolas" w:eastAsia="맑은 고딕" w:hAnsi="Consolas"/>
+                <w:b w:val="false"/>
+                <w:bCs w:val="false"/>
+                <w:i w:val="false"/>
+                <w:iCs w:val="false"/>
+                <w:color w:val="24292F"/>
+                <w:sz w:val="17"/>
+                <w:szCs w:val="17"/>
+              </w:rPr>
+              <w:t xml:space="preserve">plt</w:t>
+            </w:r>
+            <w:r>
+              <w:rPr>
+                <w:rFonts w:ascii="Consolas" w:cs="Consolas" w:eastAsia="맑은 고딕" w:hAnsi="Consolas"/>
+                <w:b w:val="false"/>
+                <w:bCs w:val="false"/>
+                <w:i w:val="false"/>
+                <w:iCs w:val="false"/>
+                <w:color w:val="24292F"/>
+                <w:sz w:val="17"/>
+                <w:szCs w:val="17"/>
+              </w:rPr>
+              <w:t xml:space="preserve">.</w:t>
+            </w:r>
+            <w:r>
+              <w:rPr>
+                <w:rFonts w:ascii="Consolas" w:cs="Consolas" w:eastAsia="맑은 고딕" w:hAnsi="Consolas"/>
+                <w:b w:val="false"/>
+                <w:bCs w:val="false"/>
+                <w:i w:val="false"/>
+                <w:iCs w:val="false"/>
+                <w:color w:val="24292F"/>
+                <w:sz w:val="17"/>
+                <w:szCs w:val="17"/>
+              </w:rPr>
+              <w:t xml:space="preserve">subplots</w:t>
+            </w:r>
+            <w:r>
+              <w:rPr>
+                <w:rFonts w:ascii="Consolas" w:cs="Consolas" w:eastAsia="맑은 고딕" w:hAnsi="Consolas"/>
+                <w:b w:val="false"/>
+                <w:bCs w:val="false"/>
+                <w:i w:val="false"/>
+                <w:iCs w:val="false"/>
+                <w:color w:val="24292F"/>
+                <w:sz w:val="17"/>
+                <w:szCs w:val="17"/>
+              </w:rPr>
+              <w:t xml:space="preserve">(</w:t>
+            </w:r>
+            <w:r>
+              <w:rPr>
+                <w:rFonts w:ascii="Consolas" w:cs="Consolas" w:eastAsia="맑은 고딕" w:hAnsi="Consolas"/>
+                <w:b w:val="false"/>
+                <w:bCs w:val="false"/>
+                <w:i w:val="false"/>
+                <w:iCs w:val="false"/>
+                <w:color w:val="098658"/>
+                <w:sz w:val="17"/>
+                <w:szCs w:val="17"/>
+              </w:rPr>
+              <w:t xml:space="preserve">2</w:t>
+            </w:r>
+            <w:r>
+              <w:rPr>
+                <w:rFonts w:ascii="Consolas" w:cs="Consolas" w:eastAsia="맑은 고딕" w:hAnsi="Consolas"/>
+                <w:b w:val="false"/>
+                <w:bCs w:val="false"/>
+                <w:i w:val="false"/>
+                <w:iCs w:val="false"/>
+                <w:color w:val="24292F"/>
+                <w:sz w:val="17"/>
+                <w:szCs w:val="17"/>
+              </w:rPr>
+              <w:t xml:space="preserve">, </w:t>
+            </w:r>
+            <w:r>
+              <w:rPr>
+                <w:rFonts w:ascii="Consolas" w:cs="Consolas" w:eastAsia="맑은 고딕" w:hAnsi="Consolas"/>
+                <w:b w:val="false"/>
+                <w:bCs w:val="false"/>
+                <w:i w:val="false"/>
+                <w:iCs w:val="false"/>
+                <w:color w:val="098658"/>
+                <w:sz w:val="17"/>
+                <w:szCs w:val="17"/>
+              </w:rPr>
+              <w:t xml:space="preserve">2</w:t>
+            </w:r>
+            <w:r>
+              <w:rPr>
+                <w:rFonts w:ascii="Consolas" w:cs="Consolas" w:eastAsia="맑은 고딕" w:hAnsi="Consolas"/>
+                <w:b w:val="false"/>
+                <w:bCs w:val="false"/>
+                <w:i w:val="false"/>
+                <w:iCs w:val="false"/>
+                <w:color w:val="24292F"/>
+                <w:sz w:val="17"/>
+                <w:szCs w:val="17"/>
+              </w:rPr>
+              <w:t xml:space="preserve">, </w:t>
+            </w:r>
+            <w:r>
+              <w:rPr>
+                <w:rFonts w:ascii="Consolas" w:cs="Consolas" w:eastAsia="맑은 고딕" w:hAnsi="Consolas"/>
+                <w:b w:val="false"/>
+                <w:bCs w:val="false"/>
+                <w:i w:val="false"/>
+                <w:iCs w:val="false"/>
+                <w:color w:val="24292F"/>
+                <w:sz w:val="17"/>
+                <w:szCs w:val="17"/>
+              </w:rPr>
+              <w:t xml:space="preserve">figsize</w:t>
+            </w:r>
+            <w:r>
+              <w:rPr>
+                <w:rFonts w:ascii="Consolas" w:cs="Consolas" w:eastAsia="맑은 고딕" w:hAnsi="Consolas"/>
+                <w:b w:val="false"/>
+                <w:bCs w:val="false"/>
+                <w:i w:val="false"/>
+                <w:iCs w:val="false"/>
+                <w:color w:val="24292F"/>
+                <w:sz w:val="17"/>
+                <w:szCs w:val="17"/>
+              </w:rPr>
+              <w:t xml:space="preserve">=(</w:t>
+            </w:r>
+            <w:r>
+              <w:rPr>
+                <w:rFonts w:ascii="Consolas" w:cs="Consolas" w:eastAsia="맑은 고딕" w:hAnsi="Consolas"/>
+                <w:b w:val="false"/>
+                <w:bCs w:val="false"/>
+                <w:i w:val="false"/>
+                <w:iCs w:val="false"/>
+                <w:color w:val="098658"/>
+                <w:sz w:val="17"/>
+                <w:szCs w:val="17"/>
+              </w:rPr>
+              <w:t xml:space="preserve">10</w:t>
+            </w:r>
+            <w:r>
+              <w:rPr>
+                <w:rFonts w:ascii="Consolas" w:cs="Consolas" w:eastAsia="맑은 고딕" w:hAnsi="Consolas"/>
+                <w:b w:val="false"/>
+                <w:bCs w:val="false"/>
+                <w:i w:val="false"/>
+                <w:iCs w:val="false"/>
+                <w:color w:val="24292F"/>
+                <w:sz w:val="17"/>
+                <w:szCs w:val="17"/>
+              </w:rPr>
+              <w:t xml:space="preserve">, </w:t>
+            </w:r>
+            <w:r>
+              <w:rPr>
+                <w:rFonts w:ascii="Consolas" w:cs="Consolas" w:eastAsia="맑은 고딕" w:hAnsi="Consolas"/>
+                <w:b w:val="false"/>
+                <w:bCs w:val="false"/>
+                <w:i w:val="false"/>
+                <w:iCs w:val="false"/>
+                <w:color w:val="098658"/>
+                <w:sz w:val="17"/>
+                <w:szCs w:val="17"/>
+              </w:rPr>
+              <w:t xml:space="preserve">6</w:t>
+            </w:r>
+            <w:r>
+              <w:rPr>
+                <w:rFonts w:ascii="Consolas" w:cs="Consolas" w:eastAsia="맑은 고딕" w:hAnsi="Consolas"/>
+                <w:b w:val="false"/>
+                <w:bCs w:val="false"/>
+                <w:i w:val="false"/>
+                <w:iCs w:val="false"/>
+                <w:color w:val="24292F"/>
+                <w:sz w:val="17"/>
+                <w:szCs w:val="17"/>
+              </w:rPr>
+              <w:t xml:space="preserve">), </w:t>
+            </w:r>
+            <w:r>
+              <w:rPr>
+                <w:rFonts w:ascii="Consolas" w:cs="Consolas" w:eastAsia="맑은 고딕" w:hAnsi="Consolas"/>
+                <w:b w:val="false"/>
+                <w:bCs w:val="false"/>
+                <w:i w:val="false"/>
+                <w:iCs w:val="false"/>
+                <w:color w:val="24292F"/>
+                <w:sz w:val="17"/>
+                <w:szCs w:val="17"/>
+              </w:rPr>
+              <w:t xml:space="preserve">sharex</w:t>
+            </w:r>
+            <w:r>
+              <w:rPr>
+                <w:rFonts w:ascii="Consolas" w:cs="Consolas" w:eastAsia="맑은 고딕" w:hAnsi="Consolas"/>
+                <w:b w:val="false"/>
+                <w:bCs w:val="false"/>
+                <w:i w:val="false"/>
+                <w:iCs w:val="false"/>
+                <w:color w:val="24292F"/>
+                <w:sz w:val="17"/>
+                <w:szCs w:val="17"/>
+              </w:rPr>
+              <w:t xml:space="preserve">=</w:t>
+            </w:r>
+            <w:r>
+              <w:rPr>
+                <w:rFonts w:ascii="Consolas" w:cs="Consolas" w:eastAsia="맑은 고딕" w:hAnsi="Consolas"/>
                 <w:b/>
                 <w:bCs/>
                 <w:i w:val="false"/>
@@ -9005,59 +8927,7 @@
                 <w:sz w:val="17"/>
                 <w:szCs w:val="17"/>
               </w:rPr>
-              <w:t xml:space="preserve">for</w:t>
-            </w:r>
-            <w:r>
-              <w:rPr>
-                <w:rFonts w:ascii="Consolas" w:cs="Consolas" w:eastAsia="맑은 고딕" w:hAnsi="Consolas"/>
-                <w:b w:val="false"/>
-                <w:bCs w:val="false"/>
-                <w:i w:val="false"/>
-                <w:iCs w:val="false"/>
-                <w:color w:val="24292F"/>
-                <w:sz w:val="17"/>
-                <w:szCs w:val="17"/>
-              </w:rPr>
-              <w:t xml:space="preserve"> </w:t>
-            </w:r>
-            <w:r>
-              <w:rPr>
-                <w:rFonts w:ascii="Consolas" w:cs="Consolas" w:eastAsia="맑은 고딕" w:hAnsi="Consolas"/>
-                <w:b w:val="false"/>
-                <w:bCs w:val="false"/>
-                <w:i w:val="false"/>
-                <w:iCs w:val="false"/>
-                <w:color w:val="24292F"/>
-                <w:sz w:val="17"/>
-                <w:szCs w:val="17"/>
-              </w:rPr>
-              <w:t xml:space="preserve">ax</w:t>
-            </w:r>
-            <w:r>
-              <w:rPr>
-                <w:rFonts w:ascii="Consolas" w:cs="Consolas" w:eastAsia="맑은 고딕" w:hAnsi="Consolas"/>
-                <w:b w:val="false"/>
-                <w:bCs w:val="false"/>
-                <w:i w:val="false"/>
-                <w:iCs w:val="false"/>
-                <w:color w:val="24292F"/>
-                <w:sz w:val="17"/>
-                <w:szCs w:val="17"/>
-              </w:rPr>
-              <w:t xml:space="preserve">, (</w:t>
-            </w:r>
-            <w:r>
-              <w:rPr>
-                <w:rFonts w:ascii="Consolas" w:cs="Consolas" w:eastAsia="맑은 고딕" w:hAnsi="Consolas"/>
-                <w:b w:val="false"/>
-                <w:bCs w:val="false"/>
-                <w:i w:val="false"/>
-                <w:iCs w:val="false"/>
-                <w:color w:val="24292F"/>
-                <w:sz w:val="17"/>
-                <w:szCs w:val="17"/>
-              </w:rPr>
-              <w:t xml:space="preserve">city</w:t>
+              <w:t xml:space="preserve">True</w:t>
             </w:r>
             <w:r>
               <w:rPr>
@@ -9083,20 +8953,20 @@
                 <w:sz w:val="17"/>
                 <w:szCs w:val="17"/>
               </w:rPr>
-              <w:t xml:space="preserve">temps</w:t>
-            </w:r>
-            <w:r>
-              <w:rPr>
-                <w:rFonts w:ascii="Consolas" w:cs="Consolas" w:eastAsia="맑은 고딕" w:hAnsi="Consolas"/>
-                <w:b w:val="false"/>
-                <w:bCs w:val="false"/>
-                <w:i w:val="false"/>
-                <w:iCs w:val="false"/>
-                <w:color w:val="24292F"/>
-                <w:sz w:val="17"/>
-                <w:szCs w:val="17"/>
-              </w:rPr>
-              <w:t xml:space="preserve">) </w:t>
+              <w:t xml:space="preserve">sharey</w:t>
+            </w:r>
+            <w:r>
+              <w:rPr>
+                <w:rFonts w:ascii="Consolas" w:cs="Consolas" w:eastAsia="맑은 고딕" w:hAnsi="Consolas"/>
+                <w:b w:val="false"/>
+                <w:bCs w:val="false"/>
+                <w:i w:val="false"/>
+                <w:iCs w:val="false"/>
+                <w:color w:val="24292F"/>
+                <w:sz w:val="17"/>
+                <w:szCs w:val="17"/>
+              </w:rPr>
+              <w:t xml:space="preserve">=</w:t>
             </w:r>
             <w:r>
               <w:rPr>
@@ -9109,150 +8979,20 @@
                 <w:sz w:val="17"/>
                 <w:szCs w:val="17"/>
               </w:rPr>
-              <w:t xml:space="preserve">in</w:t>
-            </w:r>
-            <w:r>
-              <w:rPr>
-                <w:rFonts w:ascii="Consolas" w:cs="Consolas" w:eastAsia="맑은 고딕" w:hAnsi="Consolas"/>
-                <w:b w:val="false"/>
-                <w:bCs w:val="false"/>
-                <w:i w:val="false"/>
-                <w:iCs w:val="false"/>
-                <w:color w:val="24292F"/>
-                <w:sz w:val="17"/>
-                <w:szCs w:val="17"/>
-              </w:rPr>
-              <w:t xml:space="preserve"> </w:t>
-            </w:r>
-            <w:r>
-              <w:rPr>
-                <w:rFonts w:ascii="Consolas" w:cs="Consolas" w:eastAsia="맑은 고딕" w:hAnsi="Consolas"/>
-                <w:b w:val="false"/>
-                <w:bCs w:val="false"/>
-                <w:i w:val="false"/>
-                <w:iCs w:val="false"/>
-                <w:color w:val="795E26"/>
-                <w:sz w:val="17"/>
-                <w:szCs w:val="17"/>
-              </w:rPr>
-              <w:t xml:space="preserve">zip</w:t>
-            </w:r>
-            <w:r>
-              <w:rPr>
-                <w:rFonts w:ascii="Consolas" w:cs="Consolas" w:eastAsia="맑은 고딕" w:hAnsi="Consolas"/>
-                <w:b w:val="false"/>
-                <w:bCs w:val="false"/>
-                <w:i w:val="false"/>
-                <w:iCs w:val="false"/>
-                <w:color w:val="24292F"/>
-                <w:sz w:val="17"/>
-                <w:szCs w:val="17"/>
-              </w:rPr>
-              <w:t xml:space="preserve">(</w:t>
-            </w:r>
-            <w:r>
-              <w:rPr>
-                <w:rFonts w:ascii="Consolas" w:cs="Consolas" w:eastAsia="맑은 고딕" w:hAnsi="Consolas"/>
-                <w:b w:val="false"/>
-                <w:bCs w:val="false"/>
-                <w:i w:val="false"/>
-                <w:iCs w:val="false"/>
-                <w:color w:val="24292F"/>
-                <w:sz w:val="17"/>
-                <w:szCs w:val="17"/>
-              </w:rPr>
-              <w:t xml:space="preserve">axes</w:t>
-            </w:r>
-            <w:r>
-              <w:rPr>
-                <w:rFonts w:ascii="Consolas" w:cs="Consolas" w:eastAsia="맑은 고딕" w:hAnsi="Consolas"/>
-                <w:b w:val="false"/>
-                <w:bCs w:val="false"/>
-                <w:i w:val="false"/>
-                <w:iCs w:val="false"/>
-                <w:color w:val="24292F"/>
-                <w:sz w:val="17"/>
-                <w:szCs w:val="17"/>
-              </w:rPr>
-              <w:t xml:space="preserve">.</w:t>
-            </w:r>
-            <w:r>
-              <w:rPr>
-                <w:rFonts w:ascii="Consolas" w:cs="Consolas" w:eastAsia="맑은 고딕" w:hAnsi="Consolas"/>
-                <w:b w:val="false"/>
-                <w:bCs w:val="false"/>
-                <w:i w:val="false"/>
-                <w:iCs w:val="false"/>
-                <w:color w:val="24292F"/>
-                <w:sz w:val="17"/>
-                <w:szCs w:val="17"/>
-              </w:rPr>
-              <w:t xml:space="preserve">flat</w:t>
-            </w:r>
-            <w:r>
-              <w:rPr>
-                <w:rFonts w:ascii="Consolas" w:cs="Consolas" w:eastAsia="맑은 고딕" w:hAnsi="Consolas"/>
-                <w:b w:val="false"/>
-                <w:bCs w:val="false"/>
-                <w:i w:val="false"/>
-                <w:iCs w:val="false"/>
-                <w:color w:val="24292F"/>
-                <w:sz w:val="17"/>
-                <w:szCs w:val="17"/>
-              </w:rPr>
-              <w:t xml:space="preserve">, </w:t>
-            </w:r>
-            <w:r>
-              <w:rPr>
-                <w:rFonts w:ascii="Consolas" w:cs="Consolas" w:eastAsia="맑은 고딕" w:hAnsi="Consolas"/>
-                <w:b w:val="false"/>
-                <w:bCs w:val="false"/>
-                <w:i w:val="false"/>
-                <w:iCs w:val="false"/>
-                <w:color w:val="24292F"/>
-                <w:sz w:val="17"/>
-                <w:szCs w:val="17"/>
-              </w:rPr>
-              <w:t xml:space="preserve">cities</w:t>
-            </w:r>
-            <w:r>
-              <w:rPr>
-                <w:rFonts w:ascii="Consolas" w:cs="Consolas" w:eastAsia="맑은 고딕" w:hAnsi="Consolas"/>
-                <w:b w:val="false"/>
-                <w:bCs w:val="false"/>
-                <w:i w:val="false"/>
-                <w:iCs w:val="false"/>
-                <w:color w:val="24292F"/>
-                <w:sz w:val="17"/>
-                <w:szCs w:val="17"/>
-              </w:rPr>
-              <w:t xml:space="preserve">.</w:t>
-            </w:r>
-            <w:r>
-              <w:rPr>
-                <w:rFonts w:ascii="Consolas" w:cs="Consolas" w:eastAsia="맑은 고딕" w:hAnsi="Consolas"/>
-                <w:b w:val="false"/>
-                <w:bCs w:val="false"/>
-                <w:i w:val="false"/>
-                <w:iCs w:val="false"/>
-                <w:color w:val="24292F"/>
-                <w:sz w:val="17"/>
-                <w:szCs w:val="17"/>
-              </w:rPr>
-              <w:t xml:space="preserve">items</w:t>
-            </w:r>
-            <w:r>
-              <w:rPr>
-                <w:rFonts w:ascii="Consolas" w:cs="Consolas" w:eastAsia="맑은 고딕" w:hAnsi="Consolas"/>
-                <w:b w:val="false"/>
-                <w:bCs w:val="false"/>
-                <w:i w:val="false"/>
-                <w:iCs w:val="false"/>
-                <w:color w:val="24292F"/>
-                <w:sz w:val="17"/>
-                <w:szCs w:val="17"/>
-              </w:rPr>
-              <w:t xml:space="preserve">()):                      </w:t>
+              <w:t xml:space="preserve">True</w:t>
+            </w:r>
+            <w:r>
+              <w:rPr>
+                <w:rFonts w:ascii="Consolas" w:cs="Consolas" w:eastAsia="맑은 고딕" w:hAnsi="Consolas"/>
+                <w:b w:val="false"/>
+                <w:bCs w:val="false"/>
+                <w:i w:val="false"/>
+                <w:iCs w:val="false"/>
+                <w:color w:val="24292F"/>
+                <w:sz w:val="17"/>
+                <w:szCs w:val="17"/>
+              </w:rPr>
+              <w:t xml:space="preserve">)  </w:t>
             </w:r>
             <w:r>
               <w:rPr>
@@ -9265,7 +9005,7 @@
                 <w:sz w:val="17"/>
                 <w:szCs w:val="17"/>
               </w:rPr>
-              <w:t xml:space="preserve"># 칸을 하나씩</w:t>
+              <w:t xml:space="preserve"># 축 공유</w:t>
             </w:r>
           </w:p>
           <w:p>
@@ -9284,15 +9024,28 @@
             <w:r>
               <w:rPr>
                 <w:rFonts w:ascii="Consolas" w:cs="Consolas" w:eastAsia="맑은 고딕" w:hAnsi="Consolas"/>
-                <w:b w:val="false"/>
-                <w:bCs w:val="false"/>
-                <w:i w:val="false"/>
-                <w:iCs w:val="false"/>
-                <w:color w:val="24292F"/>
-                <w:sz w:val="17"/>
-                <w:szCs w:val="17"/>
-              </w:rPr>
-              <w:t xml:space="preserve">    </w:t>
+                <w:b/>
+                <w:bCs/>
+                <w:i w:val="false"/>
+                <w:iCs w:val="false"/>
+                <w:color w:val="0033B3"/>
+                <w:sz w:val="17"/>
+                <w:szCs w:val="17"/>
+              </w:rPr>
+              <w:t xml:space="preserve">for</w:t>
+            </w:r>
+            <w:r>
+              <w:rPr>
+                <w:rFonts w:ascii="Consolas" w:cs="Consolas" w:eastAsia="맑은 고딕" w:hAnsi="Consolas"/>
+                <w:b w:val="false"/>
+                <w:bCs w:val="false"/>
+                <w:i w:val="false"/>
+                <w:iCs w:val="false"/>
+                <w:color w:val="24292F"/>
+                <w:sz w:val="17"/>
+                <w:szCs w:val="17"/>
+              </w:rPr>
+              <w:t xml:space="preserve"> </w:t>
             </w:r>
             <w:r>
               <w:rPr>
@@ -9318,6 +9071,136 @@
                 <w:sz w:val="17"/>
                 <w:szCs w:val="17"/>
               </w:rPr>
+              <w:t xml:space="preserve">, (</w:t>
+            </w:r>
+            <w:r>
+              <w:rPr>
+                <w:rFonts w:ascii="Consolas" w:cs="Consolas" w:eastAsia="맑은 고딕" w:hAnsi="Consolas"/>
+                <w:b w:val="false"/>
+                <w:bCs w:val="false"/>
+                <w:i w:val="false"/>
+                <w:iCs w:val="false"/>
+                <w:color w:val="24292F"/>
+                <w:sz w:val="17"/>
+                <w:szCs w:val="17"/>
+              </w:rPr>
+              <w:t xml:space="preserve">city</w:t>
+            </w:r>
+            <w:r>
+              <w:rPr>
+                <w:rFonts w:ascii="Consolas" w:cs="Consolas" w:eastAsia="맑은 고딕" w:hAnsi="Consolas"/>
+                <w:b w:val="false"/>
+                <w:bCs w:val="false"/>
+                <w:i w:val="false"/>
+                <w:iCs w:val="false"/>
+                <w:color w:val="24292F"/>
+                <w:sz w:val="17"/>
+                <w:szCs w:val="17"/>
+              </w:rPr>
+              <w:t xml:space="preserve">, </w:t>
+            </w:r>
+            <w:r>
+              <w:rPr>
+                <w:rFonts w:ascii="Consolas" w:cs="Consolas" w:eastAsia="맑은 고딕" w:hAnsi="Consolas"/>
+                <w:b w:val="false"/>
+                <w:bCs w:val="false"/>
+                <w:i w:val="false"/>
+                <w:iCs w:val="false"/>
+                <w:color w:val="24292F"/>
+                <w:sz w:val="17"/>
+                <w:szCs w:val="17"/>
+              </w:rPr>
+              <w:t xml:space="preserve">temps</w:t>
+            </w:r>
+            <w:r>
+              <w:rPr>
+                <w:rFonts w:ascii="Consolas" w:cs="Consolas" w:eastAsia="맑은 고딕" w:hAnsi="Consolas"/>
+                <w:b w:val="false"/>
+                <w:bCs w:val="false"/>
+                <w:i w:val="false"/>
+                <w:iCs w:val="false"/>
+                <w:color w:val="24292F"/>
+                <w:sz w:val="17"/>
+                <w:szCs w:val="17"/>
+              </w:rPr>
+              <w:t xml:space="preserve">) </w:t>
+            </w:r>
+            <w:r>
+              <w:rPr>
+                <w:rFonts w:ascii="Consolas" w:cs="Consolas" w:eastAsia="맑은 고딕" w:hAnsi="Consolas"/>
+                <w:b/>
+                <w:bCs/>
+                <w:i w:val="false"/>
+                <w:iCs w:val="false"/>
+                <w:color w:val="0033B3"/>
+                <w:sz w:val="17"/>
+                <w:szCs w:val="17"/>
+              </w:rPr>
+              <w:t xml:space="preserve">in</w:t>
+            </w:r>
+            <w:r>
+              <w:rPr>
+                <w:rFonts w:ascii="Consolas" w:cs="Consolas" w:eastAsia="맑은 고딕" w:hAnsi="Consolas"/>
+                <w:b w:val="false"/>
+                <w:bCs w:val="false"/>
+                <w:i w:val="false"/>
+                <w:iCs w:val="false"/>
+                <w:color w:val="24292F"/>
+                <w:sz w:val="17"/>
+                <w:szCs w:val="17"/>
+              </w:rPr>
+              <w:t xml:space="preserve"> </w:t>
+            </w:r>
+            <w:r>
+              <w:rPr>
+                <w:rFonts w:ascii="Consolas" w:cs="Consolas" w:eastAsia="맑은 고딕" w:hAnsi="Consolas"/>
+                <w:b w:val="false"/>
+                <w:bCs w:val="false"/>
+                <w:i w:val="false"/>
+                <w:iCs w:val="false"/>
+                <w:color w:val="795E26"/>
+                <w:sz w:val="17"/>
+                <w:szCs w:val="17"/>
+              </w:rPr>
+              <w:t xml:space="preserve">zip</w:t>
+            </w:r>
+            <w:r>
+              <w:rPr>
+                <w:rFonts w:ascii="Consolas" w:cs="Consolas" w:eastAsia="맑은 고딕" w:hAnsi="Consolas"/>
+                <w:b w:val="false"/>
+                <w:bCs w:val="false"/>
+                <w:i w:val="false"/>
+                <w:iCs w:val="false"/>
+                <w:color w:val="24292F"/>
+                <w:sz w:val="17"/>
+                <w:szCs w:val="17"/>
+              </w:rPr>
+              <w:t xml:space="preserve">(</w:t>
+            </w:r>
+            <w:r>
+              <w:rPr>
+                <w:rFonts w:ascii="Consolas" w:cs="Consolas" w:eastAsia="맑은 고딕" w:hAnsi="Consolas"/>
+                <w:b w:val="false"/>
+                <w:bCs w:val="false"/>
+                <w:i w:val="false"/>
+                <w:iCs w:val="false"/>
+                <w:color w:val="24292F"/>
+                <w:sz w:val="17"/>
+                <w:szCs w:val="17"/>
+              </w:rPr>
+              <w:t xml:space="preserve">axes</w:t>
+            </w:r>
+            <w:r>
+              <w:rPr>
+                <w:rFonts w:ascii="Consolas" w:cs="Consolas" w:eastAsia="맑은 고딕" w:hAnsi="Consolas"/>
+                <w:b w:val="false"/>
+                <w:bCs w:val="false"/>
+                <w:i w:val="false"/>
+                <w:iCs w:val="false"/>
+                <w:color w:val="24292F"/>
+                <w:sz w:val="17"/>
+                <w:szCs w:val="17"/>
+              </w:rPr>
               <w:t xml:space="preserve">.</w:t>
             </w:r>
             <w:r>
@@ -9331,33 +9214,7 @@
                 <w:sz w:val="17"/>
                 <w:szCs w:val="17"/>
               </w:rPr>
-              <w:t xml:space="preserve">plot</w:t>
-            </w:r>
-            <w:r>
-              <w:rPr>
-                <w:rFonts w:ascii="Consolas" w:cs="Consolas" w:eastAsia="맑은 고딕" w:hAnsi="Consolas"/>
-                <w:b w:val="false"/>
-                <w:bCs w:val="false"/>
-                <w:i w:val="false"/>
-                <w:iCs w:val="false"/>
-                <w:color w:val="24292F"/>
-                <w:sz w:val="17"/>
-                <w:szCs w:val="17"/>
-              </w:rPr>
-              <w:t xml:space="preserve">(</w:t>
-            </w:r>
-            <w:r>
-              <w:rPr>
-                <w:rFonts w:ascii="Consolas" w:cs="Consolas" w:eastAsia="맑은 고딕" w:hAnsi="Consolas"/>
-                <w:b w:val="false"/>
-                <w:bCs w:val="false"/>
-                <w:i w:val="false"/>
-                <w:iCs w:val="false"/>
-                <w:color w:val="24292F"/>
-                <w:sz w:val="17"/>
-                <w:szCs w:val="17"/>
-              </w:rPr>
-              <w:t xml:space="preserve">months</w:t>
+              <w:t xml:space="preserve">flat</w:t>
             </w:r>
             <w:r>
               <w:rPr>
@@ -9383,72 +9240,59 @@
                 <w:sz w:val="17"/>
                 <w:szCs w:val="17"/>
               </w:rPr>
-              <w:t xml:space="preserve">temps</w:t>
-            </w:r>
-            <w:r>
-              <w:rPr>
-                <w:rFonts w:ascii="Consolas" w:cs="Consolas" w:eastAsia="맑은 고딕" w:hAnsi="Consolas"/>
-                <w:b w:val="false"/>
-                <w:bCs w:val="false"/>
-                <w:i w:val="false"/>
-                <w:iCs w:val="false"/>
-                <w:color w:val="24292F"/>
-                <w:sz w:val="17"/>
-                <w:szCs w:val="17"/>
-              </w:rPr>
-              <w:t xml:space="preserve">, </w:t>
-            </w:r>
-            <w:r>
-              <w:rPr>
-                <w:rFonts w:ascii="Consolas" w:cs="Consolas" w:eastAsia="맑은 고딕" w:hAnsi="Consolas"/>
-                <w:b w:val="false"/>
-                <w:bCs w:val="false"/>
-                <w:i w:val="false"/>
-                <w:iCs w:val="false"/>
-                <w:color w:val="24292F"/>
-                <w:sz w:val="17"/>
-                <w:szCs w:val="17"/>
-              </w:rPr>
-              <w:t xml:space="preserve">marker</w:t>
-            </w:r>
-            <w:r>
-              <w:rPr>
-                <w:rFonts w:ascii="Consolas" w:cs="Consolas" w:eastAsia="맑은 고딕" w:hAnsi="Consolas"/>
-                <w:b w:val="false"/>
-                <w:bCs w:val="false"/>
-                <w:i w:val="false"/>
-                <w:iCs w:val="false"/>
-                <w:color w:val="24292F"/>
-                <w:sz w:val="17"/>
-                <w:szCs w:val="17"/>
-              </w:rPr>
-              <w:t xml:space="preserve">=</w:t>
-            </w:r>
-            <w:r>
-              <w:rPr>
-                <w:rFonts w:ascii="Consolas" w:cs="Consolas" w:eastAsia="맑은 고딕" w:hAnsi="Consolas"/>
-                <w:b w:val="false"/>
-                <w:bCs w:val="false"/>
-                <w:i w:val="false"/>
-                <w:iCs w:val="false"/>
-                <w:color w:val="A31515"/>
-                <w:sz w:val="17"/>
-                <w:szCs w:val="17"/>
-              </w:rPr>
-              <w:t xml:space="preserve">"o"</w:t>
-            </w:r>
-            <w:r>
-              <w:rPr>
-                <w:rFonts w:ascii="Consolas" w:cs="Consolas" w:eastAsia="맑은 고딕" w:hAnsi="Consolas"/>
-                <w:b w:val="false"/>
-                <w:bCs w:val="false"/>
-                <w:i w:val="false"/>
-                <w:iCs w:val="false"/>
-                <w:color w:val="24292F"/>
-                <w:sz w:val="17"/>
-                <w:szCs w:val="17"/>
-              </w:rPr>
-              <w:t xml:space="preserve">)</w:t>
+              <w:t xml:space="preserve">cities</w:t>
+            </w:r>
+            <w:r>
+              <w:rPr>
+                <w:rFonts w:ascii="Consolas" w:cs="Consolas" w:eastAsia="맑은 고딕" w:hAnsi="Consolas"/>
+                <w:b w:val="false"/>
+                <w:bCs w:val="false"/>
+                <w:i w:val="false"/>
+                <w:iCs w:val="false"/>
+                <w:color w:val="24292F"/>
+                <w:sz w:val="17"/>
+                <w:szCs w:val="17"/>
+              </w:rPr>
+              <w:t xml:space="preserve">.</w:t>
+            </w:r>
+            <w:r>
+              <w:rPr>
+                <w:rFonts w:ascii="Consolas" w:cs="Consolas" w:eastAsia="맑은 고딕" w:hAnsi="Consolas"/>
+                <w:b w:val="false"/>
+                <w:bCs w:val="false"/>
+                <w:i w:val="false"/>
+                <w:iCs w:val="false"/>
+                <w:color w:val="24292F"/>
+                <w:sz w:val="17"/>
+                <w:szCs w:val="17"/>
+              </w:rPr>
+              <w:t xml:space="preserve">items</w:t>
+            </w:r>
+            <w:r>
+              <w:rPr>
+                <w:rFonts w:ascii="Consolas" w:cs="Consolas" w:eastAsia="맑은 고딕" w:hAnsi="Consolas"/>
+                <w:b w:val="false"/>
+                <w:bCs w:val="false"/>
+                <w:i w:val="false"/>
+                <w:iCs w:val="false"/>
+                <w:color w:val="24292F"/>
+                <w:sz w:val="17"/>
+                <w:szCs w:val="17"/>
+              </w:rPr>
+              <w:t xml:space="preserve">()):                      </w:t>
+            </w:r>
+            <w:r>
+              <w:rPr>
+                <w:rFonts w:ascii="Consolas" w:cs="Consolas" w:eastAsia="맑은 고딕" w:hAnsi="Consolas"/>
+                <w:b w:val="false"/>
+                <w:bCs w:val="false"/>
+                <w:i/>
+                <w:iCs/>
+                <w:color w:val="6A9955"/>
+                <w:sz w:val="17"/>
+                <w:szCs w:val="17"/>
+              </w:rPr>
+              <w:t xml:space="preserve"># 칸을 하나씩</w:t>
             </w:r>
           </w:p>
           <w:p>
@@ -9514,7 +9358,7 @@
                 <w:sz w:val="17"/>
                 <w:szCs w:val="17"/>
               </w:rPr>
-              <w:t xml:space="preserve">axhline</w:t>
+              <w:t xml:space="preserve">plot</w:t>
             </w:r>
             <w:r>
               <w:rPr>
@@ -9536,11 +9380,11 @@
                 <w:bCs w:val="false"/>
                 <w:i w:val="false"/>
                 <w:iCs w:val="false"/>
-                <w:color w:val="098658"/>
-                <w:sz w:val="17"/>
-                <w:szCs w:val="17"/>
-              </w:rPr>
-              <w:t xml:space="preserve">0</w:t>
+                <w:color w:val="24292F"/>
+                <w:sz w:val="17"/>
+                <w:szCs w:val="17"/>
+              </w:rPr>
+              <w:t xml:space="preserve">months</w:t>
             </w:r>
             <w:r>
               <w:rPr>
@@ -9566,7 +9410,33 @@
                 <w:sz w:val="17"/>
                 <w:szCs w:val="17"/>
               </w:rPr>
-              <w:t xml:space="preserve">color</w:t>
+              <w:t xml:space="preserve">temps</w:t>
+            </w:r>
+            <w:r>
+              <w:rPr>
+                <w:rFonts w:ascii="Consolas" w:cs="Consolas" w:eastAsia="맑은 고딕" w:hAnsi="Consolas"/>
+                <w:b w:val="false"/>
+                <w:bCs w:val="false"/>
+                <w:i w:val="false"/>
+                <w:iCs w:val="false"/>
+                <w:color w:val="24292F"/>
+                <w:sz w:val="17"/>
+                <w:szCs w:val="17"/>
+              </w:rPr>
+              <w:t xml:space="preserve">, </w:t>
+            </w:r>
+            <w:r>
+              <w:rPr>
+                <w:rFonts w:ascii="Consolas" w:cs="Consolas" w:eastAsia="맑은 고딕" w:hAnsi="Consolas"/>
+                <w:b w:val="false"/>
+                <w:bCs w:val="false"/>
+                <w:i w:val="false"/>
+                <w:iCs w:val="false"/>
+                <w:color w:val="24292F"/>
+                <w:sz w:val="17"/>
+                <w:szCs w:val="17"/>
+              </w:rPr>
+              <w:t xml:space="preserve">marker</w:t>
             </w:r>
             <w:r>
               <w:rPr>
@@ -9592,59 +9462,7 @@
                 <w:sz w:val="17"/>
                 <w:szCs w:val="17"/>
               </w:rPr>
-              <w:t xml:space="preserve">"gray"</w:t>
-            </w:r>
-            <w:r>
-              <w:rPr>
-                <w:rFonts w:ascii="Consolas" w:cs="Consolas" w:eastAsia="맑은 고딕" w:hAnsi="Consolas"/>
-                <w:b w:val="false"/>
-                <w:bCs w:val="false"/>
-                <w:i w:val="false"/>
-                <w:iCs w:val="false"/>
-                <w:color w:val="24292F"/>
-                <w:sz w:val="17"/>
-                <w:szCs w:val="17"/>
-              </w:rPr>
-              <w:t xml:space="preserve">, </w:t>
-            </w:r>
-            <w:r>
-              <w:rPr>
-                <w:rFonts w:ascii="Consolas" w:cs="Consolas" w:eastAsia="맑은 고딕" w:hAnsi="Consolas"/>
-                <w:b w:val="false"/>
-                <w:bCs w:val="false"/>
-                <w:i w:val="false"/>
-                <w:iCs w:val="false"/>
-                <w:color w:val="24292F"/>
-                <w:sz w:val="17"/>
-                <w:szCs w:val="17"/>
-              </w:rPr>
-              <w:t xml:space="preserve">linewidth</w:t>
-            </w:r>
-            <w:r>
-              <w:rPr>
-                <w:rFonts w:ascii="Consolas" w:cs="Consolas" w:eastAsia="맑은 고딕" w:hAnsi="Consolas"/>
-                <w:b w:val="false"/>
-                <w:bCs w:val="false"/>
-                <w:i w:val="false"/>
-                <w:iCs w:val="false"/>
-                <w:color w:val="24292F"/>
-                <w:sz w:val="17"/>
-                <w:szCs w:val="17"/>
-              </w:rPr>
-              <w:t xml:space="preserve">=</w:t>
-            </w:r>
-            <w:r>
-              <w:rPr>
-                <w:rFonts w:ascii="Consolas" w:cs="Consolas" w:eastAsia="맑은 고딕" w:hAnsi="Consolas"/>
-                <w:b w:val="false"/>
-                <w:bCs w:val="false"/>
-                <w:i w:val="false"/>
-                <w:iCs w:val="false"/>
-                <w:color w:val="098658"/>
-                <w:sz w:val="17"/>
-                <w:szCs w:val="17"/>
-              </w:rPr>
-              <w:t xml:space="preserve">0.8</w:t>
+              <w:t xml:space="preserve">"o"</w:t>
             </w:r>
             <w:r>
               <w:rPr>
@@ -9691,78 +9509,13 @@
                 <w:rFonts w:ascii="Consolas" w:cs="Consolas" w:eastAsia="맑은 고딕" w:hAnsi="Consolas"/>
                 <w:b w:val="false"/>
                 <w:bCs w:val="false"/>
-                <w:i w:val="false"/>
-                <w:iCs w:val="false"/>
-                <w:color w:val="24292F"/>
-                <w:sz w:val="17"/>
-                <w:szCs w:val="17"/>
-              </w:rPr>
-              <w:t xml:space="preserve">ax</w:t>
-            </w:r>
-            <w:r>
-              <w:rPr>
-                <w:rFonts w:ascii="Consolas" w:cs="Consolas" w:eastAsia="맑은 고딕" w:hAnsi="Consolas"/>
-                <w:b w:val="false"/>
-                <w:bCs w:val="false"/>
-                <w:i w:val="false"/>
-                <w:iCs w:val="false"/>
-                <w:color w:val="24292F"/>
-                <w:sz w:val="17"/>
-                <w:szCs w:val="17"/>
-              </w:rPr>
-              <w:t xml:space="preserve">.</w:t>
-            </w:r>
-            <w:r>
-              <w:rPr>
-                <w:rFonts w:ascii="Consolas" w:cs="Consolas" w:eastAsia="맑은 고딕" w:hAnsi="Consolas"/>
-                <w:b w:val="false"/>
-                <w:bCs w:val="false"/>
-                <w:i w:val="false"/>
-                <w:iCs w:val="false"/>
-                <w:color w:val="24292F"/>
-                <w:sz w:val="17"/>
-                <w:szCs w:val="17"/>
-              </w:rPr>
-              <w:t xml:space="preserve">set_title</w:t>
-            </w:r>
-            <w:r>
-              <w:rPr>
-                <w:rFonts w:ascii="Consolas" w:cs="Consolas" w:eastAsia="맑은 고딕" w:hAnsi="Consolas"/>
-                <w:b w:val="false"/>
-                <w:bCs w:val="false"/>
-                <w:i w:val="false"/>
-                <w:iCs w:val="false"/>
-                <w:color w:val="24292F"/>
-                <w:sz w:val="17"/>
-                <w:szCs w:val="17"/>
-              </w:rPr>
-              <w:t xml:space="preserve">(</w:t>
-            </w:r>
-            <w:r>
-              <w:rPr>
-                <w:rFonts w:ascii="Consolas" w:cs="Consolas" w:eastAsia="맑은 고딕" w:hAnsi="Consolas"/>
-                <w:b w:val="false"/>
-                <w:bCs w:val="false"/>
-                <w:i w:val="false"/>
-                <w:iCs w:val="false"/>
-                <w:color w:val="24292F"/>
-                <w:sz w:val="17"/>
-                <w:szCs w:val="17"/>
-              </w:rPr>
-              <w:t xml:space="preserve">city</w:t>
-            </w:r>
-            <w:r>
-              <w:rPr>
-                <w:rFonts w:ascii="Consolas" w:cs="Consolas" w:eastAsia="맑은 고딕" w:hAnsi="Consolas"/>
-                <w:b w:val="false"/>
-                <w:bCs w:val="false"/>
-                <w:i w:val="false"/>
-                <w:iCs w:val="false"/>
-                <w:color w:val="24292F"/>
-                <w:sz w:val="17"/>
-                <w:szCs w:val="17"/>
-              </w:rPr>
-              <w:t xml:space="preserve">)</w:t>
+                <w:i/>
+                <w:iCs/>
+                <w:color w:val="6A9955"/>
+                <w:sz w:val="17"/>
+                <w:szCs w:val="17"/>
+              </w:rPr>
+              <w:t xml:space="preserve"># 0도 기준선 (영하인지 쉽게 보기)</w:t>
             </w:r>
           </w:p>
           <w:p>
@@ -9789,7 +9542,20 @@
                 <w:sz w:val="17"/>
                 <w:szCs w:val="17"/>
               </w:rPr>
-              <w:t xml:space="preserve">fig</w:t>
+              <w:t xml:space="preserve">    </w:t>
+            </w:r>
+            <w:r>
+              <w:rPr>
+                <w:rFonts w:ascii="Consolas" w:cs="Consolas" w:eastAsia="맑은 고딕" w:hAnsi="Consolas"/>
+                <w:b w:val="false"/>
+                <w:bCs w:val="false"/>
+                <w:i w:val="false"/>
+                <w:iCs w:val="false"/>
+                <w:color w:val="24292F"/>
+                <w:sz w:val="17"/>
+                <w:szCs w:val="17"/>
+              </w:rPr>
+              <w:t xml:space="preserve">ax</w:t>
             </w:r>
             <w:r>
               <w:rPr>
@@ -9815,7 +9581,7 @@
                 <w:sz w:val="17"/>
                 <w:szCs w:val="17"/>
               </w:rPr>
-              <w:t xml:space="preserve">suptitle</w:t>
+              <w:t xml:space="preserve">axhline</w:t>
             </w:r>
             <w:r>
               <w:rPr>
@@ -9837,11 +9603,115 @@
                 <w:bCs w:val="false"/>
                 <w:i w:val="false"/>
                 <w:iCs w:val="false"/>
+                <w:color w:val="098658"/>
+                <w:sz w:val="17"/>
+                <w:szCs w:val="17"/>
+              </w:rPr>
+              <w:t xml:space="preserve">0</w:t>
+            </w:r>
+            <w:r>
+              <w:rPr>
+                <w:rFonts w:ascii="Consolas" w:cs="Consolas" w:eastAsia="맑은 고딕" w:hAnsi="Consolas"/>
+                <w:b w:val="false"/>
+                <w:bCs w:val="false"/>
+                <w:i w:val="false"/>
+                <w:iCs w:val="false"/>
+                <w:color w:val="24292F"/>
+                <w:sz w:val="17"/>
+                <w:szCs w:val="17"/>
+              </w:rPr>
+              <w:t xml:space="preserve">, </w:t>
+            </w:r>
+            <w:r>
+              <w:rPr>
+                <w:rFonts w:ascii="Consolas" w:cs="Consolas" w:eastAsia="맑은 고딕" w:hAnsi="Consolas"/>
+                <w:b w:val="false"/>
+                <w:bCs w:val="false"/>
+                <w:i w:val="false"/>
+                <w:iCs w:val="false"/>
+                <w:color w:val="24292F"/>
+                <w:sz w:val="17"/>
+                <w:szCs w:val="17"/>
+              </w:rPr>
+              <w:t xml:space="preserve">color</w:t>
+            </w:r>
+            <w:r>
+              <w:rPr>
+                <w:rFonts w:ascii="Consolas" w:cs="Consolas" w:eastAsia="맑은 고딕" w:hAnsi="Consolas"/>
+                <w:b w:val="false"/>
+                <w:bCs w:val="false"/>
+                <w:i w:val="false"/>
+                <w:iCs w:val="false"/>
+                <w:color w:val="24292F"/>
+                <w:sz w:val="17"/>
+                <w:szCs w:val="17"/>
+              </w:rPr>
+              <w:t xml:space="preserve">=</w:t>
+            </w:r>
+            <w:r>
+              <w:rPr>
+                <w:rFonts w:ascii="Consolas" w:cs="Consolas" w:eastAsia="맑은 고딕" w:hAnsi="Consolas"/>
+                <w:b w:val="false"/>
+                <w:bCs w:val="false"/>
+                <w:i w:val="false"/>
+                <w:iCs w:val="false"/>
                 <w:color w:val="A31515"/>
                 <w:sz w:val="17"/>
                 <w:szCs w:val="17"/>
               </w:rPr>
-              <w:t xml:space="preserve">"도시별 월평균 기온 (같은 눈금으로 비교)"</w:t>
+              <w:t xml:space="preserve">"gray"</w:t>
+            </w:r>
+            <w:r>
+              <w:rPr>
+                <w:rFonts w:ascii="Consolas" w:cs="Consolas" w:eastAsia="맑은 고딕" w:hAnsi="Consolas"/>
+                <w:b w:val="false"/>
+                <w:bCs w:val="false"/>
+                <w:i w:val="false"/>
+                <w:iCs w:val="false"/>
+                <w:color w:val="24292F"/>
+                <w:sz w:val="17"/>
+                <w:szCs w:val="17"/>
+              </w:rPr>
+              <w:t xml:space="preserve">, </w:t>
+            </w:r>
+            <w:r>
+              <w:rPr>
+                <w:rFonts w:ascii="Consolas" w:cs="Consolas" w:eastAsia="맑은 고딕" w:hAnsi="Consolas"/>
+                <w:b w:val="false"/>
+                <w:bCs w:val="false"/>
+                <w:i w:val="false"/>
+                <w:iCs w:val="false"/>
+                <w:color w:val="24292F"/>
+                <w:sz w:val="17"/>
+                <w:szCs w:val="17"/>
+              </w:rPr>
+              <w:t xml:space="preserve">linewidth</w:t>
+            </w:r>
+            <w:r>
+              <w:rPr>
+                <w:rFonts w:ascii="Consolas" w:cs="Consolas" w:eastAsia="맑은 고딕" w:hAnsi="Consolas"/>
+                <w:b w:val="false"/>
+                <w:bCs w:val="false"/>
+                <w:i w:val="false"/>
+                <w:iCs w:val="false"/>
+                <w:color w:val="24292F"/>
+                <w:sz w:val="17"/>
+                <w:szCs w:val="17"/>
+              </w:rPr>
+              <w:t xml:space="preserve">=</w:t>
+            </w:r>
+            <w:r>
+              <w:rPr>
+                <w:rFonts w:ascii="Consolas" w:cs="Consolas" w:eastAsia="맑은 고딕" w:hAnsi="Consolas"/>
+                <w:b w:val="false"/>
+                <w:bCs w:val="false"/>
+                <w:i w:val="false"/>
+                <w:iCs w:val="false"/>
+                <w:color w:val="098658"/>
+                <w:sz w:val="17"/>
+                <w:szCs w:val="17"/>
+              </w:rPr>
+              <w:t xml:space="preserve">0.8</w:t>
             </w:r>
             <w:r>
               <w:rPr>
@@ -9881,7 +9751,20 @@
                 <w:sz w:val="17"/>
                 <w:szCs w:val="17"/>
               </w:rPr>
-              <w:t xml:space="preserve">fig</w:t>
+              <w:t xml:space="preserve">    </w:t>
+            </w:r>
+            <w:r>
+              <w:rPr>
+                <w:rFonts w:ascii="Consolas" w:cs="Consolas" w:eastAsia="맑은 고딕" w:hAnsi="Consolas"/>
+                <w:b w:val="false"/>
+                <w:bCs w:val="false"/>
+                <w:i w:val="false"/>
+                <w:iCs w:val="false"/>
+                <w:color w:val="24292F"/>
+                <w:sz w:val="17"/>
+                <w:szCs w:val="17"/>
+              </w:rPr>
+              <w:t xml:space="preserve">ax</w:t>
             </w:r>
             <w:r>
               <w:rPr>
@@ -9907,7 +9790,7 @@
                 <w:sz w:val="17"/>
                 <w:szCs w:val="17"/>
               </w:rPr>
-              <w:t xml:space="preserve">supylabel</w:t>
+              <w:t xml:space="preserve">set_title</w:t>
             </w:r>
             <w:r>
               <w:rPr>
@@ -9929,11 +9812,11 @@
                 <w:bCs w:val="false"/>
                 <w:i w:val="false"/>
                 <w:iCs w:val="false"/>
-                <w:color w:val="A31515"/>
-                <w:sz w:val="17"/>
-                <w:szCs w:val="17"/>
-              </w:rPr>
-              <w:t xml:space="preserve">"기온 (도)"</w:t>
+                <w:color w:val="24292F"/>
+                <w:sz w:val="17"/>
+                <w:szCs w:val="17"/>
+              </w:rPr>
+              <w:t xml:space="preserve">city</w:t>
             </w:r>
             <w:r>
               <w:rPr>
@@ -9967,52 +9850,13 @@
                 <w:rFonts w:ascii="Consolas" w:cs="Consolas" w:eastAsia="맑은 고딕" w:hAnsi="Consolas"/>
                 <w:b w:val="false"/>
                 <w:bCs w:val="false"/>
-                <w:i w:val="false"/>
-                <w:iCs w:val="false"/>
-                <w:color w:val="24292F"/>
-                <w:sz w:val="17"/>
-                <w:szCs w:val="17"/>
-              </w:rPr>
-              <w:t xml:space="preserve">fig</w:t>
-            </w:r>
-            <w:r>
-              <w:rPr>
-                <w:rFonts w:ascii="Consolas" w:cs="Consolas" w:eastAsia="맑은 고딕" w:hAnsi="Consolas"/>
-                <w:b w:val="false"/>
-                <w:bCs w:val="false"/>
-                <w:i w:val="false"/>
-                <w:iCs w:val="false"/>
-                <w:color w:val="24292F"/>
-                <w:sz w:val="17"/>
-                <w:szCs w:val="17"/>
-              </w:rPr>
-              <w:t xml:space="preserve">.</w:t>
-            </w:r>
-            <w:r>
-              <w:rPr>
-                <w:rFonts w:ascii="Consolas" w:cs="Consolas" w:eastAsia="맑은 고딕" w:hAnsi="Consolas"/>
-                <w:b w:val="false"/>
-                <w:bCs w:val="false"/>
-                <w:i w:val="false"/>
-                <w:iCs w:val="false"/>
-                <w:color w:val="24292F"/>
-                <w:sz w:val="17"/>
-                <w:szCs w:val="17"/>
-              </w:rPr>
-              <w:t xml:space="preserve">tight_layout</w:t>
-            </w:r>
-            <w:r>
-              <w:rPr>
-                <w:rFonts w:ascii="Consolas" w:cs="Consolas" w:eastAsia="맑은 고딕" w:hAnsi="Consolas"/>
-                <w:b w:val="false"/>
-                <w:bCs w:val="false"/>
-                <w:i w:val="false"/>
-                <w:iCs w:val="false"/>
-                <w:color w:val="24292F"/>
-                <w:sz w:val="17"/>
-                <w:szCs w:val="17"/>
-              </w:rPr>
-              <w:t xml:space="preserve">()</w:t>
+                <w:i/>
+                <w:iCs/>
+                <w:color w:val="6A9955"/>
+                <w:sz w:val="17"/>
+                <w:szCs w:val="17"/>
+              </w:rPr>
+              <w:t xml:space="preserve"># 그림 전체의 제목과 공통 y 축 이름</w:t>
             </w:r>
           </w:p>
           <w:p>
@@ -10065,7 +9909,7 @@
                 <w:sz w:val="17"/>
                 <w:szCs w:val="17"/>
               </w:rPr>
-              <w:t xml:space="preserve">savefig</w:t>
+              <w:t xml:space="preserve">suptitle</w:t>
             </w:r>
             <w:r>
               <w:rPr>
@@ -10087,141 +9931,11 @@
                 <w:bCs w:val="false"/>
                 <w:i w:val="false"/>
                 <w:iCs w:val="false"/>
-                <w:color w:val="24292F"/>
-                <w:sz w:val="17"/>
-                <w:szCs w:val="17"/>
-              </w:rPr>
-              <w:t xml:space="preserve">IMG</w:t>
-            </w:r>
-            <w:r>
-              <w:rPr>
-                <w:rFonts w:ascii="Consolas" w:cs="Consolas" w:eastAsia="맑은 고딕" w:hAnsi="Consolas"/>
-                <w:b w:val="false"/>
-                <w:bCs w:val="false"/>
-                <w:i w:val="false"/>
-                <w:iCs w:val="false"/>
-                <w:color w:val="24292F"/>
-                <w:sz w:val="17"/>
-                <w:szCs w:val="17"/>
-              </w:rPr>
-              <w:t xml:space="preserve"> / </w:t>
-            </w:r>
-            <w:r>
-              <w:rPr>
-                <w:rFonts w:ascii="Consolas" w:cs="Consolas" w:eastAsia="맑은 고딕" w:hAnsi="Consolas"/>
-                <w:b w:val="false"/>
-                <w:bCs w:val="false"/>
-                <w:i w:val="false"/>
-                <w:iCs w:val="false"/>
                 <w:color w:val="A31515"/>
                 <w:sz w:val="17"/>
                 <w:szCs w:val="17"/>
               </w:rPr>
-              <w:t xml:space="preserve">"ex02_share_loop.png"</w:t>
-            </w:r>
-            <w:r>
-              <w:rPr>
-                <w:rFonts w:ascii="Consolas" w:cs="Consolas" w:eastAsia="맑은 고딕" w:hAnsi="Consolas"/>
-                <w:b w:val="false"/>
-                <w:bCs w:val="false"/>
-                <w:i w:val="false"/>
-                <w:iCs w:val="false"/>
-                <w:color w:val="24292F"/>
-                <w:sz w:val="17"/>
-                <w:szCs w:val="17"/>
-              </w:rPr>
-              <w:t xml:space="preserve">, </w:t>
-            </w:r>
-            <w:r>
-              <w:rPr>
-                <w:rFonts w:ascii="Consolas" w:cs="Consolas" w:eastAsia="맑은 고딕" w:hAnsi="Consolas"/>
-                <w:b w:val="false"/>
-                <w:bCs w:val="false"/>
-                <w:i w:val="false"/>
-                <w:iCs w:val="false"/>
-                <w:color w:val="24292F"/>
-                <w:sz w:val="17"/>
-                <w:szCs w:val="17"/>
-              </w:rPr>
-              <w:t xml:space="preserve">dpi</w:t>
-            </w:r>
-            <w:r>
-              <w:rPr>
-                <w:rFonts w:ascii="Consolas" w:cs="Consolas" w:eastAsia="맑은 고딕" w:hAnsi="Consolas"/>
-                <w:b w:val="false"/>
-                <w:bCs w:val="false"/>
-                <w:i w:val="false"/>
-                <w:iCs w:val="false"/>
-                <w:color w:val="24292F"/>
-                <w:sz w:val="17"/>
-                <w:szCs w:val="17"/>
-              </w:rPr>
-              <w:t xml:space="preserve">=</w:t>
-            </w:r>
-            <w:r>
-              <w:rPr>
-                <w:rFonts w:ascii="Consolas" w:cs="Consolas" w:eastAsia="맑은 고딕" w:hAnsi="Consolas"/>
-                <w:b w:val="false"/>
-                <w:bCs w:val="false"/>
-                <w:i w:val="false"/>
-                <w:iCs w:val="false"/>
-                <w:color w:val="098658"/>
-                <w:sz w:val="17"/>
-                <w:szCs w:val="17"/>
-              </w:rPr>
-              <w:t xml:space="preserve">100</w:t>
-            </w:r>
-            <w:r>
-              <w:rPr>
-                <w:rFonts w:ascii="Consolas" w:cs="Consolas" w:eastAsia="맑은 고딕" w:hAnsi="Consolas"/>
-                <w:b w:val="false"/>
-                <w:bCs w:val="false"/>
-                <w:i w:val="false"/>
-                <w:iCs w:val="false"/>
-                <w:color w:val="24292F"/>
-                <w:sz w:val="17"/>
-                <w:szCs w:val="17"/>
-              </w:rPr>
-              <w:t xml:space="preserve">, </w:t>
-            </w:r>
-            <w:r>
-              <w:rPr>
-                <w:rFonts w:ascii="Consolas" w:cs="Consolas" w:eastAsia="맑은 고딕" w:hAnsi="Consolas"/>
-                <w:b w:val="false"/>
-                <w:bCs w:val="false"/>
-                <w:i w:val="false"/>
-                <w:iCs w:val="false"/>
-                <w:color w:val="24292F"/>
-                <w:sz w:val="17"/>
-                <w:szCs w:val="17"/>
-              </w:rPr>
-              <w:t xml:space="preserve">bbox_inches</w:t>
-            </w:r>
-            <w:r>
-              <w:rPr>
-                <w:rFonts w:ascii="Consolas" w:cs="Consolas" w:eastAsia="맑은 고딕" w:hAnsi="Consolas"/>
-                <w:b w:val="false"/>
-                <w:bCs w:val="false"/>
-                <w:i w:val="false"/>
-                <w:iCs w:val="false"/>
-                <w:color w:val="24292F"/>
-                <w:sz w:val="17"/>
-                <w:szCs w:val="17"/>
-              </w:rPr>
-              <w:t xml:space="preserve">=</w:t>
-            </w:r>
-            <w:r>
-              <w:rPr>
-                <w:rFonts w:ascii="Consolas" w:cs="Consolas" w:eastAsia="맑은 고딕" w:hAnsi="Consolas"/>
-                <w:b w:val="false"/>
-                <w:bCs w:val="false"/>
-                <w:i w:val="false"/>
-                <w:iCs w:val="false"/>
-                <w:color w:val="A31515"/>
-                <w:sz w:val="17"/>
-                <w:szCs w:val="17"/>
-              </w:rPr>
-              <w:t xml:space="preserve">"tight"</w:t>
+              <w:t xml:space="preserve">"도시별 월평균 기온 (같은 눈금으로 비교)"</w:t>
             </w:r>
             <w:r>
               <w:rPr>
@@ -10249,6 +9963,386 @@
                 <w:szCs w:val="17"/>
               </w:rPr>
               <w:t xml:space="preserve">24  </w:t>
+            </w:r>
+            <w:r>
+              <w:rPr>
+                <w:rFonts w:ascii="Consolas" w:cs="Consolas" w:eastAsia="맑은 고딕" w:hAnsi="Consolas"/>
+                <w:b w:val="false"/>
+                <w:bCs w:val="false"/>
+                <w:i w:val="false"/>
+                <w:iCs w:val="false"/>
+                <w:color w:val="24292F"/>
+                <w:sz w:val="17"/>
+                <w:szCs w:val="17"/>
+              </w:rPr>
+              <w:t xml:space="preserve">fig</w:t>
+            </w:r>
+            <w:r>
+              <w:rPr>
+                <w:rFonts w:ascii="Consolas" w:cs="Consolas" w:eastAsia="맑은 고딕" w:hAnsi="Consolas"/>
+                <w:b w:val="false"/>
+                <w:bCs w:val="false"/>
+                <w:i w:val="false"/>
+                <w:iCs w:val="false"/>
+                <w:color w:val="24292F"/>
+                <w:sz w:val="17"/>
+                <w:szCs w:val="17"/>
+              </w:rPr>
+              <w:t xml:space="preserve">.</w:t>
+            </w:r>
+            <w:r>
+              <w:rPr>
+                <w:rFonts w:ascii="Consolas" w:cs="Consolas" w:eastAsia="맑은 고딕" w:hAnsi="Consolas"/>
+                <w:b w:val="false"/>
+                <w:bCs w:val="false"/>
+                <w:i w:val="false"/>
+                <w:iCs w:val="false"/>
+                <w:color w:val="24292F"/>
+                <w:sz w:val="17"/>
+                <w:szCs w:val="17"/>
+              </w:rPr>
+              <w:t xml:space="preserve">supylabel</w:t>
+            </w:r>
+            <w:r>
+              <w:rPr>
+                <w:rFonts w:ascii="Consolas" w:cs="Consolas" w:eastAsia="맑은 고딕" w:hAnsi="Consolas"/>
+                <w:b w:val="false"/>
+                <w:bCs w:val="false"/>
+                <w:i w:val="false"/>
+                <w:iCs w:val="false"/>
+                <w:color w:val="24292F"/>
+                <w:sz w:val="17"/>
+                <w:szCs w:val="17"/>
+              </w:rPr>
+              <w:t xml:space="preserve">(</w:t>
+            </w:r>
+            <w:r>
+              <w:rPr>
+                <w:rFonts w:ascii="Consolas" w:cs="Consolas" w:eastAsia="맑은 고딕" w:hAnsi="Consolas"/>
+                <w:b w:val="false"/>
+                <w:bCs w:val="false"/>
+                <w:i w:val="false"/>
+                <w:iCs w:val="false"/>
+                <w:color w:val="A31515"/>
+                <w:sz w:val="17"/>
+                <w:szCs w:val="17"/>
+              </w:rPr>
+              <w:t xml:space="preserve">"기온 (도)"</w:t>
+            </w:r>
+            <w:r>
+              <w:rPr>
+                <w:rFonts w:ascii="Consolas" w:cs="Consolas" w:eastAsia="맑은 고딕" w:hAnsi="Consolas"/>
+                <w:b w:val="false"/>
+                <w:bCs w:val="false"/>
+                <w:i w:val="false"/>
+                <w:iCs w:val="false"/>
+                <w:color w:val="24292F"/>
+                <w:sz w:val="17"/>
+                <w:szCs w:val="17"/>
+              </w:rPr>
+              <w:t xml:space="preserve">)</w:t>
+            </w:r>
+          </w:p>
+          <w:p>
+            <w:pPr>
+              <w:spacing w:after="0" w:line="252"/>
+            </w:pPr>
+            <w:r>
+              <w:rPr>
+                <w:rFonts w:ascii="Consolas" w:cs="Consolas" w:eastAsia="맑은 고딕" w:hAnsi="Consolas"/>
+                <w:color w:val="A0A0A0"/>
+                <w:sz w:val="17"/>
+                <w:szCs w:val="17"/>
+              </w:rPr>
+              <w:t xml:space="preserve">25  </w:t>
+            </w:r>
+            <w:r>
+              <w:rPr>
+                <w:rFonts w:ascii="Consolas" w:cs="Consolas" w:eastAsia="맑은 고딕" w:hAnsi="Consolas"/>
+                <w:b w:val="false"/>
+                <w:bCs w:val="false"/>
+                <w:i w:val="false"/>
+                <w:iCs w:val="false"/>
+                <w:color w:val="24292F"/>
+                <w:sz w:val="17"/>
+                <w:szCs w:val="17"/>
+              </w:rPr>
+              <w:t xml:space="preserve">fig</w:t>
+            </w:r>
+            <w:r>
+              <w:rPr>
+                <w:rFonts w:ascii="Consolas" w:cs="Consolas" w:eastAsia="맑은 고딕" w:hAnsi="Consolas"/>
+                <w:b w:val="false"/>
+                <w:bCs w:val="false"/>
+                <w:i w:val="false"/>
+                <w:iCs w:val="false"/>
+                <w:color w:val="24292F"/>
+                <w:sz w:val="17"/>
+                <w:szCs w:val="17"/>
+              </w:rPr>
+              <w:t xml:space="preserve">.</w:t>
+            </w:r>
+            <w:r>
+              <w:rPr>
+                <w:rFonts w:ascii="Consolas" w:cs="Consolas" w:eastAsia="맑은 고딕" w:hAnsi="Consolas"/>
+                <w:b w:val="false"/>
+                <w:bCs w:val="false"/>
+                <w:i w:val="false"/>
+                <w:iCs w:val="false"/>
+                <w:color w:val="24292F"/>
+                <w:sz w:val="17"/>
+                <w:szCs w:val="17"/>
+              </w:rPr>
+              <w:t xml:space="preserve">tight_layout</w:t>
+            </w:r>
+            <w:r>
+              <w:rPr>
+                <w:rFonts w:ascii="Consolas" w:cs="Consolas" w:eastAsia="맑은 고딕" w:hAnsi="Consolas"/>
+                <w:b w:val="false"/>
+                <w:bCs w:val="false"/>
+                <w:i w:val="false"/>
+                <w:iCs w:val="false"/>
+                <w:color w:val="24292F"/>
+                <w:sz w:val="17"/>
+                <w:szCs w:val="17"/>
+              </w:rPr>
+              <w:t xml:space="preserve">()</w:t>
+            </w:r>
+          </w:p>
+          <w:p>
+            <w:pPr>
+              <w:spacing w:after="0" w:line="252"/>
+            </w:pPr>
+            <w:r>
+              <w:rPr>
+                <w:rFonts w:ascii="Consolas" w:cs="Consolas" w:eastAsia="맑은 고딕" w:hAnsi="Consolas"/>
+                <w:color w:val="A0A0A0"/>
+                <w:sz w:val="17"/>
+                <w:szCs w:val="17"/>
+              </w:rPr>
+              <w:t xml:space="preserve">26  </w:t>
+            </w:r>
+            <w:r>
+              <w:rPr>
+                <w:rFonts w:ascii="Consolas" w:cs="Consolas" w:eastAsia="맑은 고딕" w:hAnsi="Consolas"/>
+                <w:b w:val="false"/>
+                <w:bCs w:val="false"/>
+                <w:i w:val="false"/>
+                <w:iCs w:val="false"/>
+                <w:color w:val="24292F"/>
+                <w:sz w:val="17"/>
+                <w:szCs w:val="17"/>
+              </w:rPr>
+              <w:t xml:space="preserve">fig</w:t>
+            </w:r>
+            <w:r>
+              <w:rPr>
+                <w:rFonts w:ascii="Consolas" w:cs="Consolas" w:eastAsia="맑은 고딕" w:hAnsi="Consolas"/>
+                <w:b w:val="false"/>
+                <w:bCs w:val="false"/>
+                <w:i w:val="false"/>
+                <w:iCs w:val="false"/>
+                <w:color w:val="24292F"/>
+                <w:sz w:val="17"/>
+                <w:szCs w:val="17"/>
+              </w:rPr>
+              <w:t xml:space="preserve">.</w:t>
+            </w:r>
+            <w:r>
+              <w:rPr>
+                <w:rFonts w:ascii="Consolas" w:cs="Consolas" w:eastAsia="맑은 고딕" w:hAnsi="Consolas"/>
+                <w:b w:val="false"/>
+                <w:bCs w:val="false"/>
+                <w:i w:val="false"/>
+                <w:iCs w:val="false"/>
+                <w:color w:val="24292F"/>
+                <w:sz w:val="17"/>
+                <w:szCs w:val="17"/>
+              </w:rPr>
+              <w:t xml:space="preserve">savefig</w:t>
+            </w:r>
+            <w:r>
+              <w:rPr>
+                <w:rFonts w:ascii="Consolas" w:cs="Consolas" w:eastAsia="맑은 고딕" w:hAnsi="Consolas"/>
+                <w:b w:val="false"/>
+                <w:bCs w:val="false"/>
+                <w:i w:val="false"/>
+                <w:iCs w:val="false"/>
+                <w:color w:val="24292F"/>
+                <w:sz w:val="17"/>
+                <w:szCs w:val="17"/>
+              </w:rPr>
+              <w:t xml:space="preserve">(</w:t>
+            </w:r>
+            <w:r>
+              <w:rPr>
+                <w:rFonts w:ascii="Consolas" w:cs="Consolas" w:eastAsia="맑은 고딕" w:hAnsi="Consolas"/>
+                <w:b w:val="false"/>
+                <w:bCs w:val="false"/>
+                <w:i w:val="false"/>
+                <w:iCs w:val="false"/>
+                <w:color w:val="24292F"/>
+                <w:sz w:val="17"/>
+                <w:szCs w:val="17"/>
+              </w:rPr>
+              <w:t xml:space="preserve">IMG</w:t>
+            </w:r>
+            <w:r>
+              <w:rPr>
+                <w:rFonts w:ascii="Consolas" w:cs="Consolas" w:eastAsia="맑은 고딕" w:hAnsi="Consolas"/>
+                <w:b w:val="false"/>
+                <w:bCs w:val="false"/>
+                <w:i w:val="false"/>
+                <w:iCs w:val="false"/>
+                <w:color w:val="24292F"/>
+                <w:sz w:val="17"/>
+                <w:szCs w:val="17"/>
+              </w:rPr>
+              <w:t xml:space="preserve"> / </w:t>
+            </w:r>
+            <w:r>
+              <w:rPr>
+                <w:rFonts w:ascii="Consolas" w:cs="Consolas" w:eastAsia="맑은 고딕" w:hAnsi="Consolas"/>
+                <w:b w:val="false"/>
+                <w:bCs w:val="false"/>
+                <w:i w:val="false"/>
+                <w:iCs w:val="false"/>
+                <w:color w:val="A31515"/>
+                <w:sz w:val="17"/>
+                <w:szCs w:val="17"/>
+              </w:rPr>
+              <w:t xml:space="preserve">"ex02_share_loop.png"</w:t>
+            </w:r>
+            <w:r>
+              <w:rPr>
+                <w:rFonts w:ascii="Consolas" w:cs="Consolas" w:eastAsia="맑은 고딕" w:hAnsi="Consolas"/>
+                <w:b w:val="false"/>
+                <w:bCs w:val="false"/>
+                <w:i w:val="false"/>
+                <w:iCs w:val="false"/>
+                <w:color w:val="24292F"/>
+                <w:sz w:val="17"/>
+                <w:szCs w:val="17"/>
+              </w:rPr>
+              <w:t xml:space="preserve">, </w:t>
+            </w:r>
+            <w:r>
+              <w:rPr>
+                <w:rFonts w:ascii="Consolas" w:cs="Consolas" w:eastAsia="맑은 고딕" w:hAnsi="Consolas"/>
+                <w:b w:val="false"/>
+                <w:bCs w:val="false"/>
+                <w:i w:val="false"/>
+                <w:iCs w:val="false"/>
+                <w:color w:val="24292F"/>
+                <w:sz w:val="17"/>
+                <w:szCs w:val="17"/>
+              </w:rPr>
+              <w:t xml:space="preserve">dpi</w:t>
+            </w:r>
+            <w:r>
+              <w:rPr>
+                <w:rFonts w:ascii="Consolas" w:cs="Consolas" w:eastAsia="맑은 고딕" w:hAnsi="Consolas"/>
+                <w:b w:val="false"/>
+                <w:bCs w:val="false"/>
+                <w:i w:val="false"/>
+                <w:iCs w:val="false"/>
+                <w:color w:val="24292F"/>
+                <w:sz w:val="17"/>
+                <w:szCs w:val="17"/>
+              </w:rPr>
+              <w:t xml:space="preserve">=</w:t>
+            </w:r>
+            <w:r>
+              <w:rPr>
+                <w:rFonts w:ascii="Consolas" w:cs="Consolas" w:eastAsia="맑은 고딕" w:hAnsi="Consolas"/>
+                <w:b w:val="false"/>
+                <w:bCs w:val="false"/>
+                <w:i w:val="false"/>
+                <w:iCs w:val="false"/>
+                <w:color w:val="098658"/>
+                <w:sz w:val="17"/>
+                <w:szCs w:val="17"/>
+              </w:rPr>
+              <w:t xml:space="preserve">100</w:t>
+            </w:r>
+            <w:r>
+              <w:rPr>
+                <w:rFonts w:ascii="Consolas" w:cs="Consolas" w:eastAsia="맑은 고딕" w:hAnsi="Consolas"/>
+                <w:b w:val="false"/>
+                <w:bCs w:val="false"/>
+                <w:i w:val="false"/>
+                <w:iCs w:val="false"/>
+                <w:color w:val="24292F"/>
+                <w:sz w:val="17"/>
+                <w:szCs w:val="17"/>
+              </w:rPr>
+              <w:t xml:space="preserve">, </w:t>
+            </w:r>
+            <w:r>
+              <w:rPr>
+                <w:rFonts w:ascii="Consolas" w:cs="Consolas" w:eastAsia="맑은 고딕" w:hAnsi="Consolas"/>
+                <w:b w:val="false"/>
+                <w:bCs w:val="false"/>
+                <w:i w:val="false"/>
+                <w:iCs w:val="false"/>
+                <w:color w:val="24292F"/>
+                <w:sz w:val="17"/>
+                <w:szCs w:val="17"/>
+              </w:rPr>
+              <w:t xml:space="preserve">bbox_inches</w:t>
+            </w:r>
+            <w:r>
+              <w:rPr>
+                <w:rFonts w:ascii="Consolas" w:cs="Consolas" w:eastAsia="맑은 고딕" w:hAnsi="Consolas"/>
+                <w:b w:val="false"/>
+                <w:bCs w:val="false"/>
+                <w:i w:val="false"/>
+                <w:iCs w:val="false"/>
+                <w:color w:val="24292F"/>
+                <w:sz w:val="17"/>
+                <w:szCs w:val="17"/>
+              </w:rPr>
+              <w:t xml:space="preserve">=</w:t>
+            </w:r>
+            <w:r>
+              <w:rPr>
+                <w:rFonts w:ascii="Consolas" w:cs="Consolas" w:eastAsia="맑은 고딕" w:hAnsi="Consolas"/>
+                <w:b w:val="false"/>
+                <w:bCs w:val="false"/>
+                <w:i w:val="false"/>
+                <w:iCs w:val="false"/>
+                <w:color w:val="A31515"/>
+                <w:sz w:val="17"/>
+                <w:szCs w:val="17"/>
+              </w:rPr>
+              <w:t xml:space="preserve">"tight"</w:t>
+            </w:r>
+            <w:r>
+              <w:rPr>
+                <w:rFonts w:ascii="Consolas" w:cs="Consolas" w:eastAsia="맑은 고딕" w:hAnsi="Consolas"/>
+                <w:b w:val="false"/>
+                <w:bCs w:val="false"/>
+                <w:i w:val="false"/>
+                <w:iCs w:val="false"/>
+                <w:color w:val="24292F"/>
+                <w:sz w:val="17"/>
+                <w:szCs w:val="17"/>
+              </w:rPr>
+              <w:t xml:space="preserve">)</w:t>
+            </w:r>
+          </w:p>
+          <w:p>
+            <w:pPr>
+              <w:spacing w:after="0" w:line="252"/>
+            </w:pPr>
+            <w:r>
+              <w:rPr>
+                <w:rFonts w:ascii="Consolas" w:cs="Consolas" w:eastAsia="맑은 고딕" w:hAnsi="Consolas"/>
+                <w:color w:val="A0A0A0"/>
+                <w:sz w:val="17"/>
+                <w:szCs w:val="17"/>
+              </w:rPr>
+              <w:t xml:space="preserve">27  </w:t>
             </w:r>
             <w:r>
               <w:rPr>
@@ -10486,7 +10580,7 @@
                 <w:sz w:val="19"/>
                 <w:szCs w:val="19"/>
               </w:rPr>
-              <w:t xml:space="preserve">15</w:t>
+              <w:t xml:space="preserve">16</w:t>
             </w:r>
           </w:p>
         </w:tc>
@@ -10614,7 +10708,7 @@
                 <w:sz w:val="19"/>
                 <w:szCs w:val="19"/>
               </w:rPr>
-              <w:t xml:space="preserve">16</w:t>
+              <w:t xml:space="preserve">17</w:t>
             </w:r>
           </w:p>
         </w:tc>
@@ -10743,7 +10837,7 @@
                 <w:sz w:val="19"/>
                 <w:szCs w:val="19"/>
               </w:rPr>
-              <w:t xml:space="preserve">21</w:t>
+              <w:t xml:space="preserve">24</w:t>
             </w:r>
           </w:p>
         </w:tc>
@@ -27979,156 +28073,13 @@
                 <w:rFonts w:ascii="Consolas" w:cs="Consolas" w:eastAsia="맑은 고딕" w:hAnsi="Consolas"/>
                 <w:b w:val="false"/>
                 <w:bCs w:val="false"/>
-                <w:i w:val="false"/>
-                <w:iCs w:val="false"/>
-                <w:color w:val="24292F"/>
-                <w:sz w:val="17"/>
-                <w:szCs w:val="17"/>
-              </w:rPr>
-              <w:t xml:space="preserve">rng</w:t>
-            </w:r>
-            <w:r>
-              <w:rPr>
-                <w:rFonts w:ascii="Consolas" w:cs="Consolas" w:eastAsia="맑은 고딕" w:hAnsi="Consolas"/>
-                <w:b w:val="false"/>
-                <w:bCs w:val="false"/>
-                <w:i w:val="false"/>
-                <w:iCs w:val="false"/>
-                <w:color w:val="24292F"/>
-                <w:sz w:val="17"/>
-                <w:szCs w:val="17"/>
-              </w:rPr>
-              <w:t xml:space="preserve"> = </w:t>
-            </w:r>
-            <w:r>
-              <w:rPr>
-                <w:rFonts w:ascii="Consolas" w:cs="Consolas" w:eastAsia="맑은 고딕" w:hAnsi="Consolas"/>
-                <w:b w:val="false"/>
-                <w:bCs w:val="false"/>
-                <w:i w:val="false"/>
-                <w:iCs w:val="false"/>
-                <w:color w:val="24292F"/>
-                <w:sz w:val="17"/>
-                <w:szCs w:val="17"/>
-              </w:rPr>
-              <w:t xml:space="preserve">np</w:t>
-            </w:r>
-            <w:r>
-              <w:rPr>
-                <w:rFonts w:ascii="Consolas" w:cs="Consolas" w:eastAsia="맑은 고딕" w:hAnsi="Consolas"/>
-                <w:b w:val="false"/>
-                <w:bCs w:val="false"/>
-                <w:i w:val="false"/>
-                <w:iCs w:val="false"/>
-                <w:color w:val="24292F"/>
-                <w:sz w:val="17"/>
-                <w:szCs w:val="17"/>
-              </w:rPr>
-              <w:t xml:space="preserve">.</w:t>
-            </w:r>
-            <w:r>
-              <w:rPr>
-                <w:rFonts w:ascii="Consolas" w:cs="Consolas" w:eastAsia="맑은 고딕" w:hAnsi="Consolas"/>
-                <w:b w:val="false"/>
-                <w:bCs w:val="false"/>
-                <w:i w:val="false"/>
-                <w:iCs w:val="false"/>
-                <w:color w:val="24292F"/>
-                <w:sz w:val="17"/>
-                <w:szCs w:val="17"/>
-              </w:rPr>
-              <w:t xml:space="preserve">random</w:t>
-            </w:r>
-            <w:r>
-              <w:rPr>
-                <w:rFonts w:ascii="Consolas" w:cs="Consolas" w:eastAsia="맑은 고딕" w:hAnsi="Consolas"/>
-                <w:b w:val="false"/>
-                <w:bCs w:val="false"/>
-                <w:i w:val="false"/>
-                <w:iCs w:val="false"/>
-                <w:color w:val="24292F"/>
-                <w:sz w:val="17"/>
-                <w:szCs w:val="17"/>
-              </w:rPr>
-              <w:t xml:space="preserve">.</w:t>
-            </w:r>
-            <w:r>
-              <w:rPr>
-                <w:rFonts w:ascii="Consolas" w:cs="Consolas" w:eastAsia="맑은 고딕" w:hAnsi="Consolas"/>
-                <w:b w:val="false"/>
-                <w:bCs w:val="false"/>
-                <w:i w:val="false"/>
-                <w:iCs w:val="false"/>
-                <w:color w:val="24292F"/>
-                <w:sz w:val="17"/>
-                <w:szCs w:val="17"/>
-              </w:rPr>
-              <w:t xml:space="preserve">default_rng</w:t>
-            </w:r>
-            <w:r>
-              <w:rPr>
-                <w:rFonts w:ascii="Consolas" w:cs="Consolas" w:eastAsia="맑은 고딕" w:hAnsi="Consolas"/>
-                <w:b w:val="false"/>
-                <w:bCs w:val="false"/>
-                <w:i w:val="false"/>
-                <w:iCs w:val="false"/>
-                <w:color w:val="24292F"/>
-                <w:sz w:val="17"/>
-                <w:szCs w:val="17"/>
-              </w:rPr>
-              <w:t xml:space="preserve">(</w:t>
-            </w:r>
-            <w:r>
-              <w:rPr>
-                <w:rFonts w:ascii="Consolas" w:cs="Consolas" w:eastAsia="맑은 고딕" w:hAnsi="Consolas"/>
-                <w:b w:val="false"/>
-                <w:bCs w:val="false"/>
-                <w:i w:val="false"/>
-                <w:iCs w:val="false"/>
-                <w:color w:val="24292F"/>
-                <w:sz w:val="17"/>
-                <w:szCs w:val="17"/>
-              </w:rPr>
-              <w:t xml:space="preserve">seed</w:t>
-            </w:r>
-            <w:r>
-              <w:rPr>
-                <w:rFonts w:ascii="Consolas" w:cs="Consolas" w:eastAsia="맑은 고딕" w:hAnsi="Consolas"/>
-                <w:b w:val="false"/>
-                <w:bCs w:val="false"/>
-                <w:i w:val="false"/>
-                <w:iCs w:val="false"/>
-                <w:color w:val="24292F"/>
-                <w:sz w:val="17"/>
-                <w:szCs w:val="17"/>
-              </w:rPr>
-              <w:t xml:space="preserve">=</w:t>
-            </w:r>
-            <w:r>
-              <w:rPr>
-                <w:rFonts w:ascii="Consolas" w:cs="Consolas" w:eastAsia="맑은 고딕" w:hAnsi="Consolas"/>
-                <w:b w:val="false"/>
-                <w:bCs w:val="false"/>
-                <w:i w:val="false"/>
-                <w:iCs w:val="false"/>
-                <w:color w:val="098658"/>
-                <w:sz w:val="17"/>
-                <w:szCs w:val="17"/>
-              </w:rPr>
-              <w:t xml:space="preserve">2026</w:t>
-            </w:r>
-            <w:r>
-              <w:rPr>
-                <w:rFonts w:ascii="Consolas" w:cs="Consolas" w:eastAsia="맑은 고딕" w:hAnsi="Consolas"/>
-                <w:b w:val="false"/>
-                <w:bCs w:val="false"/>
-                <w:i w:val="false"/>
-                <w:iCs w:val="false"/>
-                <w:color w:val="24292F"/>
-                <w:sz w:val="17"/>
-                <w:szCs w:val="17"/>
-              </w:rPr>
-              <w:t xml:space="preserve">)</w:t>
+                <w:i/>
+                <w:iCs/>
+                <w:color w:val="6A9955"/>
+                <w:sz w:val="17"/>
+                <w:szCs w:val="17"/>
+              </w:rPr>
+              <w:t xml:space="preserve"># 대시보드에 쓸 데이터 4가지: 일별 매출, 메뉴별 판매량, 주문 시각 800건</w:t>
             </w:r>
           </w:p>
           <w:p>
@@ -28155,7 +28106,7 @@
                 <w:sz w:val="17"/>
                 <w:szCs w:val="17"/>
               </w:rPr>
-              <w:t xml:space="preserve">days</w:t>
+              <w:t xml:space="preserve">rng</w:t>
             </w:r>
             <w:r>
               <w:rPr>
@@ -28207,7 +28158,33 @@
                 <w:sz w:val="17"/>
                 <w:szCs w:val="17"/>
               </w:rPr>
-              <w:t xml:space="preserve">arange</w:t>
+              <w:t xml:space="preserve">random</w:t>
+            </w:r>
+            <w:r>
+              <w:rPr>
+                <w:rFonts w:ascii="Consolas" w:cs="Consolas" w:eastAsia="맑은 고딕" w:hAnsi="Consolas"/>
+                <w:b w:val="false"/>
+                <w:bCs w:val="false"/>
+                <w:i w:val="false"/>
+                <w:iCs w:val="false"/>
+                <w:color w:val="24292F"/>
+                <w:sz w:val="17"/>
+                <w:szCs w:val="17"/>
+              </w:rPr>
+              <w:t xml:space="preserve">.</w:t>
+            </w:r>
+            <w:r>
+              <w:rPr>
+                <w:rFonts w:ascii="Consolas" w:cs="Consolas" w:eastAsia="맑은 고딕" w:hAnsi="Consolas"/>
+                <w:b w:val="false"/>
+                <w:bCs w:val="false"/>
+                <w:i w:val="false"/>
+                <w:iCs w:val="false"/>
+                <w:color w:val="24292F"/>
+                <w:sz w:val="17"/>
+                <w:szCs w:val="17"/>
+              </w:rPr>
+              <w:t xml:space="preserve">default_rng</w:t>
             </w:r>
             <w:r>
               <w:rPr>
@@ -28229,37 +28206,37 @@
                 <w:bCs w:val="false"/>
                 <w:i w:val="false"/>
                 <w:iCs w:val="false"/>
+                <w:color w:val="24292F"/>
+                <w:sz w:val="17"/>
+                <w:szCs w:val="17"/>
+              </w:rPr>
+              <w:t xml:space="preserve">seed</w:t>
+            </w:r>
+            <w:r>
+              <w:rPr>
+                <w:rFonts w:ascii="Consolas" w:cs="Consolas" w:eastAsia="맑은 고딕" w:hAnsi="Consolas"/>
+                <w:b w:val="false"/>
+                <w:bCs w:val="false"/>
+                <w:i w:val="false"/>
+                <w:iCs w:val="false"/>
+                <w:color w:val="24292F"/>
+                <w:sz w:val="17"/>
+                <w:szCs w:val="17"/>
+              </w:rPr>
+              <w:t xml:space="preserve">=</w:t>
+            </w:r>
+            <w:r>
+              <w:rPr>
+                <w:rFonts w:ascii="Consolas" w:cs="Consolas" w:eastAsia="맑은 고딕" w:hAnsi="Consolas"/>
+                <w:b w:val="false"/>
+                <w:bCs w:val="false"/>
+                <w:i w:val="false"/>
+                <w:iCs w:val="false"/>
                 <w:color w:val="098658"/>
                 <w:sz w:val="17"/>
                 <w:szCs w:val="17"/>
               </w:rPr>
-              <w:t xml:space="preserve">1</w:t>
-            </w:r>
-            <w:r>
-              <w:rPr>
-                <w:rFonts w:ascii="Consolas" w:cs="Consolas" w:eastAsia="맑은 고딕" w:hAnsi="Consolas"/>
-                <w:b w:val="false"/>
-                <w:bCs w:val="false"/>
-                <w:i w:val="false"/>
-                <w:iCs w:val="false"/>
-                <w:color w:val="24292F"/>
-                <w:sz w:val="17"/>
-                <w:szCs w:val="17"/>
-              </w:rPr>
-              <w:t xml:space="preserve">, </w:t>
-            </w:r>
-            <w:r>
-              <w:rPr>
-                <w:rFonts w:ascii="Consolas" w:cs="Consolas" w:eastAsia="맑은 고딕" w:hAnsi="Consolas"/>
-                <w:b w:val="false"/>
-                <w:bCs w:val="false"/>
-                <w:i w:val="false"/>
-                <w:iCs w:val="false"/>
-                <w:color w:val="098658"/>
-                <w:sz w:val="17"/>
-                <w:szCs w:val="17"/>
-              </w:rPr>
-              <w:t xml:space="preserve">31</w:t>
+              <w:t xml:space="preserve">2026</w:t>
             </w:r>
             <w:r>
               <w:rPr>
@@ -28299,20 +28276,72 @@
                 <w:sz w:val="17"/>
                 <w:szCs w:val="17"/>
               </w:rPr>
-              <w:t xml:space="preserve">sales</w:t>
-            </w:r>
-            <w:r>
-              <w:rPr>
-                <w:rFonts w:ascii="Consolas" w:cs="Consolas" w:eastAsia="맑은 고딕" w:hAnsi="Consolas"/>
-                <w:b w:val="false"/>
-                <w:bCs w:val="false"/>
-                <w:i w:val="false"/>
-                <w:iCs w:val="false"/>
-                <w:color w:val="24292F"/>
-                <w:sz w:val="17"/>
-                <w:szCs w:val="17"/>
-              </w:rPr>
-              <w:t xml:space="preserve"> = (</w:t>
+              <w:t xml:space="preserve">days</w:t>
+            </w:r>
+            <w:r>
+              <w:rPr>
+                <w:rFonts w:ascii="Consolas" w:cs="Consolas" w:eastAsia="맑은 고딕" w:hAnsi="Consolas"/>
+                <w:b w:val="false"/>
+                <w:bCs w:val="false"/>
+                <w:i w:val="false"/>
+                <w:iCs w:val="false"/>
+                <w:color w:val="24292F"/>
+                <w:sz w:val="17"/>
+                <w:szCs w:val="17"/>
+              </w:rPr>
+              <w:t xml:space="preserve"> = </w:t>
+            </w:r>
+            <w:r>
+              <w:rPr>
+                <w:rFonts w:ascii="Consolas" w:cs="Consolas" w:eastAsia="맑은 고딕" w:hAnsi="Consolas"/>
+                <w:b w:val="false"/>
+                <w:bCs w:val="false"/>
+                <w:i w:val="false"/>
+                <w:iCs w:val="false"/>
+                <w:color w:val="24292F"/>
+                <w:sz w:val="17"/>
+                <w:szCs w:val="17"/>
+              </w:rPr>
+              <w:t xml:space="preserve">np</w:t>
+            </w:r>
+            <w:r>
+              <w:rPr>
+                <w:rFonts w:ascii="Consolas" w:cs="Consolas" w:eastAsia="맑은 고딕" w:hAnsi="Consolas"/>
+                <w:b w:val="false"/>
+                <w:bCs w:val="false"/>
+                <w:i w:val="false"/>
+                <w:iCs w:val="false"/>
+                <w:color w:val="24292F"/>
+                <w:sz w:val="17"/>
+                <w:szCs w:val="17"/>
+              </w:rPr>
+              <w:t xml:space="preserve">.</w:t>
+            </w:r>
+            <w:r>
+              <w:rPr>
+                <w:rFonts w:ascii="Consolas" w:cs="Consolas" w:eastAsia="맑은 고딕" w:hAnsi="Consolas"/>
+                <w:b w:val="false"/>
+                <w:bCs w:val="false"/>
+                <w:i w:val="false"/>
+                <w:iCs w:val="false"/>
+                <w:color w:val="24292F"/>
+                <w:sz w:val="17"/>
+                <w:szCs w:val="17"/>
+              </w:rPr>
+              <w:t xml:space="preserve">arange</w:t>
+            </w:r>
+            <w:r>
+              <w:rPr>
+                <w:rFonts w:ascii="Consolas" w:cs="Consolas" w:eastAsia="맑은 고딕" w:hAnsi="Consolas"/>
+                <w:b w:val="false"/>
+                <w:bCs w:val="false"/>
+                <w:i w:val="false"/>
+                <w:iCs w:val="false"/>
+                <w:color w:val="24292F"/>
+                <w:sz w:val="17"/>
+                <w:szCs w:val="17"/>
+              </w:rPr>
+              <w:t xml:space="preserve">(</w:t>
             </w:r>
             <w:r>
               <w:rPr>
@@ -28325,46 +28354,20 @@
                 <w:sz w:val="17"/>
                 <w:szCs w:val="17"/>
               </w:rPr>
-              <w:t xml:space="preserve">200</w:t>
-            </w:r>
-            <w:r>
-              <w:rPr>
-                <w:rFonts w:ascii="Consolas" w:cs="Consolas" w:eastAsia="맑은 고딕" w:hAnsi="Consolas"/>
-                <w:b w:val="false"/>
-                <w:bCs w:val="false"/>
-                <w:i w:val="false"/>
-                <w:iCs w:val="false"/>
-                <w:color w:val="24292F"/>
-                <w:sz w:val="17"/>
-                <w:szCs w:val="17"/>
-              </w:rPr>
-              <w:t xml:space="preserve"> + </w:t>
-            </w:r>
-            <w:r>
-              <w:rPr>
-                <w:rFonts w:ascii="Consolas" w:cs="Consolas" w:eastAsia="맑은 고딕" w:hAnsi="Consolas"/>
-                <w:b w:val="false"/>
-                <w:bCs w:val="false"/>
-                <w:i w:val="false"/>
-                <w:iCs w:val="false"/>
-                <w:color w:val="24292F"/>
-                <w:sz w:val="17"/>
-                <w:szCs w:val="17"/>
-              </w:rPr>
-              <w:t xml:space="preserve">days</w:t>
-            </w:r>
-            <w:r>
-              <w:rPr>
-                <w:rFonts w:ascii="Consolas" w:cs="Consolas" w:eastAsia="맑은 고딕" w:hAnsi="Consolas"/>
-                <w:b w:val="false"/>
-                <w:bCs w:val="false"/>
-                <w:i w:val="false"/>
-                <w:iCs w:val="false"/>
-                <w:color w:val="24292F"/>
-                <w:sz w:val="17"/>
-                <w:szCs w:val="17"/>
-              </w:rPr>
-              <w:t xml:space="preserve"> * </w:t>
+              <w:t xml:space="preserve">1</w:t>
+            </w:r>
+            <w:r>
+              <w:rPr>
+                <w:rFonts w:ascii="Consolas" w:cs="Consolas" w:eastAsia="맑은 고딕" w:hAnsi="Consolas"/>
+                <w:b w:val="false"/>
+                <w:bCs w:val="false"/>
+                <w:i w:val="false"/>
+                <w:iCs w:val="false"/>
+                <w:color w:val="24292F"/>
+                <w:sz w:val="17"/>
+                <w:szCs w:val="17"/>
+              </w:rPr>
+              <w:t xml:space="preserve">, </w:t>
             </w:r>
             <w:r>
               <w:rPr>
@@ -28377,176 +28380,20 @@
                 <w:sz w:val="17"/>
                 <w:szCs w:val="17"/>
               </w:rPr>
-              <w:t xml:space="preserve">3</w:t>
-            </w:r>
-            <w:r>
-              <w:rPr>
-                <w:rFonts w:ascii="Consolas" w:cs="Consolas" w:eastAsia="맑은 고딕" w:hAnsi="Consolas"/>
-                <w:b w:val="false"/>
-                <w:bCs w:val="false"/>
-                <w:i w:val="false"/>
-                <w:iCs w:val="false"/>
-                <w:color w:val="24292F"/>
-                <w:sz w:val="17"/>
-                <w:szCs w:val="17"/>
-              </w:rPr>
-              <w:t xml:space="preserve"> + </w:t>
-            </w:r>
-            <w:r>
-              <w:rPr>
-                <w:rFonts w:ascii="Consolas" w:cs="Consolas" w:eastAsia="맑은 고딕" w:hAnsi="Consolas"/>
-                <w:b w:val="false"/>
-                <w:bCs w:val="false"/>
-                <w:i w:val="false"/>
-                <w:iCs w:val="false"/>
-                <w:color w:val="24292F"/>
-                <w:sz w:val="17"/>
-                <w:szCs w:val="17"/>
-              </w:rPr>
-              <w:t xml:space="preserve">rng</w:t>
-            </w:r>
-            <w:r>
-              <w:rPr>
-                <w:rFonts w:ascii="Consolas" w:cs="Consolas" w:eastAsia="맑은 고딕" w:hAnsi="Consolas"/>
-                <w:b w:val="false"/>
-                <w:bCs w:val="false"/>
-                <w:i w:val="false"/>
-                <w:iCs w:val="false"/>
-                <w:color w:val="24292F"/>
-                <w:sz w:val="17"/>
-                <w:szCs w:val="17"/>
-              </w:rPr>
-              <w:t xml:space="preserve">.</w:t>
-            </w:r>
-            <w:r>
-              <w:rPr>
-                <w:rFonts w:ascii="Consolas" w:cs="Consolas" w:eastAsia="맑은 고딕" w:hAnsi="Consolas"/>
-                <w:b w:val="false"/>
-                <w:bCs w:val="false"/>
-                <w:i w:val="false"/>
-                <w:iCs w:val="false"/>
-                <w:color w:val="24292F"/>
-                <w:sz w:val="17"/>
-                <w:szCs w:val="17"/>
-              </w:rPr>
-              <w:t xml:space="preserve">normal</w:t>
-            </w:r>
-            <w:r>
-              <w:rPr>
-                <w:rFonts w:ascii="Consolas" w:cs="Consolas" w:eastAsia="맑은 고딕" w:hAnsi="Consolas"/>
-                <w:b w:val="false"/>
-                <w:bCs w:val="false"/>
-                <w:i w:val="false"/>
-                <w:iCs w:val="false"/>
-                <w:color w:val="24292F"/>
-                <w:sz w:val="17"/>
-                <w:szCs w:val="17"/>
-              </w:rPr>
-              <w:t xml:space="preserve">(</w:t>
-            </w:r>
-            <w:r>
-              <w:rPr>
-                <w:rFonts w:ascii="Consolas" w:cs="Consolas" w:eastAsia="맑은 고딕" w:hAnsi="Consolas"/>
-                <w:b w:val="false"/>
-                <w:bCs w:val="false"/>
-                <w:i w:val="false"/>
-                <w:iCs w:val="false"/>
-                <w:color w:val="098658"/>
-                <w:sz w:val="17"/>
-                <w:szCs w:val="17"/>
-              </w:rPr>
-              <w:t xml:space="preserve">0</w:t>
-            </w:r>
-            <w:r>
-              <w:rPr>
-                <w:rFonts w:ascii="Consolas" w:cs="Consolas" w:eastAsia="맑은 고딕" w:hAnsi="Consolas"/>
-                <w:b w:val="false"/>
-                <w:bCs w:val="false"/>
-                <w:i w:val="false"/>
-                <w:iCs w:val="false"/>
-                <w:color w:val="24292F"/>
-                <w:sz w:val="17"/>
-                <w:szCs w:val="17"/>
-              </w:rPr>
-              <w:t xml:space="preserve">, </w:t>
-            </w:r>
-            <w:r>
-              <w:rPr>
-                <w:rFonts w:ascii="Consolas" w:cs="Consolas" w:eastAsia="맑은 고딕" w:hAnsi="Consolas"/>
-                <w:b w:val="false"/>
-                <w:bCs w:val="false"/>
-                <w:i w:val="false"/>
-                <w:iCs w:val="false"/>
-                <w:color w:val="098658"/>
-                <w:sz w:val="17"/>
-                <w:szCs w:val="17"/>
-              </w:rPr>
-              <w:t xml:space="preserve">25</w:t>
-            </w:r>
-            <w:r>
-              <w:rPr>
-                <w:rFonts w:ascii="Consolas" w:cs="Consolas" w:eastAsia="맑은 고딕" w:hAnsi="Consolas"/>
-                <w:b w:val="false"/>
-                <w:bCs w:val="false"/>
-                <w:i w:val="false"/>
-                <w:iCs w:val="false"/>
-                <w:color w:val="24292F"/>
-                <w:sz w:val="17"/>
-                <w:szCs w:val="17"/>
-              </w:rPr>
-              <w:t xml:space="preserve">, </w:t>
-            </w:r>
-            <w:r>
-              <w:rPr>
-                <w:rFonts w:ascii="Consolas" w:cs="Consolas" w:eastAsia="맑은 고딕" w:hAnsi="Consolas"/>
-                <w:b w:val="false"/>
-                <w:bCs w:val="false"/>
-                <w:i w:val="false"/>
-                <w:iCs w:val="false"/>
-                <w:color w:val="098658"/>
-                <w:sz w:val="17"/>
-                <w:szCs w:val="17"/>
-              </w:rPr>
-              <w:t xml:space="preserve">30</w:t>
-            </w:r>
-            <w:r>
-              <w:rPr>
-                <w:rFonts w:ascii="Consolas" w:cs="Consolas" w:eastAsia="맑은 고딕" w:hAnsi="Consolas"/>
-                <w:b w:val="false"/>
-                <w:bCs w:val="false"/>
-                <w:i w:val="false"/>
-                <w:iCs w:val="false"/>
-                <w:color w:val="24292F"/>
-                <w:sz w:val="17"/>
-                <w:szCs w:val="17"/>
-              </w:rPr>
-              <w:t xml:space="preserve">)).</w:t>
-            </w:r>
-            <w:r>
-              <w:rPr>
-                <w:rFonts w:ascii="Consolas" w:cs="Consolas" w:eastAsia="맑은 고딕" w:hAnsi="Consolas"/>
-                <w:b w:val="false"/>
-                <w:bCs w:val="false"/>
-                <w:i w:val="false"/>
-                <w:iCs w:val="false"/>
-                <w:color w:val="795E26"/>
-                <w:sz w:val="17"/>
-                <w:szCs w:val="17"/>
-              </w:rPr>
-              <w:t xml:space="preserve">round</w:t>
-            </w:r>
-            <w:r>
-              <w:rPr>
-                <w:rFonts w:ascii="Consolas" w:cs="Consolas" w:eastAsia="맑은 고딕" w:hAnsi="Consolas"/>
-                <w:b w:val="false"/>
-                <w:bCs w:val="false"/>
-                <w:i w:val="false"/>
-                <w:iCs w:val="false"/>
-                <w:color w:val="24292F"/>
-                <w:sz w:val="17"/>
-                <w:szCs w:val="17"/>
-              </w:rPr>
-              <w:t xml:space="preserve">()</w:t>
+              <w:t xml:space="preserve">31</w:t>
+            </w:r>
+            <w:r>
+              <w:rPr>
+                <w:rFonts w:ascii="Consolas" w:cs="Consolas" w:eastAsia="맑은 고딕" w:hAnsi="Consolas"/>
+                <w:b w:val="false"/>
+                <w:bCs w:val="false"/>
+                <w:i w:val="false"/>
+                <w:iCs w:val="false"/>
+                <w:color w:val="24292F"/>
+                <w:sz w:val="17"/>
+                <w:szCs w:val="17"/>
+              </w:rPr>
+              <w:t xml:space="preserve">)</w:t>
             </w:r>
           </w:p>
           <w:p>
@@ -28573,46 +28420,20 @@
                 <w:sz w:val="17"/>
                 <w:szCs w:val="17"/>
               </w:rPr>
-              <w:t xml:space="preserve">menu</w:t>
-            </w:r>
-            <w:r>
-              <w:rPr>
-                <w:rFonts w:ascii="Consolas" w:cs="Consolas" w:eastAsia="맑은 고딕" w:hAnsi="Consolas"/>
-                <w:b w:val="false"/>
-                <w:bCs w:val="false"/>
-                <w:i w:val="false"/>
-                <w:iCs w:val="false"/>
-                <w:color w:val="24292F"/>
-                <w:sz w:val="17"/>
-                <w:szCs w:val="17"/>
-              </w:rPr>
-              <w:t xml:space="preserve"> = {</w:t>
-            </w:r>
-            <w:r>
-              <w:rPr>
-                <w:rFonts w:ascii="Consolas" w:cs="Consolas" w:eastAsia="맑은 고딕" w:hAnsi="Consolas"/>
-                <w:b w:val="false"/>
-                <w:bCs w:val="false"/>
-                <w:i w:val="false"/>
-                <w:iCs w:val="false"/>
-                <w:color w:val="A31515"/>
-                <w:sz w:val="17"/>
-                <w:szCs w:val="17"/>
-              </w:rPr>
-              <w:t xml:space="preserve">"커피"</w:t>
-            </w:r>
-            <w:r>
-              <w:rPr>
-                <w:rFonts w:ascii="Consolas" w:cs="Consolas" w:eastAsia="맑은 고딕" w:hAnsi="Consolas"/>
-                <w:b w:val="false"/>
-                <w:bCs w:val="false"/>
-                <w:i w:val="false"/>
-                <w:iCs w:val="false"/>
-                <w:color w:val="24292F"/>
-                <w:sz w:val="17"/>
-                <w:szCs w:val="17"/>
-              </w:rPr>
-              <w:t xml:space="preserve">: </w:t>
+              <w:t xml:space="preserve">sales</w:t>
+            </w:r>
+            <w:r>
+              <w:rPr>
+                <w:rFonts w:ascii="Consolas" w:cs="Consolas" w:eastAsia="맑은 고딕" w:hAnsi="Consolas"/>
+                <w:b w:val="false"/>
+                <w:bCs w:val="false"/>
+                <w:i w:val="false"/>
+                <w:iCs w:val="false"/>
+                <w:color w:val="24292F"/>
+                <w:sz w:val="17"/>
+                <w:szCs w:val="17"/>
+              </w:rPr>
+              <w:t xml:space="preserve"> = (</w:t>
             </w:r>
             <w:r>
               <w:rPr>
@@ -28625,7 +28446,137 @@
                 <w:sz w:val="17"/>
                 <w:szCs w:val="17"/>
               </w:rPr>
-              <w:t xml:space="preserve">420</w:t>
+              <w:t xml:space="preserve">200</w:t>
+            </w:r>
+            <w:r>
+              <w:rPr>
+                <w:rFonts w:ascii="Consolas" w:cs="Consolas" w:eastAsia="맑은 고딕" w:hAnsi="Consolas"/>
+                <w:b w:val="false"/>
+                <w:bCs w:val="false"/>
+                <w:i w:val="false"/>
+                <w:iCs w:val="false"/>
+                <w:color w:val="24292F"/>
+                <w:sz w:val="17"/>
+                <w:szCs w:val="17"/>
+              </w:rPr>
+              <w:t xml:space="preserve"> + </w:t>
+            </w:r>
+            <w:r>
+              <w:rPr>
+                <w:rFonts w:ascii="Consolas" w:cs="Consolas" w:eastAsia="맑은 고딕" w:hAnsi="Consolas"/>
+                <w:b w:val="false"/>
+                <w:bCs w:val="false"/>
+                <w:i w:val="false"/>
+                <w:iCs w:val="false"/>
+                <w:color w:val="24292F"/>
+                <w:sz w:val="17"/>
+                <w:szCs w:val="17"/>
+              </w:rPr>
+              <w:t xml:space="preserve">days</w:t>
+            </w:r>
+            <w:r>
+              <w:rPr>
+                <w:rFonts w:ascii="Consolas" w:cs="Consolas" w:eastAsia="맑은 고딕" w:hAnsi="Consolas"/>
+                <w:b w:val="false"/>
+                <w:bCs w:val="false"/>
+                <w:i w:val="false"/>
+                <w:iCs w:val="false"/>
+                <w:color w:val="24292F"/>
+                <w:sz w:val="17"/>
+                <w:szCs w:val="17"/>
+              </w:rPr>
+              <w:t xml:space="preserve"> * </w:t>
+            </w:r>
+            <w:r>
+              <w:rPr>
+                <w:rFonts w:ascii="Consolas" w:cs="Consolas" w:eastAsia="맑은 고딕" w:hAnsi="Consolas"/>
+                <w:b w:val="false"/>
+                <w:bCs w:val="false"/>
+                <w:i w:val="false"/>
+                <w:iCs w:val="false"/>
+                <w:color w:val="098658"/>
+                <w:sz w:val="17"/>
+                <w:szCs w:val="17"/>
+              </w:rPr>
+              <w:t xml:space="preserve">3</w:t>
+            </w:r>
+            <w:r>
+              <w:rPr>
+                <w:rFonts w:ascii="Consolas" w:cs="Consolas" w:eastAsia="맑은 고딕" w:hAnsi="Consolas"/>
+                <w:b w:val="false"/>
+                <w:bCs w:val="false"/>
+                <w:i w:val="false"/>
+                <w:iCs w:val="false"/>
+                <w:color w:val="24292F"/>
+                <w:sz w:val="17"/>
+                <w:szCs w:val="17"/>
+              </w:rPr>
+              <w:t xml:space="preserve"> + </w:t>
+            </w:r>
+            <w:r>
+              <w:rPr>
+                <w:rFonts w:ascii="Consolas" w:cs="Consolas" w:eastAsia="맑은 고딕" w:hAnsi="Consolas"/>
+                <w:b w:val="false"/>
+                <w:bCs w:val="false"/>
+                <w:i w:val="false"/>
+                <w:iCs w:val="false"/>
+                <w:color w:val="24292F"/>
+                <w:sz w:val="17"/>
+                <w:szCs w:val="17"/>
+              </w:rPr>
+              <w:t xml:space="preserve">rng</w:t>
+            </w:r>
+            <w:r>
+              <w:rPr>
+                <w:rFonts w:ascii="Consolas" w:cs="Consolas" w:eastAsia="맑은 고딕" w:hAnsi="Consolas"/>
+                <w:b w:val="false"/>
+                <w:bCs w:val="false"/>
+                <w:i w:val="false"/>
+                <w:iCs w:val="false"/>
+                <w:color w:val="24292F"/>
+                <w:sz w:val="17"/>
+                <w:szCs w:val="17"/>
+              </w:rPr>
+              <w:t xml:space="preserve">.</w:t>
+            </w:r>
+            <w:r>
+              <w:rPr>
+                <w:rFonts w:ascii="Consolas" w:cs="Consolas" w:eastAsia="맑은 고딕" w:hAnsi="Consolas"/>
+                <w:b w:val="false"/>
+                <w:bCs w:val="false"/>
+                <w:i w:val="false"/>
+                <w:iCs w:val="false"/>
+                <w:color w:val="24292F"/>
+                <w:sz w:val="17"/>
+                <w:szCs w:val="17"/>
+              </w:rPr>
+              <w:t xml:space="preserve">normal</w:t>
+            </w:r>
+            <w:r>
+              <w:rPr>
+                <w:rFonts w:ascii="Consolas" w:cs="Consolas" w:eastAsia="맑은 고딕" w:hAnsi="Consolas"/>
+                <w:b w:val="false"/>
+                <w:bCs w:val="false"/>
+                <w:i w:val="false"/>
+                <w:iCs w:val="false"/>
+                <w:color w:val="24292F"/>
+                <w:sz w:val="17"/>
+                <w:szCs w:val="17"/>
+              </w:rPr>
+              <w:t xml:space="preserve">(</w:t>
+            </w:r>
+            <w:r>
+              <w:rPr>
+                <w:rFonts w:ascii="Consolas" w:cs="Consolas" w:eastAsia="맑은 고딕" w:hAnsi="Consolas"/>
+                <w:b w:val="false"/>
+                <w:bCs w:val="false"/>
+                <w:i w:val="false"/>
+                <w:iCs w:val="false"/>
+                <w:color w:val="098658"/>
+                <w:sz w:val="17"/>
+                <w:szCs w:val="17"/>
+              </w:rPr>
+              <w:t xml:space="preserve">0</w:t>
             </w:r>
             <w:r>
               <w:rPr>
@@ -28647,37 +28598,11 @@
                 <w:bCs w:val="false"/>
                 <w:i w:val="false"/>
                 <w:iCs w:val="false"/>
-                <w:color w:val="A31515"/>
-                <w:sz w:val="17"/>
-                <w:szCs w:val="17"/>
-              </w:rPr>
-              <w:t xml:space="preserve">"라떼"</w:t>
-            </w:r>
-            <w:r>
-              <w:rPr>
-                <w:rFonts w:ascii="Consolas" w:cs="Consolas" w:eastAsia="맑은 고딕" w:hAnsi="Consolas"/>
-                <w:b w:val="false"/>
-                <w:bCs w:val="false"/>
-                <w:i w:val="false"/>
-                <w:iCs w:val="false"/>
-                <w:color w:val="24292F"/>
-                <w:sz w:val="17"/>
-                <w:szCs w:val="17"/>
-              </w:rPr>
-              <w:t xml:space="preserve">: </w:t>
-            </w:r>
-            <w:r>
-              <w:rPr>
-                <w:rFonts w:ascii="Consolas" w:cs="Consolas" w:eastAsia="맑은 고딕" w:hAnsi="Consolas"/>
-                <w:b w:val="false"/>
-                <w:bCs w:val="false"/>
-                <w:i w:val="false"/>
-                <w:iCs w:val="false"/>
                 <w:color w:val="098658"/>
                 <w:sz w:val="17"/>
                 <w:szCs w:val="17"/>
               </w:rPr>
-              <w:t xml:space="preserve">310</w:t>
+              <w:t xml:space="preserve">25</w:t>
             </w:r>
             <w:r>
               <w:rPr>
@@ -28699,102 +28624,50 @@
                 <w:bCs w:val="false"/>
                 <w:i w:val="false"/>
                 <w:iCs w:val="false"/>
-                <w:color w:val="A31515"/>
-                <w:sz w:val="17"/>
-                <w:szCs w:val="17"/>
-              </w:rPr>
-              <w:t xml:space="preserve">"티"</w:t>
-            </w:r>
-            <w:r>
-              <w:rPr>
-                <w:rFonts w:ascii="Consolas" w:cs="Consolas" w:eastAsia="맑은 고딕" w:hAnsi="Consolas"/>
-                <w:b w:val="false"/>
-                <w:bCs w:val="false"/>
-                <w:i w:val="false"/>
-                <w:iCs w:val="false"/>
-                <w:color w:val="24292F"/>
-                <w:sz w:val="17"/>
-                <w:szCs w:val="17"/>
-              </w:rPr>
-              <w:t xml:space="preserve">: </w:t>
-            </w:r>
-            <w:r>
-              <w:rPr>
-                <w:rFonts w:ascii="Consolas" w:cs="Consolas" w:eastAsia="맑은 고딕" w:hAnsi="Consolas"/>
-                <w:b w:val="false"/>
-                <w:bCs w:val="false"/>
-                <w:i w:val="false"/>
-                <w:iCs w:val="false"/>
                 <w:color w:val="098658"/>
                 <w:sz w:val="17"/>
                 <w:szCs w:val="17"/>
               </w:rPr>
-              <w:t xml:space="preserve">150</w:t>
-            </w:r>
-            <w:r>
-              <w:rPr>
-                <w:rFonts w:ascii="Consolas" w:cs="Consolas" w:eastAsia="맑은 고딕" w:hAnsi="Consolas"/>
-                <w:b w:val="false"/>
-                <w:bCs w:val="false"/>
-                <w:i w:val="false"/>
-                <w:iCs w:val="false"/>
-                <w:color w:val="24292F"/>
-                <w:sz w:val="17"/>
-                <w:szCs w:val="17"/>
-              </w:rPr>
-              <w:t xml:space="preserve">, </w:t>
-            </w:r>
-            <w:r>
-              <w:rPr>
-                <w:rFonts w:ascii="Consolas" w:cs="Consolas" w:eastAsia="맑은 고딕" w:hAnsi="Consolas"/>
-                <w:b w:val="false"/>
-                <w:bCs w:val="false"/>
-                <w:i w:val="false"/>
-                <w:iCs w:val="false"/>
-                <w:color w:val="A31515"/>
-                <w:sz w:val="17"/>
-                <w:szCs w:val="17"/>
-              </w:rPr>
-              <w:t xml:space="preserve">"디저트"</w:t>
-            </w:r>
-            <w:r>
-              <w:rPr>
-                <w:rFonts w:ascii="Consolas" w:cs="Consolas" w:eastAsia="맑은 고딕" w:hAnsi="Consolas"/>
-                <w:b w:val="false"/>
-                <w:bCs w:val="false"/>
-                <w:i w:val="false"/>
-                <w:iCs w:val="false"/>
-                <w:color w:val="24292F"/>
-                <w:sz w:val="17"/>
-                <w:szCs w:val="17"/>
-              </w:rPr>
-              <w:t xml:space="preserve">: </w:t>
-            </w:r>
-            <w:r>
-              <w:rPr>
-                <w:rFonts w:ascii="Consolas" w:cs="Consolas" w:eastAsia="맑은 고딕" w:hAnsi="Consolas"/>
-                <w:b w:val="false"/>
-                <w:bCs w:val="false"/>
-                <w:i w:val="false"/>
-                <w:iCs w:val="false"/>
-                <w:color w:val="098658"/>
-                <w:sz w:val="17"/>
-                <w:szCs w:val="17"/>
-              </w:rPr>
-              <w:t xml:space="preserve">220</w:t>
-            </w:r>
-            <w:r>
-              <w:rPr>
-                <w:rFonts w:ascii="Consolas" w:cs="Consolas" w:eastAsia="맑은 고딕" w:hAnsi="Consolas"/>
-                <w:b w:val="false"/>
-                <w:bCs w:val="false"/>
-                <w:i w:val="false"/>
-                <w:iCs w:val="false"/>
-                <w:color w:val="24292F"/>
-                <w:sz w:val="17"/>
-                <w:szCs w:val="17"/>
-              </w:rPr>
-              <w:t xml:space="preserve">}</w:t>
+              <w:t xml:space="preserve">30</w:t>
+            </w:r>
+            <w:r>
+              <w:rPr>
+                <w:rFonts w:ascii="Consolas" w:cs="Consolas" w:eastAsia="맑은 고딕" w:hAnsi="Consolas"/>
+                <w:b w:val="false"/>
+                <w:bCs w:val="false"/>
+                <w:i w:val="false"/>
+                <w:iCs w:val="false"/>
+                <w:color w:val="24292F"/>
+                <w:sz w:val="17"/>
+                <w:szCs w:val="17"/>
+              </w:rPr>
+              <w:t xml:space="preserve">)).</w:t>
+            </w:r>
+            <w:r>
+              <w:rPr>
+                <w:rFonts w:ascii="Consolas" w:cs="Consolas" w:eastAsia="맑은 고딕" w:hAnsi="Consolas"/>
+                <w:b w:val="false"/>
+                <w:bCs w:val="false"/>
+                <w:i w:val="false"/>
+                <w:iCs w:val="false"/>
+                <w:color w:val="795E26"/>
+                <w:sz w:val="17"/>
+                <w:szCs w:val="17"/>
+              </w:rPr>
+              <w:t xml:space="preserve">round</w:t>
+            </w:r>
+            <w:r>
+              <w:rPr>
+                <w:rFonts w:ascii="Consolas" w:cs="Consolas" w:eastAsia="맑은 고딕" w:hAnsi="Consolas"/>
+                <w:b w:val="false"/>
+                <w:bCs w:val="false"/>
+                <w:i w:val="false"/>
+                <w:iCs w:val="false"/>
+                <w:color w:val="24292F"/>
+                <w:sz w:val="17"/>
+                <w:szCs w:val="17"/>
+              </w:rPr>
+              <w:t xml:space="preserve">()</w:t>
             </w:r>
           </w:p>
           <w:p>
@@ -28821,72 +28694,46 @@
                 <w:sz w:val="17"/>
                 <w:szCs w:val="17"/>
               </w:rPr>
-              <w:t xml:space="preserve">hour</w:t>
-            </w:r>
-            <w:r>
-              <w:rPr>
-                <w:rFonts w:ascii="Consolas" w:cs="Consolas" w:eastAsia="맑은 고딕" w:hAnsi="Consolas"/>
-                <w:b w:val="false"/>
-                <w:bCs w:val="false"/>
-                <w:i w:val="false"/>
-                <w:iCs w:val="false"/>
-                <w:color w:val="24292F"/>
-                <w:sz w:val="17"/>
-                <w:szCs w:val="17"/>
-              </w:rPr>
-              <w:t xml:space="preserve"> = </w:t>
-            </w:r>
-            <w:r>
-              <w:rPr>
-                <w:rFonts w:ascii="Consolas" w:cs="Consolas" w:eastAsia="맑은 고딕" w:hAnsi="Consolas"/>
-                <w:b w:val="false"/>
-                <w:bCs w:val="false"/>
-                <w:i w:val="false"/>
-                <w:iCs w:val="false"/>
-                <w:color w:val="24292F"/>
-                <w:sz w:val="17"/>
-                <w:szCs w:val="17"/>
-              </w:rPr>
-              <w:t xml:space="preserve">rng</w:t>
-            </w:r>
-            <w:r>
-              <w:rPr>
-                <w:rFonts w:ascii="Consolas" w:cs="Consolas" w:eastAsia="맑은 고딕" w:hAnsi="Consolas"/>
-                <w:b w:val="false"/>
-                <w:bCs w:val="false"/>
-                <w:i w:val="false"/>
-                <w:iCs w:val="false"/>
-                <w:color w:val="24292F"/>
-                <w:sz w:val="17"/>
-                <w:szCs w:val="17"/>
-              </w:rPr>
-              <w:t xml:space="preserve">.</w:t>
-            </w:r>
-            <w:r>
-              <w:rPr>
-                <w:rFonts w:ascii="Consolas" w:cs="Consolas" w:eastAsia="맑은 고딕" w:hAnsi="Consolas"/>
-                <w:b w:val="false"/>
-                <w:bCs w:val="false"/>
-                <w:i w:val="false"/>
-                <w:iCs w:val="false"/>
-                <w:color w:val="24292F"/>
-                <w:sz w:val="17"/>
-                <w:szCs w:val="17"/>
-              </w:rPr>
-              <w:t xml:space="preserve">normal</w:t>
-            </w:r>
-            <w:r>
-              <w:rPr>
-                <w:rFonts w:ascii="Consolas" w:cs="Consolas" w:eastAsia="맑은 고딕" w:hAnsi="Consolas"/>
-                <w:b w:val="false"/>
-                <w:bCs w:val="false"/>
-                <w:i w:val="false"/>
-                <w:iCs w:val="false"/>
-                <w:color w:val="24292F"/>
-                <w:sz w:val="17"/>
-                <w:szCs w:val="17"/>
-              </w:rPr>
-              <w:t xml:space="preserve">(</w:t>
+              <w:t xml:space="preserve">menu</w:t>
+            </w:r>
+            <w:r>
+              <w:rPr>
+                <w:rFonts w:ascii="Consolas" w:cs="Consolas" w:eastAsia="맑은 고딕" w:hAnsi="Consolas"/>
+                <w:b w:val="false"/>
+                <w:bCs w:val="false"/>
+                <w:i w:val="false"/>
+                <w:iCs w:val="false"/>
+                <w:color w:val="24292F"/>
+                <w:sz w:val="17"/>
+                <w:szCs w:val="17"/>
+              </w:rPr>
+              <w:t xml:space="preserve"> = {</w:t>
+            </w:r>
+            <w:r>
+              <w:rPr>
+                <w:rFonts w:ascii="Consolas" w:cs="Consolas" w:eastAsia="맑은 고딕" w:hAnsi="Consolas"/>
+                <w:b w:val="false"/>
+                <w:bCs w:val="false"/>
+                <w:i w:val="false"/>
+                <w:iCs w:val="false"/>
+                <w:color w:val="A31515"/>
+                <w:sz w:val="17"/>
+                <w:szCs w:val="17"/>
+              </w:rPr>
+              <w:t xml:space="preserve">"커피"</w:t>
+            </w:r>
+            <w:r>
+              <w:rPr>
+                <w:rFonts w:ascii="Consolas" w:cs="Consolas" w:eastAsia="맑은 고딕" w:hAnsi="Consolas"/>
+                <w:b w:val="false"/>
+                <w:bCs w:val="false"/>
+                <w:i w:val="false"/>
+                <w:iCs w:val="false"/>
+                <w:color w:val="24292F"/>
+                <w:sz w:val="17"/>
+                <w:szCs w:val="17"/>
+              </w:rPr>
+              <w:t xml:space="preserve">: </w:t>
             </w:r>
             <w:r>
               <w:rPr>
@@ -28899,7 +28746,7 @@
                 <w:sz w:val="17"/>
                 <w:szCs w:val="17"/>
               </w:rPr>
-              <w:t xml:space="preserve">14</w:t>
+              <w:t xml:space="preserve">420</w:t>
             </w:r>
             <w:r>
               <w:rPr>
@@ -28921,11 +28768,37 @@
                 <w:bCs w:val="false"/>
                 <w:i w:val="false"/>
                 <w:iCs w:val="false"/>
+                <w:color w:val="A31515"/>
+                <w:sz w:val="17"/>
+                <w:szCs w:val="17"/>
+              </w:rPr>
+              <w:t xml:space="preserve">"라떼"</w:t>
+            </w:r>
+            <w:r>
+              <w:rPr>
+                <w:rFonts w:ascii="Consolas" w:cs="Consolas" w:eastAsia="맑은 고딕" w:hAnsi="Consolas"/>
+                <w:b w:val="false"/>
+                <w:bCs w:val="false"/>
+                <w:i w:val="false"/>
+                <w:iCs w:val="false"/>
+                <w:color w:val="24292F"/>
+                <w:sz w:val="17"/>
+                <w:szCs w:val="17"/>
+              </w:rPr>
+              <w:t xml:space="preserve">: </w:t>
+            </w:r>
+            <w:r>
+              <w:rPr>
+                <w:rFonts w:ascii="Consolas" w:cs="Consolas" w:eastAsia="맑은 고딕" w:hAnsi="Consolas"/>
+                <w:b w:val="false"/>
+                <w:bCs w:val="false"/>
+                <w:i w:val="false"/>
+                <w:iCs w:val="false"/>
                 <w:color w:val="098658"/>
                 <w:sz w:val="17"/>
                 <w:szCs w:val="17"/>
               </w:rPr>
-              <w:t xml:space="preserve">3</w:t>
+              <w:t xml:space="preserve">310</w:t>
             </w:r>
             <w:r>
               <w:rPr>
@@ -28947,50 +28820,76 @@
                 <w:bCs w:val="false"/>
                 <w:i w:val="false"/>
                 <w:iCs w:val="false"/>
+                <w:color w:val="A31515"/>
+                <w:sz w:val="17"/>
+                <w:szCs w:val="17"/>
+              </w:rPr>
+              <w:t xml:space="preserve">"티"</w:t>
+            </w:r>
+            <w:r>
+              <w:rPr>
+                <w:rFonts w:ascii="Consolas" w:cs="Consolas" w:eastAsia="맑은 고딕" w:hAnsi="Consolas"/>
+                <w:b w:val="false"/>
+                <w:bCs w:val="false"/>
+                <w:i w:val="false"/>
+                <w:iCs w:val="false"/>
+                <w:color w:val="24292F"/>
+                <w:sz w:val="17"/>
+                <w:szCs w:val="17"/>
+              </w:rPr>
+              <w:t xml:space="preserve">: </w:t>
+            </w:r>
+            <w:r>
+              <w:rPr>
+                <w:rFonts w:ascii="Consolas" w:cs="Consolas" w:eastAsia="맑은 고딕" w:hAnsi="Consolas"/>
+                <w:b w:val="false"/>
+                <w:bCs w:val="false"/>
+                <w:i w:val="false"/>
+                <w:iCs w:val="false"/>
                 <w:color w:val="098658"/>
                 <w:sz w:val="17"/>
                 <w:szCs w:val="17"/>
               </w:rPr>
-              <w:t xml:space="preserve">800</w:t>
-            </w:r>
-            <w:r>
-              <w:rPr>
-                <w:rFonts w:ascii="Consolas" w:cs="Consolas" w:eastAsia="맑은 고딕" w:hAnsi="Consolas"/>
-                <w:b w:val="false"/>
-                <w:bCs w:val="false"/>
-                <w:i w:val="false"/>
-                <w:iCs w:val="false"/>
-                <w:color w:val="24292F"/>
-                <w:sz w:val="17"/>
-                <w:szCs w:val="17"/>
-              </w:rPr>
-              <w:t xml:space="preserve">).</w:t>
-            </w:r>
-            <w:r>
-              <w:rPr>
-                <w:rFonts w:ascii="Consolas" w:cs="Consolas" w:eastAsia="맑은 고딕" w:hAnsi="Consolas"/>
-                <w:b w:val="false"/>
-                <w:bCs w:val="false"/>
-                <w:i w:val="false"/>
-                <w:iCs w:val="false"/>
-                <w:color w:val="24292F"/>
-                <w:sz w:val="17"/>
-                <w:szCs w:val="17"/>
-              </w:rPr>
-              <w:t xml:space="preserve">clip</w:t>
-            </w:r>
-            <w:r>
-              <w:rPr>
-                <w:rFonts w:ascii="Consolas" w:cs="Consolas" w:eastAsia="맑은 고딕" w:hAnsi="Consolas"/>
-                <w:b w:val="false"/>
-                <w:bCs w:val="false"/>
-                <w:i w:val="false"/>
-                <w:iCs w:val="false"/>
-                <w:color w:val="24292F"/>
-                <w:sz w:val="17"/>
-                <w:szCs w:val="17"/>
-              </w:rPr>
-              <w:t xml:space="preserve">(</w:t>
+              <w:t xml:space="preserve">150</w:t>
+            </w:r>
+            <w:r>
+              <w:rPr>
+                <w:rFonts w:ascii="Consolas" w:cs="Consolas" w:eastAsia="맑은 고딕" w:hAnsi="Consolas"/>
+                <w:b w:val="false"/>
+                <w:bCs w:val="false"/>
+                <w:i w:val="false"/>
+                <w:iCs w:val="false"/>
+                <w:color w:val="24292F"/>
+                <w:sz w:val="17"/>
+                <w:szCs w:val="17"/>
+              </w:rPr>
+              <w:t xml:space="preserve">, </w:t>
+            </w:r>
+            <w:r>
+              <w:rPr>
+                <w:rFonts w:ascii="Consolas" w:cs="Consolas" w:eastAsia="맑은 고딕" w:hAnsi="Consolas"/>
+                <w:b w:val="false"/>
+                <w:bCs w:val="false"/>
+                <w:i w:val="false"/>
+                <w:iCs w:val="false"/>
+                <w:color w:val="A31515"/>
+                <w:sz w:val="17"/>
+                <w:szCs w:val="17"/>
+              </w:rPr>
+              <w:t xml:space="preserve">"디저트"</w:t>
+            </w:r>
+            <w:r>
+              <w:rPr>
+                <w:rFonts w:ascii="Consolas" w:cs="Consolas" w:eastAsia="맑은 고딕" w:hAnsi="Consolas"/>
+                <w:b w:val="false"/>
+                <w:bCs w:val="false"/>
+                <w:i w:val="false"/>
+                <w:iCs w:val="false"/>
+                <w:color w:val="24292F"/>
+                <w:sz w:val="17"/>
+                <w:szCs w:val="17"/>
+              </w:rPr>
+              <w:t xml:space="preserve">: </w:t>
             </w:r>
             <w:r>
               <w:rPr>
@@ -29003,46 +28902,20 @@
                 <w:sz w:val="17"/>
                 <w:szCs w:val="17"/>
               </w:rPr>
-              <w:t xml:space="preserve">8</w:t>
-            </w:r>
-            <w:r>
-              <w:rPr>
-                <w:rFonts w:ascii="Consolas" w:cs="Consolas" w:eastAsia="맑은 고딕" w:hAnsi="Consolas"/>
-                <w:b w:val="false"/>
-                <w:bCs w:val="false"/>
-                <w:i w:val="false"/>
-                <w:iCs w:val="false"/>
-                <w:color w:val="24292F"/>
-                <w:sz w:val="17"/>
-                <w:szCs w:val="17"/>
-              </w:rPr>
-              <w:t xml:space="preserve">, </w:t>
-            </w:r>
-            <w:r>
-              <w:rPr>
-                <w:rFonts w:ascii="Consolas" w:cs="Consolas" w:eastAsia="맑은 고딕" w:hAnsi="Consolas"/>
-                <w:b w:val="false"/>
-                <w:bCs w:val="false"/>
-                <w:i w:val="false"/>
-                <w:iCs w:val="false"/>
-                <w:color w:val="098658"/>
-                <w:sz w:val="17"/>
-                <w:szCs w:val="17"/>
-              </w:rPr>
-              <w:t xml:space="preserve">22</w:t>
-            </w:r>
-            <w:r>
-              <w:rPr>
-                <w:rFonts w:ascii="Consolas" w:cs="Consolas" w:eastAsia="맑은 고딕" w:hAnsi="Consolas"/>
-                <w:b w:val="false"/>
-                <w:bCs w:val="false"/>
-                <w:i w:val="false"/>
-                <w:iCs w:val="false"/>
-                <w:color w:val="24292F"/>
-                <w:sz w:val="17"/>
-                <w:szCs w:val="17"/>
-              </w:rPr>
-              <w:t xml:space="preserve">)</w:t>
+              <w:t xml:space="preserve">220</w:t>
+            </w:r>
+            <w:r>
+              <w:rPr>
+                <w:rFonts w:ascii="Consolas" w:cs="Consolas" w:eastAsia="맑은 고딕" w:hAnsi="Consolas"/>
+                <w:b w:val="false"/>
+                <w:bCs w:val="false"/>
+                <w:i w:val="false"/>
+                <w:iCs w:val="false"/>
+                <w:color w:val="24292F"/>
+                <w:sz w:val="17"/>
+                <w:szCs w:val="17"/>
+              </w:rPr>
+              <w:t xml:space="preserve">}</w:t>
             </w:r>
           </w:p>
           <w:p>
@@ -29061,10 +28934,236 @@
             <w:r>
               <w:rPr>
                 <w:rFonts w:ascii="Consolas" w:cs="Consolas" w:eastAsia="맑은 고딕" w:hAnsi="Consolas"/>
-                <w:sz w:val="17"/>
-                <w:szCs w:val="17"/>
-              </w:rPr>
-              <w:t xml:space="preserve"> </w:t>
+                <w:b w:val="false"/>
+                <w:bCs w:val="false"/>
+                <w:i w:val="false"/>
+                <w:iCs w:val="false"/>
+                <w:color w:val="24292F"/>
+                <w:sz w:val="17"/>
+                <w:szCs w:val="17"/>
+              </w:rPr>
+              <w:t xml:space="preserve">hour</w:t>
+            </w:r>
+            <w:r>
+              <w:rPr>
+                <w:rFonts w:ascii="Consolas" w:cs="Consolas" w:eastAsia="맑은 고딕" w:hAnsi="Consolas"/>
+                <w:b w:val="false"/>
+                <w:bCs w:val="false"/>
+                <w:i w:val="false"/>
+                <w:iCs w:val="false"/>
+                <w:color w:val="24292F"/>
+                <w:sz w:val="17"/>
+                <w:szCs w:val="17"/>
+              </w:rPr>
+              <w:t xml:space="preserve"> = </w:t>
+            </w:r>
+            <w:r>
+              <w:rPr>
+                <w:rFonts w:ascii="Consolas" w:cs="Consolas" w:eastAsia="맑은 고딕" w:hAnsi="Consolas"/>
+                <w:b w:val="false"/>
+                <w:bCs w:val="false"/>
+                <w:i w:val="false"/>
+                <w:iCs w:val="false"/>
+                <w:color w:val="24292F"/>
+                <w:sz w:val="17"/>
+                <w:szCs w:val="17"/>
+              </w:rPr>
+              <w:t xml:space="preserve">rng</w:t>
+            </w:r>
+            <w:r>
+              <w:rPr>
+                <w:rFonts w:ascii="Consolas" w:cs="Consolas" w:eastAsia="맑은 고딕" w:hAnsi="Consolas"/>
+                <w:b w:val="false"/>
+                <w:bCs w:val="false"/>
+                <w:i w:val="false"/>
+                <w:iCs w:val="false"/>
+                <w:color w:val="24292F"/>
+                <w:sz w:val="17"/>
+                <w:szCs w:val="17"/>
+              </w:rPr>
+              <w:t xml:space="preserve">.</w:t>
+            </w:r>
+            <w:r>
+              <w:rPr>
+                <w:rFonts w:ascii="Consolas" w:cs="Consolas" w:eastAsia="맑은 고딕" w:hAnsi="Consolas"/>
+                <w:b w:val="false"/>
+                <w:bCs w:val="false"/>
+                <w:i w:val="false"/>
+                <w:iCs w:val="false"/>
+                <w:color w:val="24292F"/>
+                <w:sz w:val="17"/>
+                <w:szCs w:val="17"/>
+              </w:rPr>
+              <w:t xml:space="preserve">normal</w:t>
+            </w:r>
+            <w:r>
+              <w:rPr>
+                <w:rFonts w:ascii="Consolas" w:cs="Consolas" w:eastAsia="맑은 고딕" w:hAnsi="Consolas"/>
+                <w:b w:val="false"/>
+                <w:bCs w:val="false"/>
+                <w:i w:val="false"/>
+                <w:iCs w:val="false"/>
+                <w:color w:val="24292F"/>
+                <w:sz w:val="17"/>
+                <w:szCs w:val="17"/>
+              </w:rPr>
+              <w:t xml:space="preserve">(</w:t>
+            </w:r>
+            <w:r>
+              <w:rPr>
+                <w:rFonts w:ascii="Consolas" w:cs="Consolas" w:eastAsia="맑은 고딕" w:hAnsi="Consolas"/>
+                <w:b w:val="false"/>
+                <w:bCs w:val="false"/>
+                <w:i w:val="false"/>
+                <w:iCs w:val="false"/>
+                <w:color w:val="098658"/>
+                <w:sz w:val="17"/>
+                <w:szCs w:val="17"/>
+              </w:rPr>
+              <w:t xml:space="preserve">14</w:t>
+            </w:r>
+            <w:r>
+              <w:rPr>
+                <w:rFonts w:ascii="Consolas" w:cs="Consolas" w:eastAsia="맑은 고딕" w:hAnsi="Consolas"/>
+                <w:b w:val="false"/>
+                <w:bCs w:val="false"/>
+                <w:i w:val="false"/>
+                <w:iCs w:val="false"/>
+                <w:color w:val="24292F"/>
+                <w:sz w:val="17"/>
+                <w:szCs w:val="17"/>
+              </w:rPr>
+              <w:t xml:space="preserve">, </w:t>
+            </w:r>
+            <w:r>
+              <w:rPr>
+                <w:rFonts w:ascii="Consolas" w:cs="Consolas" w:eastAsia="맑은 고딕" w:hAnsi="Consolas"/>
+                <w:b w:val="false"/>
+                <w:bCs w:val="false"/>
+                <w:i w:val="false"/>
+                <w:iCs w:val="false"/>
+                <w:color w:val="098658"/>
+                <w:sz w:val="17"/>
+                <w:szCs w:val="17"/>
+              </w:rPr>
+              <w:t xml:space="preserve">3</w:t>
+            </w:r>
+            <w:r>
+              <w:rPr>
+                <w:rFonts w:ascii="Consolas" w:cs="Consolas" w:eastAsia="맑은 고딕" w:hAnsi="Consolas"/>
+                <w:b w:val="false"/>
+                <w:bCs w:val="false"/>
+                <w:i w:val="false"/>
+                <w:iCs w:val="false"/>
+                <w:color w:val="24292F"/>
+                <w:sz w:val="17"/>
+                <w:szCs w:val="17"/>
+              </w:rPr>
+              <w:t xml:space="preserve">, </w:t>
+            </w:r>
+            <w:r>
+              <w:rPr>
+                <w:rFonts w:ascii="Consolas" w:cs="Consolas" w:eastAsia="맑은 고딕" w:hAnsi="Consolas"/>
+                <w:b w:val="false"/>
+                <w:bCs w:val="false"/>
+                <w:i w:val="false"/>
+                <w:iCs w:val="false"/>
+                <w:color w:val="098658"/>
+                <w:sz w:val="17"/>
+                <w:szCs w:val="17"/>
+              </w:rPr>
+              <w:t xml:space="preserve">800</w:t>
+            </w:r>
+            <w:r>
+              <w:rPr>
+                <w:rFonts w:ascii="Consolas" w:cs="Consolas" w:eastAsia="맑은 고딕" w:hAnsi="Consolas"/>
+                <w:b w:val="false"/>
+                <w:bCs w:val="false"/>
+                <w:i w:val="false"/>
+                <w:iCs w:val="false"/>
+                <w:color w:val="24292F"/>
+                <w:sz w:val="17"/>
+                <w:szCs w:val="17"/>
+              </w:rPr>
+              <w:t xml:space="preserve">).</w:t>
+            </w:r>
+            <w:r>
+              <w:rPr>
+                <w:rFonts w:ascii="Consolas" w:cs="Consolas" w:eastAsia="맑은 고딕" w:hAnsi="Consolas"/>
+                <w:b w:val="false"/>
+                <w:bCs w:val="false"/>
+                <w:i w:val="false"/>
+                <w:iCs w:val="false"/>
+                <w:color w:val="24292F"/>
+                <w:sz w:val="17"/>
+                <w:szCs w:val="17"/>
+              </w:rPr>
+              <w:t xml:space="preserve">clip</w:t>
+            </w:r>
+            <w:r>
+              <w:rPr>
+                <w:rFonts w:ascii="Consolas" w:cs="Consolas" w:eastAsia="맑은 고딕" w:hAnsi="Consolas"/>
+                <w:b w:val="false"/>
+                <w:bCs w:val="false"/>
+                <w:i w:val="false"/>
+                <w:iCs w:val="false"/>
+                <w:color w:val="24292F"/>
+                <w:sz w:val="17"/>
+                <w:szCs w:val="17"/>
+              </w:rPr>
+              <w:t xml:space="preserve">(</w:t>
+            </w:r>
+            <w:r>
+              <w:rPr>
+                <w:rFonts w:ascii="Consolas" w:cs="Consolas" w:eastAsia="맑은 고딕" w:hAnsi="Consolas"/>
+                <w:b w:val="false"/>
+                <w:bCs w:val="false"/>
+                <w:i w:val="false"/>
+                <w:iCs w:val="false"/>
+                <w:color w:val="098658"/>
+                <w:sz w:val="17"/>
+                <w:szCs w:val="17"/>
+              </w:rPr>
+              <w:t xml:space="preserve">8</w:t>
+            </w:r>
+            <w:r>
+              <w:rPr>
+                <w:rFonts w:ascii="Consolas" w:cs="Consolas" w:eastAsia="맑은 고딕" w:hAnsi="Consolas"/>
+                <w:b w:val="false"/>
+                <w:bCs w:val="false"/>
+                <w:i w:val="false"/>
+                <w:iCs w:val="false"/>
+                <w:color w:val="24292F"/>
+                <w:sz w:val="17"/>
+                <w:szCs w:val="17"/>
+              </w:rPr>
+              <w:t xml:space="preserve">, </w:t>
+            </w:r>
+            <w:r>
+              <w:rPr>
+                <w:rFonts w:ascii="Consolas" w:cs="Consolas" w:eastAsia="맑은 고딕" w:hAnsi="Consolas"/>
+                <w:b w:val="false"/>
+                <w:bCs w:val="false"/>
+                <w:i w:val="false"/>
+                <w:iCs w:val="false"/>
+                <w:color w:val="098658"/>
+                <w:sz w:val="17"/>
+                <w:szCs w:val="17"/>
+              </w:rPr>
+              <w:t xml:space="preserve">22</w:t>
+            </w:r>
+            <w:r>
+              <w:rPr>
+                <w:rFonts w:ascii="Consolas" w:cs="Consolas" w:eastAsia="맑은 고딕" w:hAnsi="Consolas"/>
+                <w:b w:val="false"/>
+                <w:bCs w:val="false"/>
+                <w:i w:val="false"/>
+                <w:iCs w:val="false"/>
+                <w:color w:val="24292F"/>
+                <w:sz w:val="17"/>
+                <w:szCs w:val="17"/>
+              </w:rPr>
+              <w:t xml:space="preserve">)</w:t>
             </w:r>
           </w:p>
           <w:p>
@@ -29083,158 +29182,10 @@
             <w:r>
               <w:rPr>
                 <w:rFonts w:ascii="Consolas" w:cs="Consolas" w:eastAsia="맑은 고딕" w:hAnsi="Consolas"/>
-                <w:b w:val="false"/>
-                <w:bCs w:val="false"/>
-                <w:i w:val="false"/>
-                <w:iCs w:val="false"/>
-                <w:color w:val="24292F"/>
-                <w:sz w:val="17"/>
-                <w:szCs w:val="17"/>
-              </w:rPr>
-              <w:t xml:space="preserve">fig</w:t>
-            </w:r>
-            <w:r>
-              <w:rPr>
-                <w:rFonts w:ascii="Consolas" w:cs="Consolas" w:eastAsia="맑은 고딕" w:hAnsi="Consolas"/>
-                <w:b w:val="false"/>
-                <w:bCs w:val="false"/>
-                <w:i w:val="false"/>
-                <w:iCs w:val="false"/>
-                <w:color w:val="24292F"/>
-                <w:sz w:val="17"/>
-                <w:szCs w:val="17"/>
-              </w:rPr>
-              <w:t xml:space="preserve"> = </w:t>
-            </w:r>
-            <w:r>
-              <w:rPr>
-                <w:rFonts w:ascii="Consolas" w:cs="Consolas" w:eastAsia="맑은 고딕" w:hAnsi="Consolas"/>
-                <w:b w:val="false"/>
-                <w:bCs w:val="false"/>
-                <w:i w:val="false"/>
-                <w:iCs w:val="false"/>
-                <w:color w:val="24292F"/>
-                <w:sz w:val="17"/>
-                <w:szCs w:val="17"/>
-              </w:rPr>
-              <w:t xml:space="preserve">plt</w:t>
-            </w:r>
-            <w:r>
-              <w:rPr>
-                <w:rFonts w:ascii="Consolas" w:cs="Consolas" w:eastAsia="맑은 고딕" w:hAnsi="Consolas"/>
-                <w:b w:val="false"/>
-                <w:bCs w:val="false"/>
-                <w:i w:val="false"/>
-                <w:iCs w:val="false"/>
-                <w:color w:val="24292F"/>
-                <w:sz w:val="17"/>
-                <w:szCs w:val="17"/>
-              </w:rPr>
-              <w:t xml:space="preserve">.</w:t>
-            </w:r>
-            <w:r>
-              <w:rPr>
-                <w:rFonts w:ascii="Consolas" w:cs="Consolas" w:eastAsia="맑은 고딕" w:hAnsi="Consolas"/>
-                <w:b w:val="false"/>
-                <w:bCs w:val="false"/>
-                <w:i w:val="false"/>
-                <w:iCs w:val="false"/>
-                <w:color w:val="24292F"/>
-                <w:sz w:val="17"/>
-                <w:szCs w:val="17"/>
-              </w:rPr>
-              <w:t xml:space="preserve">figure</w:t>
-            </w:r>
-            <w:r>
-              <w:rPr>
-                <w:rFonts w:ascii="Consolas" w:cs="Consolas" w:eastAsia="맑은 고딕" w:hAnsi="Consolas"/>
-                <w:b w:val="false"/>
-                <w:bCs w:val="false"/>
-                <w:i w:val="false"/>
-                <w:iCs w:val="false"/>
-                <w:color w:val="24292F"/>
-                <w:sz w:val="17"/>
-                <w:szCs w:val="17"/>
-              </w:rPr>
-              <w:t xml:space="preserve">(</w:t>
-            </w:r>
-            <w:r>
-              <w:rPr>
-                <w:rFonts w:ascii="Consolas" w:cs="Consolas" w:eastAsia="맑은 고딕" w:hAnsi="Consolas"/>
-                <w:b w:val="false"/>
-                <w:bCs w:val="false"/>
-                <w:i w:val="false"/>
-                <w:iCs w:val="false"/>
-                <w:color w:val="24292F"/>
-                <w:sz w:val="17"/>
-                <w:szCs w:val="17"/>
-              </w:rPr>
-              <w:t xml:space="preserve">figsize</w:t>
-            </w:r>
-            <w:r>
-              <w:rPr>
-                <w:rFonts w:ascii="Consolas" w:cs="Consolas" w:eastAsia="맑은 고딕" w:hAnsi="Consolas"/>
-                <w:b w:val="false"/>
-                <w:bCs w:val="false"/>
-                <w:i w:val="false"/>
-                <w:iCs w:val="false"/>
-                <w:color w:val="24292F"/>
-                <w:sz w:val="17"/>
-                <w:szCs w:val="17"/>
-              </w:rPr>
-              <w:t xml:space="preserve">=(</w:t>
-            </w:r>
-            <w:r>
-              <w:rPr>
-                <w:rFonts w:ascii="Consolas" w:cs="Consolas" w:eastAsia="맑은 고딕" w:hAnsi="Consolas"/>
-                <w:b w:val="false"/>
-                <w:bCs w:val="false"/>
-                <w:i w:val="false"/>
-                <w:iCs w:val="false"/>
-                <w:color w:val="098658"/>
-                <w:sz w:val="17"/>
-                <w:szCs w:val="17"/>
-              </w:rPr>
-              <w:t xml:space="preserve">12</w:t>
-            </w:r>
-            <w:r>
-              <w:rPr>
-                <w:rFonts w:ascii="Consolas" w:cs="Consolas" w:eastAsia="맑은 고딕" w:hAnsi="Consolas"/>
-                <w:b w:val="false"/>
-                <w:bCs w:val="false"/>
-                <w:i w:val="false"/>
-                <w:iCs w:val="false"/>
-                <w:color w:val="24292F"/>
-                <w:sz w:val="17"/>
-                <w:szCs w:val="17"/>
-              </w:rPr>
-              <w:t xml:space="preserve">, </w:t>
-            </w:r>
-            <w:r>
-              <w:rPr>
-                <w:rFonts w:ascii="Consolas" w:cs="Consolas" w:eastAsia="맑은 고딕" w:hAnsi="Consolas"/>
-                <w:b w:val="false"/>
-                <w:bCs w:val="false"/>
-                <w:i w:val="false"/>
-                <w:iCs w:val="false"/>
-                <w:color w:val="098658"/>
-                <w:sz w:val="17"/>
-                <w:szCs w:val="17"/>
-              </w:rPr>
-              <w:t xml:space="preserve">7</w:t>
-            </w:r>
-            <w:r>
-              <w:rPr>
-                <w:rFonts w:ascii="Consolas" w:cs="Consolas" w:eastAsia="맑은 고딕" w:hAnsi="Consolas"/>
-                <w:b w:val="false"/>
-                <w:bCs w:val="false"/>
-                <w:i w:val="false"/>
-                <w:iCs w:val="false"/>
-                <w:color w:val="24292F"/>
-                <w:sz w:val="17"/>
-                <w:szCs w:val="17"/>
-              </w:rPr>
-              <w:t xml:space="preserve">))</w:t>
+                <w:sz w:val="17"/>
+                <w:szCs w:val="17"/>
+              </w:rPr>
+              <w:t xml:space="preserve"> </w:t>
             </w:r>
           </w:p>
           <w:p>
@@ -29255,143 +29206,13 @@
                 <w:rFonts w:ascii="Consolas" w:cs="Consolas" w:eastAsia="맑은 고딕" w:hAnsi="Consolas"/>
                 <w:b w:val="false"/>
                 <w:bCs w:val="false"/>
-                <w:i w:val="false"/>
-                <w:iCs w:val="false"/>
-                <w:color w:val="24292F"/>
-                <w:sz w:val="17"/>
-                <w:szCs w:val="17"/>
-              </w:rPr>
-              <w:t xml:space="preserve">grid</w:t>
-            </w:r>
-            <w:r>
-              <w:rPr>
-                <w:rFonts w:ascii="Consolas" w:cs="Consolas" w:eastAsia="맑은 고딕" w:hAnsi="Consolas"/>
-                <w:b w:val="false"/>
-                <w:bCs w:val="false"/>
-                <w:i w:val="false"/>
-                <w:iCs w:val="false"/>
-                <w:color w:val="24292F"/>
-                <w:sz w:val="17"/>
-                <w:szCs w:val="17"/>
-              </w:rPr>
-              <w:t xml:space="preserve"> = </w:t>
-            </w:r>
-            <w:r>
-              <w:rPr>
-                <w:rFonts w:ascii="Consolas" w:cs="Consolas" w:eastAsia="맑은 고딕" w:hAnsi="Consolas"/>
-                <w:b w:val="false"/>
-                <w:bCs w:val="false"/>
-                <w:i w:val="false"/>
-                <w:iCs w:val="false"/>
-                <w:color w:val="24292F"/>
-                <w:sz w:val="17"/>
-                <w:szCs w:val="17"/>
-              </w:rPr>
-              <w:t xml:space="preserve">fig</w:t>
-            </w:r>
-            <w:r>
-              <w:rPr>
-                <w:rFonts w:ascii="Consolas" w:cs="Consolas" w:eastAsia="맑은 고딕" w:hAnsi="Consolas"/>
-                <w:b w:val="false"/>
-                <w:bCs w:val="false"/>
-                <w:i w:val="false"/>
-                <w:iCs w:val="false"/>
-                <w:color w:val="24292F"/>
-                <w:sz w:val="17"/>
-                <w:szCs w:val="17"/>
-              </w:rPr>
-              <w:t xml:space="preserve">.</w:t>
-            </w:r>
-            <w:r>
-              <w:rPr>
-                <w:rFonts w:ascii="Consolas" w:cs="Consolas" w:eastAsia="맑은 고딕" w:hAnsi="Consolas"/>
-                <w:b w:val="false"/>
-                <w:bCs w:val="false"/>
-                <w:i w:val="false"/>
-                <w:iCs w:val="false"/>
-                <w:color w:val="24292F"/>
-                <w:sz w:val="17"/>
-                <w:szCs w:val="17"/>
-              </w:rPr>
-              <w:t xml:space="preserve">add_gridspec</w:t>
-            </w:r>
-            <w:r>
-              <w:rPr>
-                <w:rFonts w:ascii="Consolas" w:cs="Consolas" w:eastAsia="맑은 고딕" w:hAnsi="Consolas"/>
-                <w:b w:val="false"/>
-                <w:bCs w:val="false"/>
-                <w:i w:val="false"/>
-                <w:iCs w:val="false"/>
-                <w:color w:val="24292F"/>
-                <w:sz w:val="17"/>
-                <w:szCs w:val="17"/>
-              </w:rPr>
-              <w:t xml:space="preserve">(</w:t>
-            </w:r>
-            <w:r>
-              <w:rPr>
-                <w:rFonts w:ascii="Consolas" w:cs="Consolas" w:eastAsia="맑은 고딕" w:hAnsi="Consolas"/>
-                <w:b w:val="false"/>
-                <w:bCs w:val="false"/>
-                <w:i w:val="false"/>
-                <w:iCs w:val="false"/>
-                <w:color w:val="098658"/>
-                <w:sz w:val="17"/>
-                <w:szCs w:val="17"/>
-              </w:rPr>
-              <w:t xml:space="preserve">2</w:t>
-            </w:r>
-            <w:r>
-              <w:rPr>
-                <w:rFonts w:ascii="Consolas" w:cs="Consolas" w:eastAsia="맑은 고딕" w:hAnsi="Consolas"/>
-                <w:b w:val="false"/>
-                <w:bCs w:val="false"/>
-                <w:i w:val="false"/>
-                <w:iCs w:val="false"/>
-                <w:color w:val="24292F"/>
-                <w:sz w:val="17"/>
-                <w:szCs w:val="17"/>
-              </w:rPr>
-              <w:t xml:space="preserve">, </w:t>
-            </w:r>
-            <w:r>
-              <w:rPr>
-                <w:rFonts w:ascii="Consolas" w:cs="Consolas" w:eastAsia="맑은 고딕" w:hAnsi="Consolas"/>
-                <w:b w:val="false"/>
-                <w:bCs w:val="false"/>
-                <w:i w:val="false"/>
-                <w:iCs w:val="false"/>
-                <w:color w:val="098658"/>
-                <w:sz w:val="17"/>
-                <w:szCs w:val="17"/>
-              </w:rPr>
-              <w:t xml:space="preserve">3</w:t>
-            </w:r>
-            <w:r>
-              <w:rPr>
-                <w:rFonts w:ascii="Consolas" w:cs="Consolas" w:eastAsia="맑은 고딕" w:hAnsi="Consolas"/>
-                <w:b w:val="false"/>
-                <w:bCs w:val="false"/>
-                <w:i w:val="false"/>
-                <w:iCs w:val="false"/>
-                <w:color w:val="24292F"/>
-                <w:sz w:val="17"/>
-                <w:szCs w:val="17"/>
-              </w:rPr>
-              <w:t xml:space="preserve">)                   </w:t>
-            </w:r>
-            <w:r>
-              <w:rPr>
-                <w:rFonts w:ascii="Consolas" w:cs="Consolas" w:eastAsia="맑은 고딕" w:hAnsi="Consolas"/>
-                <w:b w:val="false"/>
-                <w:bCs w:val="false"/>
                 <w:i/>
                 <w:iCs/>
                 <w:color w:val="6A9955"/>
                 <w:sz w:val="17"/>
                 <w:szCs w:val="17"/>
               </w:rPr>
-              <w:t xml:space="preserve"># 2 x 3 격자</w:t>
+              <w:t xml:space="preserve"># 큰 도화지 하나에 칸을 자유롭게 나누기</w:t>
             </w:r>
           </w:p>
           <w:p>
@@ -29418,7 +29239,7 @@
                 <w:sz w:val="17"/>
                 <w:szCs w:val="17"/>
               </w:rPr>
-              <w:t xml:space="preserve">ax_main</w:t>
+              <w:t xml:space="preserve">fig</w:t>
             </w:r>
             <w:r>
               <w:rPr>
@@ -29444,7 +29265,7 @@
                 <w:sz w:val="17"/>
                 <w:szCs w:val="17"/>
               </w:rPr>
-              <w:t xml:space="preserve">fig</w:t>
+              <w:t xml:space="preserve">plt</w:t>
             </w:r>
             <w:r>
               <w:rPr>
@@ -29470,7 +29291,7 @@
                 <w:sz w:val="17"/>
                 <w:szCs w:val="17"/>
               </w:rPr>
-              <w:t xml:space="preserve">add_subplot</w:t>
+              <w:t xml:space="preserve">figure</w:t>
             </w:r>
             <w:r>
               <w:rPr>
@@ -29496,20 +29317,20 @@
                 <w:sz w:val="17"/>
                 <w:szCs w:val="17"/>
               </w:rPr>
-              <w:t xml:space="preserve">grid</w:t>
-            </w:r>
-            <w:r>
-              <w:rPr>
-                <w:rFonts w:ascii="Consolas" w:cs="Consolas" w:eastAsia="맑은 고딕" w:hAnsi="Consolas"/>
-                <w:b w:val="false"/>
-                <w:bCs w:val="false"/>
-                <w:i w:val="false"/>
-                <w:iCs w:val="false"/>
-                <w:color w:val="24292F"/>
-                <w:sz w:val="17"/>
-                <w:szCs w:val="17"/>
-              </w:rPr>
-              <w:t xml:space="preserve">[</w:t>
+              <w:t xml:space="preserve">figsize</w:t>
+            </w:r>
+            <w:r>
+              <w:rPr>
+                <w:rFonts w:ascii="Consolas" w:cs="Consolas" w:eastAsia="맑은 고딕" w:hAnsi="Consolas"/>
+                <w:b w:val="false"/>
+                <w:bCs w:val="false"/>
+                <w:i w:val="false"/>
+                <w:iCs w:val="false"/>
+                <w:color w:val="24292F"/>
+                <w:sz w:val="17"/>
+                <w:szCs w:val="17"/>
+              </w:rPr>
+              <w:t xml:space="preserve">=(</w:t>
             </w:r>
             <w:r>
               <w:rPr>
@@ -29522,33 +29343,46 @@
                 <w:sz w:val="17"/>
                 <w:szCs w:val="17"/>
               </w:rPr>
-              <w:t xml:space="preserve">0</w:t>
-            </w:r>
-            <w:r>
-              <w:rPr>
-                <w:rFonts w:ascii="Consolas" w:cs="Consolas" w:eastAsia="맑은 고딕" w:hAnsi="Consolas"/>
-                <w:b w:val="false"/>
-                <w:bCs w:val="false"/>
-                <w:i w:val="false"/>
-                <w:iCs w:val="false"/>
-                <w:color w:val="24292F"/>
-                <w:sz w:val="17"/>
-                <w:szCs w:val="17"/>
-              </w:rPr>
-              <w:t xml:space="preserve">, :])           </w:t>
-            </w:r>
-            <w:r>
-              <w:rPr>
-                <w:rFonts w:ascii="Consolas" w:cs="Consolas" w:eastAsia="맑은 고딕" w:hAnsi="Consolas"/>
-                <w:b w:val="false"/>
-                <w:bCs w:val="false"/>
-                <w:i/>
-                <w:iCs/>
-                <w:color w:val="6A9955"/>
-                <w:sz w:val="17"/>
-                <w:szCs w:val="17"/>
-              </w:rPr>
-              <w:t xml:space="preserve"># 첫 줄 전체를 차지</w:t>
+              <w:t xml:space="preserve">12</w:t>
+            </w:r>
+            <w:r>
+              <w:rPr>
+                <w:rFonts w:ascii="Consolas" w:cs="Consolas" w:eastAsia="맑은 고딕" w:hAnsi="Consolas"/>
+                <w:b w:val="false"/>
+                <w:bCs w:val="false"/>
+                <w:i w:val="false"/>
+                <w:iCs w:val="false"/>
+                <w:color w:val="24292F"/>
+                <w:sz w:val="17"/>
+                <w:szCs w:val="17"/>
+              </w:rPr>
+              <w:t xml:space="preserve">, </w:t>
+            </w:r>
+            <w:r>
+              <w:rPr>
+                <w:rFonts w:ascii="Consolas" w:cs="Consolas" w:eastAsia="맑은 고딕" w:hAnsi="Consolas"/>
+                <w:b w:val="false"/>
+                <w:bCs w:val="false"/>
+                <w:i w:val="false"/>
+                <w:iCs w:val="false"/>
+                <w:color w:val="098658"/>
+                <w:sz w:val="17"/>
+                <w:szCs w:val="17"/>
+              </w:rPr>
+              <w:t xml:space="preserve">7</w:t>
+            </w:r>
+            <w:r>
+              <w:rPr>
+                <w:rFonts w:ascii="Consolas" w:cs="Consolas" w:eastAsia="맑은 고딕" w:hAnsi="Consolas"/>
+                <w:b w:val="false"/>
+                <w:bCs w:val="false"/>
+                <w:i w:val="false"/>
+                <w:iCs w:val="false"/>
+                <w:color w:val="24292F"/>
+                <w:sz w:val="17"/>
+                <w:szCs w:val="17"/>
+              </w:rPr>
+              <w:t xml:space="preserve">))</w:t>
             </w:r>
           </w:p>
           <w:p>
@@ -29575,7 +29409,7 @@
                 <w:sz w:val="17"/>
                 <w:szCs w:val="17"/>
               </w:rPr>
-              <w:t xml:space="preserve">ax_bar</w:t>
+              <w:t xml:space="preserve">grid</w:t>
             </w:r>
             <w:r>
               <w:rPr>
@@ -29627,7 +29461,7 @@
                 <w:sz w:val="17"/>
                 <w:szCs w:val="17"/>
               </w:rPr>
-              <w:t xml:space="preserve">add_subplot</w:t>
+              <w:t xml:space="preserve">add_gridspec</w:t>
             </w:r>
             <w:r>
               <w:rPr>
@@ -29649,37 +29483,11 @@
                 <w:bCs w:val="false"/>
                 <w:i w:val="false"/>
                 <w:iCs w:val="false"/>
-                <w:color w:val="24292F"/>
-                <w:sz w:val="17"/>
-                <w:szCs w:val="17"/>
-              </w:rPr>
-              <w:t xml:space="preserve">grid</w:t>
-            </w:r>
-            <w:r>
-              <w:rPr>
-                <w:rFonts w:ascii="Consolas" w:cs="Consolas" w:eastAsia="맑은 고딕" w:hAnsi="Consolas"/>
-                <w:b w:val="false"/>
-                <w:bCs w:val="false"/>
-                <w:i w:val="false"/>
-                <w:iCs w:val="false"/>
-                <w:color w:val="24292F"/>
-                <w:sz w:val="17"/>
-                <w:szCs w:val="17"/>
-              </w:rPr>
-              <w:t xml:space="preserve">[</w:t>
-            </w:r>
-            <w:r>
-              <w:rPr>
-                <w:rFonts w:ascii="Consolas" w:cs="Consolas" w:eastAsia="맑은 고딕" w:hAnsi="Consolas"/>
-                <w:b w:val="false"/>
-                <w:bCs w:val="false"/>
-                <w:i w:val="false"/>
-                <w:iCs w:val="false"/>
                 <w:color w:val="098658"/>
                 <w:sz w:val="17"/>
                 <w:szCs w:val="17"/>
               </w:rPr>
-              <w:t xml:space="preserve">1</w:t>
+              <w:t xml:space="preserve">2</w:t>
             </w:r>
             <w:r>
               <w:rPr>
@@ -29705,20 +29513,33 @@
                 <w:sz w:val="17"/>
                 <w:szCs w:val="17"/>
               </w:rPr>
-              <w:t xml:space="preserve">0</w:t>
-            </w:r>
-            <w:r>
-              <w:rPr>
-                <w:rFonts w:ascii="Consolas" w:cs="Consolas" w:eastAsia="맑은 고딕" w:hAnsi="Consolas"/>
-                <w:b w:val="false"/>
-                <w:bCs w:val="false"/>
-                <w:i w:val="false"/>
-                <w:iCs w:val="false"/>
-                <w:color w:val="24292F"/>
-                <w:sz w:val="17"/>
-                <w:szCs w:val="17"/>
-              </w:rPr>
-              <w:t xml:space="preserve">])</w:t>
+              <w:t xml:space="preserve">3</w:t>
+            </w:r>
+            <w:r>
+              <w:rPr>
+                <w:rFonts w:ascii="Consolas" w:cs="Consolas" w:eastAsia="맑은 고딕" w:hAnsi="Consolas"/>
+                <w:b w:val="false"/>
+                <w:bCs w:val="false"/>
+                <w:i w:val="false"/>
+                <w:iCs w:val="false"/>
+                <w:color w:val="24292F"/>
+                <w:sz w:val="17"/>
+                <w:szCs w:val="17"/>
+              </w:rPr>
+              <w:t xml:space="preserve">)                   </w:t>
+            </w:r>
+            <w:r>
+              <w:rPr>
+                <w:rFonts w:ascii="Consolas" w:cs="Consolas" w:eastAsia="맑은 고딕" w:hAnsi="Consolas"/>
+                <w:b w:val="false"/>
+                <w:bCs w:val="false"/>
+                <w:i/>
+                <w:iCs/>
+                <w:color w:val="6A9955"/>
+                <w:sz w:val="17"/>
+                <w:szCs w:val="17"/>
+              </w:rPr>
+              <w:t xml:space="preserve"># 2 x 3 격자</w:t>
             </w:r>
           </w:p>
           <w:p>
@@ -29745,7 +29566,7 @@
                 <w:sz w:val="17"/>
                 <w:szCs w:val="17"/>
               </w:rPr>
-              <w:t xml:space="preserve">ax_pie</w:t>
+              <w:t xml:space="preserve">ax_main</w:t>
             </w:r>
             <w:r>
               <w:rPr>
@@ -29849,46 +29670,33 @@
                 <w:sz w:val="17"/>
                 <w:szCs w:val="17"/>
               </w:rPr>
-              <w:t xml:space="preserve">1</w:t>
-            </w:r>
-            <w:r>
-              <w:rPr>
-                <w:rFonts w:ascii="Consolas" w:cs="Consolas" w:eastAsia="맑은 고딕" w:hAnsi="Consolas"/>
-                <w:b w:val="false"/>
-                <w:bCs w:val="false"/>
-                <w:i w:val="false"/>
-                <w:iCs w:val="false"/>
-                <w:color w:val="24292F"/>
-                <w:sz w:val="17"/>
-                <w:szCs w:val="17"/>
-              </w:rPr>
-              <w:t xml:space="preserve">, </w:t>
-            </w:r>
-            <w:r>
-              <w:rPr>
-                <w:rFonts w:ascii="Consolas" w:cs="Consolas" w:eastAsia="맑은 고딕" w:hAnsi="Consolas"/>
-                <w:b w:val="false"/>
-                <w:bCs w:val="false"/>
-                <w:i w:val="false"/>
-                <w:iCs w:val="false"/>
-                <w:color w:val="098658"/>
-                <w:sz w:val="17"/>
-                <w:szCs w:val="17"/>
-              </w:rPr>
-              <w:t xml:space="preserve">1</w:t>
-            </w:r>
-            <w:r>
-              <w:rPr>
-                <w:rFonts w:ascii="Consolas" w:cs="Consolas" w:eastAsia="맑은 고딕" w:hAnsi="Consolas"/>
-                <w:b w:val="false"/>
-                <w:bCs w:val="false"/>
-                <w:i w:val="false"/>
-                <w:iCs w:val="false"/>
-                <w:color w:val="24292F"/>
-                <w:sz w:val="17"/>
-                <w:szCs w:val="17"/>
-              </w:rPr>
-              <w:t xml:space="preserve">])</w:t>
+              <w:t xml:space="preserve">0</w:t>
+            </w:r>
+            <w:r>
+              <w:rPr>
+                <w:rFonts w:ascii="Consolas" w:cs="Consolas" w:eastAsia="맑은 고딕" w:hAnsi="Consolas"/>
+                <w:b w:val="false"/>
+                <w:bCs w:val="false"/>
+                <w:i w:val="false"/>
+                <w:iCs w:val="false"/>
+                <w:color w:val="24292F"/>
+                <w:sz w:val="17"/>
+                <w:szCs w:val="17"/>
+              </w:rPr>
+              <w:t xml:space="preserve">, :])           </w:t>
+            </w:r>
+            <w:r>
+              <w:rPr>
+                <w:rFonts w:ascii="Consolas" w:cs="Consolas" w:eastAsia="맑은 고딕" w:hAnsi="Consolas"/>
+                <w:b w:val="false"/>
+                <w:bCs w:val="false"/>
+                <w:i/>
+                <w:iCs/>
+                <w:color w:val="6A9955"/>
+                <w:sz w:val="17"/>
+                <w:szCs w:val="17"/>
+              </w:rPr>
+              <w:t xml:space="preserve"># 첫 줄 전체를 차지</w:t>
             </w:r>
           </w:p>
           <w:p>
@@ -29915,7 +29723,7 @@
                 <w:sz w:val="17"/>
                 <w:szCs w:val="17"/>
               </w:rPr>
-              <w:t xml:space="preserve">ax_hist</w:t>
+              <w:t xml:space="preserve">ax_bar</w:t>
             </w:r>
             <w:r>
               <w:rPr>
@@ -30045,7 +29853,7 @@
                 <w:sz w:val="17"/>
                 <w:szCs w:val="17"/>
               </w:rPr>
-              <w:t xml:space="preserve">2</w:t>
+              <w:t xml:space="preserve">0</w:t>
             </w:r>
             <w:r>
               <w:rPr>
@@ -30077,10 +29885,158 @@
             <w:r>
               <w:rPr>
                 <w:rFonts w:ascii="Consolas" w:cs="Consolas" w:eastAsia="맑은 고딕" w:hAnsi="Consolas"/>
-                <w:sz w:val="17"/>
-                <w:szCs w:val="17"/>
-              </w:rPr>
-              <w:t xml:space="preserve"> </w:t>
+                <w:b w:val="false"/>
+                <w:bCs w:val="false"/>
+                <w:i w:val="false"/>
+                <w:iCs w:val="false"/>
+                <w:color w:val="24292F"/>
+                <w:sz w:val="17"/>
+                <w:szCs w:val="17"/>
+              </w:rPr>
+              <w:t xml:space="preserve">ax_pie</w:t>
+            </w:r>
+            <w:r>
+              <w:rPr>
+                <w:rFonts w:ascii="Consolas" w:cs="Consolas" w:eastAsia="맑은 고딕" w:hAnsi="Consolas"/>
+                <w:b w:val="false"/>
+                <w:bCs w:val="false"/>
+                <w:i w:val="false"/>
+                <w:iCs w:val="false"/>
+                <w:color w:val="24292F"/>
+                <w:sz w:val="17"/>
+                <w:szCs w:val="17"/>
+              </w:rPr>
+              <w:t xml:space="preserve"> = </w:t>
+            </w:r>
+            <w:r>
+              <w:rPr>
+                <w:rFonts w:ascii="Consolas" w:cs="Consolas" w:eastAsia="맑은 고딕" w:hAnsi="Consolas"/>
+                <w:b w:val="false"/>
+                <w:bCs w:val="false"/>
+                <w:i w:val="false"/>
+                <w:iCs w:val="false"/>
+                <w:color w:val="24292F"/>
+                <w:sz w:val="17"/>
+                <w:szCs w:val="17"/>
+              </w:rPr>
+              <w:t xml:space="preserve">fig</w:t>
+            </w:r>
+            <w:r>
+              <w:rPr>
+                <w:rFonts w:ascii="Consolas" w:cs="Consolas" w:eastAsia="맑은 고딕" w:hAnsi="Consolas"/>
+                <w:b w:val="false"/>
+                <w:bCs w:val="false"/>
+                <w:i w:val="false"/>
+                <w:iCs w:val="false"/>
+                <w:color w:val="24292F"/>
+                <w:sz w:val="17"/>
+                <w:szCs w:val="17"/>
+              </w:rPr>
+              <w:t xml:space="preserve">.</w:t>
+            </w:r>
+            <w:r>
+              <w:rPr>
+                <w:rFonts w:ascii="Consolas" w:cs="Consolas" w:eastAsia="맑은 고딕" w:hAnsi="Consolas"/>
+                <w:b w:val="false"/>
+                <w:bCs w:val="false"/>
+                <w:i w:val="false"/>
+                <w:iCs w:val="false"/>
+                <w:color w:val="24292F"/>
+                <w:sz w:val="17"/>
+                <w:szCs w:val="17"/>
+              </w:rPr>
+              <w:t xml:space="preserve">add_subplot</w:t>
+            </w:r>
+            <w:r>
+              <w:rPr>
+                <w:rFonts w:ascii="Consolas" w:cs="Consolas" w:eastAsia="맑은 고딕" w:hAnsi="Consolas"/>
+                <w:b w:val="false"/>
+                <w:bCs w:val="false"/>
+                <w:i w:val="false"/>
+                <w:iCs w:val="false"/>
+                <w:color w:val="24292F"/>
+                <w:sz w:val="17"/>
+                <w:szCs w:val="17"/>
+              </w:rPr>
+              <w:t xml:space="preserve">(</w:t>
+            </w:r>
+            <w:r>
+              <w:rPr>
+                <w:rFonts w:ascii="Consolas" w:cs="Consolas" w:eastAsia="맑은 고딕" w:hAnsi="Consolas"/>
+                <w:b w:val="false"/>
+                <w:bCs w:val="false"/>
+                <w:i w:val="false"/>
+                <w:iCs w:val="false"/>
+                <w:color w:val="24292F"/>
+                <w:sz w:val="17"/>
+                <w:szCs w:val="17"/>
+              </w:rPr>
+              <w:t xml:space="preserve">grid</w:t>
+            </w:r>
+            <w:r>
+              <w:rPr>
+                <w:rFonts w:ascii="Consolas" w:cs="Consolas" w:eastAsia="맑은 고딕" w:hAnsi="Consolas"/>
+                <w:b w:val="false"/>
+                <w:bCs w:val="false"/>
+                <w:i w:val="false"/>
+                <w:iCs w:val="false"/>
+                <w:color w:val="24292F"/>
+                <w:sz w:val="17"/>
+                <w:szCs w:val="17"/>
+              </w:rPr>
+              <w:t xml:space="preserve">[</w:t>
+            </w:r>
+            <w:r>
+              <w:rPr>
+                <w:rFonts w:ascii="Consolas" w:cs="Consolas" w:eastAsia="맑은 고딕" w:hAnsi="Consolas"/>
+                <w:b w:val="false"/>
+                <w:bCs w:val="false"/>
+                <w:i w:val="false"/>
+                <w:iCs w:val="false"/>
+                <w:color w:val="098658"/>
+                <w:sz w:val="17"/>
+                <w:szCs w:val="17"/>
+              </w:rPr>
+              <w:t xml:space="preserve">1</w:t>
+            </w:r>
+            <w:r>
+              <w:rPr>
+                <w:rFonts w:ascii="Consolas" w:cs="Consolas" w:eastAsia="맑은 고딕" w:hAnsi="Consolas"/>
+                <w:b w:val="false"/>
+                <w:bCs w:val="false"/>
+                <w:i w:val="false"/>
+                <w:iCs w:val="false"/>
+                <w:color w:val="24292F"/>
+                <w:sz w:val="17"/>
+                <w:szCs w:val="17"/>
+              </w:rPr>
+              <w:t xml:space="preserve">, </w:t>
+            </w:r>
+            <w:r>
+              <w:rPr>
+                <w:rFonts w:ascii="Consolas" w:cs="Consolas" w:eastAsia="맑은 고딕" w:hAnsi="Consolas"/>
+                <w:b w:val="false"/>
+                <w:bCs w:val="false"/>
+                <w:i w:val="false"/>
+                <w:iCs w:val="false"/>
+                <w:color w:val="098658"/>
+                <w:sz w:val="17"/>
+                <w:szCs w:val="17"/>
+              </w:rPr>
+              <w:t xml:space="preserve">1</w:t>
+            </w:r>
+            <w:r>
+              <w:rPr>
+                <w:rFonts w:ascii="Consolas" w:cs="Consolas" w:eastAsia="맑은 고딕" w:hAnsi="Consolas"/>
+                <w:b w:val="false"/>
+                <w:bCs w:val="false"/>
+                <w:i w:val="false"/>
+                <w:iCs w:val="false"/>
+                <w:color w:val="24292F"/>
+                <w:sz w:val="17"/>
+                <w:szCs w:val="17"/>
+              </w:rPr>
+              <w:t xml:space="preserve">])</w:t>
             </w:r>
           </w:p>
           <w:p>
@@ -30107,7 +30063,33 @@
                 <w:sz w:val="17"/>
                 <w:szCs w:val="17"/>
               </w:rPr>
-              <w:t xml:space="preserve">ax_main</w:t>
+              <w:t xml:space="preserve">ax_hist</w:t>
+            </w:r>
+            <w:r>
+              <w:rPr>
+                <w:rFonts w:ascii="Consolas" w:cs="Consolas" w:eastAsia="맑은 고딕" w:hAnsi="Consolas"/>
+                <w:b w:val="false"/>
+                <w:bCs w:val="false"/>
+                <w:i w:val="false"/>
+                <w:iCs w:val="false"/>
+                <w:color w:val="24292F"/>
+                <w:sz w:val="17"/>
+                <w:szCs w:val="17"/>
+              </w:rPr>
+              <w:t xml:space="preserve"> = </w:t>
+            </w:r>
+            <w:r>
+              <w:rPr>
+                <w:rFonts w:ascii="Consolas" w:cs="Consolas" w:eastAsia="맑은 고딕" w:hAnsi="Consolas"/>
+                <w:b w:val="false"/>
+                <w:bCs w:val="false"/>
+                <w:i w:val="false"/>
+                <w:iCs w:val="false"/>
+                <w:color w:val="24292F"/>
+                <w:sz w:val="17"/>
+                <w:szCs w:val="17"/>
+              </w:rPr>
+              <w:t xml:space="preserve">fig</w:t>
             </w:r>
             <w:r>
               <w:rPr>
@@ -30133,7 +30115,7 @@
                 <w:sz w:val="17"/>
                 <w:szCs w:val="17"/>
               </w:rPr>
-              <w:t xml:space="preserve">plot</w:t>
+              <w:t xml:space="preserve">add_subplot</w:t>
             </w:r>
             <w:r>
               <w:rPr>
@@ -30159,7 +30141,33 @@
                 <w:sz w:val="17"/>
                 <w:szCs w:val="17"/>
               </w:rPr>
-              <w:t xml:space="preserve">days</w:t>
+              <w:t xml:space="preserve">grid</w:t>
+            </w:r>
+            <w:r>
+              <w:rPr>
+                <w:rFonts w:ascii="Consolas" w:cs="Consolas" w:eastAsia="맑은 고딕" w:hAnsi="Consolas"/>
+                <w:b w:val="false"/>
+                <w:bCs w:val="false"/>
+                <w:i w:val="false"/>
+                <w:iCs w:val="false"/>
+                <w:color w:val="24292F"/>
+                <w:sz w:val="17"/>
+                <w:szCs w:val="17"/>
+              </w:rPr>
+              <w:t xml:space="preserve">[</w:t>
+            </w:r>
+            <w:r>
+              <w:rPr>
+                <w:rFonts w:ascii="Consolas" w:cs="Consolas" w:eastAsia="맑은 고딕" w:hAnsi="Consolas"/>
+                <w:b w:val="false"/>
+                <w:bCs w:val="false"/>
+                <w:i w:val="false"/>
+                <w:iCs w:val="false"/>
+                <w:color w:val="098658"/>
+                <w:sz w:val="17"/>
+                <w:szCs w:val="17"/>
+              </w:rPr>
+              <w:t xml:space="preserve">1</w:t>
             </w:r>
             <w:r>
               <w:rPr>
@@ -30181,128 +30189,24 @@
                 <w:bCs w:val="false"/>
                 <w:i w:val="false"/>
                 <w:iCs w:val="false"/>
-                <w:color w:val="24292F"/>
-                <w:sz w:val="17"/>
-                <w:szCs w:val="17"/>
-              </w:rPr>
-              <w:t xml:space="preserve">sales</w:t>
-            </w:r>
-            <w:r>
-              <w:rPr>
-                <w:rFonts w:ascii="Consolas" w:cs="Consolas" w:eastAsia="맑은 고딕" w:hAnsi="Consolas"/>
-                <w:b w:val="false"/>
-                <w:bCs w:val="false"/>
-                <w:i w:val="false"/>
-                <w:iCs w:val="false"/>
-                <w:color w:val="24292F"/>
-                <w:sz w:val="17"/>
-                <w:szCs w:val="17"/>
-              </w:rPr>
-              <w:t xml:space="preserve">, </w:t>
-            </w:r>
-            <w:r>
-              <w:rPr>
-                <w:rFonts w:ascii="Consolas" w:cs="Consolas" w:eastAsia="맑은 고딕" w:hAnsi="Consolas"/>
-                <w:b w:val="false"/>
-                <w:bCs w:val="false"/>
-                <w:i w:val="false"/>
-                <w:iCs w:val="false"/>
-                <w:color w:val="24292F"/>
-                <w:sz w:val="17"/>
-                <w:szCs w:val="17"/>
-              </w:rPr>
-              <w:t xml:space="preserve">marker</w:t>
-            </w:r>
-            <w:r>
-              <w:rPr>
-                <w:rFonts w:ascii="Consolas" w:cs="Consolas" w:eastAsia="맑은 고딕" w:hAnsi="Consolas"/>
-                <w:b w:val="false"/>
-                <w:bCs w:val="false"/>
-                <w:i w:val="false"/>
-                <w:iCs w:val="false"/>
-                <w:color w:val="24292F"/>
-                <w:sz w:val="17"/>
-                <w:szCs w:val="17"/>
-              </w:rPr>
-              <w:t xml:space="preserve">=</w:t>
-            </w:r>
-            <w:r>
-              <w:rPr>
-                <w:rFonts w:ascii="Consolas" w:cs="Consolas" w:eastAsia="맑은 고딕" w:hAnsi="Consolas"/>
-                <w:b w:val="false"/>
-                <w:bCs w:val="false"/>
-                <w:i w:val="false"/>
-                <w:iCs w:val="false"/>
-                <w:color w:val="A31515"/>
-                <w:sz w:val="17"/>
-                <w:szCs w:val="17"/>
-              </w:rPr>
-              <w:t xml:space="preserve">"."</w:t>
-            </w:r>
-            <w:r>
-              <w:rPr>
-                <w:rFonts w:ascii="Consolas" w:cs="Consolas" w:eastAsia="맑은 고딕" w:hAnsi="Consolas"/>
-                <w:b w:val="false"/>
-                <w:bCs w:val="false"/>
-                <w:i w:val="false"/>
-                <w:iCs w:val="false"/>
-                <w:color w:val="24292F"/>
-                <w:sz w:val="17"/>
-                <w:szCs w:val="17"/>
-              </w:rPr>
-              <w:t xml:space="preserve">, </w:t>
-            </w:r>
-            <w:r>
-              <w:rPr>
-                <w:rFonts w:ascii="Consolas" w:cs="Consolas" w:eastAsia="맑은 고딕" w:hAnsi="Consolas"/>
-                <w:b w:val="false"/>
-                <w:bCs w:val="false"/>
-                <w:i w:val="false"/>
-                <w:iCs w:val="false"/>
-                <w:color w:val="24292F"/>
-                <w:sz w:val="17"/>
-                <w:szCs w:val="17"/>
-              </w:rPr>
-              <w:t xml:space="preserve">color</w:t>
-            </w:r>
-            <w:r>
-              <w:rPr>
-                <w:rFonts w:ascii="Consolas" w:cs="Consolas" w:eastAsia="맑은 고딕" w:hAnsi="Consolas"/>
-                <w:b w:val="false"/>
-                <w:bCs w:val="false"/>
-                <w:i w:val="false"/>
-                <w:iCs w:val="false"/>
-                <w:color w:val="24292F"/>
-                <w:sz w:val="17"/>
-                <w:szCs w:val="17"/>
-              </w:rPr>
-              <w:t xml:space="preserve">=</w:t>
-            </w:r>
-            <w:r>
-              <w:rPr>
-                <w:rFonts w:ascii="Consolas" w:cs="Consolas" w:eastAsia="맑은 고딕" w:hAnsi="Consolas"/>
-                <w:b w:val="false"/>
-                <w:bCs w:val="false"/>
-                <w:i w:val="false"/>
-                <w:iCs w:val="false"/>
-                <w:color w:val="A31515"/>
-                <w:sz w:val="17"/>
-                <w:szCs w:val="17"/>
-              </w:rPr>
-              <w:t xml:space="preserve">"navy"</w:t>
-            </w:r>
-            <w:r>
-              <w:rPr>
-                <w:rFonts w:ascii="Consolas" w:cs="Consolas" w:eastAsia="맑은 고딕" w:hAnsi="Consolas"/>
-                <w:b w:val="false"/>
-                <w:bCs w:val="false"/>
-                <w:i w:val="false"/>
-                <w:iCs w:val="false"/>
-                <w:color w:val="24292F"/>
-                <w:sz w:val="17"/>
-                <w:szCs w:val="17"/>
-              </w:rPr>
-              <w:t xml:space="preserve">)</w:t>
+                <w:color w:val="098658"/>
+                <w:sz w:val="17"/>
+                <w:szCs w:val="17"/>
+              </w:rPr>
+              <w:t xml:space="preserve">2</w:t>
+            </w:r>
+            <w:r>
+              <w:rPr>
+                <w:rFonts w:ascii="Consolas" w:cs="Consolas" w:eastAsia="맑은 고딕" w:hAnsi="Consolas"/>
+                <w:b w:val="false"/>
+                <w:bCs w:val="false"/>
+                <w:i w:val="false"/>
+                <w:iCs w:val="false"/>
+                <w:color w:val="24292F"/>
+                <w:sz w:val="17"/>
+                <w:szCs w:val="17"/>
+              </w:rPr>
+              <w:t xml:space="preserve">])</w:t>
             </w:r>
           </w:p>
           <w:p>
@@ -30321,210 +30225,10 @@
             <w:r>
               <w:rPr>
                 <w:rFonts w:ascii="Consolas" w:cs="Consolas" w:eastAsia="맑은 고딕" w:hAnsi="Consolas"/>
-                <w:b w:val="false"/>
-                <w:bCs w:val="false"/>
-                <w:i w:val="false"/>
-                <w:iCs w:val="false"/>
-                <w:color w:val="24292F"/>
-                <w:sz w:val="17"/>
-                <w:szCs w:val="17"/>
-              </w:rPr>
-              <w:t xml:space="preserve">ax_main</w:t>
-            </w:r>
-            <w:r>
-              <w:rPr>
-                <w:rFonts w:ascii="Consolas" w:cs="Consolas" w:eastAsia="맑은 고딕" w:hAnsi="Consolas"/>
-                <w:b w:val="false"/>
-                <w:bCs w:val="false"/>
-                <w:i w:val="false"/>
-                <w:iCs w:val="false"/>
-                <w:color w:val="24292F"/>
-                <w:sz w:val="17"/>
-                <w:szCs w:val="17"/>
-              </w:rPr>
-              <w:t xml:space="preserve">.</w:t>
-            </w:r>
-            <w:r>
-              <w:rPr>
-                <w:rFonts w:ascii="Consolas" w:cs="Consolas" w:eastAsia="맑은 고딕" w:hAnsi="Consolas"/>
-                <w:b w:val="false"/>
-                <w:bCs w:val="false"/>
-                <w:i w:val="false"/>
-                <w:iCs w:val="false"/>
-                <w:color w:val="24292F"/>
-                <w:sz w:val="17"/>
-                <w:szCs w:val="17"/>
-              </w:rPr>
-              <w:t xml:space="preserve">fill_between</w:t>
-            </w:r>
-            <w:r>
-              <w:rPr>
-                <w:rFonts w:ascii="Consolas" w:cs="Consolas" w:eastAsia="맑은 고딕" w:hAnsi="Consolas"/>
-                <w:b w:val="false"/>
-                <w:bCs w:val="false"/>
-                <w:i w:val="false"/>
-                <w:iCs w:val="false"/>
-                <w:color w:val="24292F"/>
-                <w:sz w:val="17"/>
-                <w:szCs w:val="17"/>
-              </w:rPr>
-              <w:t xml:space="preserve">(</w:t>
-            </w:r>
-            <w:r>
-              <w:rPr>
-                <w:rFonts w:ascii="Consolas" w:cs="Consolas" w:eastAsia="맑은 고딕" w:hAnsi="Consolas"/>
-                <w:b w:val="false"/>
-                <w:bCs w:val="false"/>
-                <w:i w:val="false"/>
-                <w:iCs w:val="false"/>
-                <w:color w:val="24292F"/>
-                <w:sz w:val="17"/>
-                <w:szCs w:val="17"/>
-              </w:rPr>
-              <w:t xml:space="preserve">days</w:t>
-            </w:r>
-            <w:r>
-              <w:rPr>
-                <w:rFonts w:ascii="Consolas" w:cs="Consolas" w:eastAsia="맑은 고딕" w:hAnsi="Consolas"/>
-                <w:b w:val="false"/>
-                <w:bCs w:val="false"/>
-                <w:i w:val="false"/>
-                <w:iCs w:val="false"/>
-                <w:color w:val="24292F"/>
-                <w:sz w:val="17"/>
-                <w:szCs w:val="17"/>
-              </w:rPr>
-              <w:t xml:space="preserve">, </w:t>
-            </w:r>
-            <w:r>
-              <w:rPr>
-                <w:rFonts w:ascii="Consolas" w:cs="Consolas" w:eastAsia="맑은 고딕" w:hAnsi="Consolas"/>
-                <w:b w:val="false"/>
-                <w:bCs w:val="false"/>
-                <w:i w:val="false"/>
-                <w:iCs w:val="false"/>
-                <w:color w:val="24292F"/>
-                <w:sz w:val="17"/>
-                <w:szCs w:val="17"/>
-              </w:rPr>
-              <w:t xml:space="preserve">sales</w:t>
-            </w:r>
-            <w:r>
-              <w:rPr>
-                <w:rFonts w:ascii="Consolas" w:cs="Consolas" w:eastAsia="맑은 고딕" w:hAnsi="Consolas"/>
-                <w:b w:val="false"/>
-                <w:bCs w:val="false"/>
-                <w:i w:val="false"/>
-                <w:iCs w:val="false"/>
-                <w:color w:val="24292F"/>
-                <w:sz w:val="17"/>
-                <w:szCs w:val="17"/>
-              </w:rPr>
-              <w:t xml:space="preserve">, </w:t>
-            </w:r>
-            <w:r>
-              <w:rPr>
-                <w:rFonts w:ascii="Consolas" w:cs="Consolas" w:eastAsia="맑은 고딕" w:hAnsi="Consolas"/>
-                <w:b w:val="false"/>
-                <w:bCs w:val="false"/>
-                <w:i w:val="false"/>
-                <w:iCs w:val="false"/>
-                <w:color w:val="24292F"/>
-                <w:sz w:val="17"/>
-                <w:szCs w:val="17"/>
-              </w:rPr>
-              <w:t xml:space="preserve">alpha</w:t>
-            </w:r>
-            <w:r>
-              <w:rPr>
-                <w:rFonts w:ascii="Consolas" w:cs="Consolas" w:eastAsia="맑은 고딕" w:hAnsi="Consolas"/>
-                <w:b w:val="false"/>
-                <w:bCs w:val="false"/>
-                <w:i w:val="false"/>
-                <w:iCs w:val="false"/>
-                <w:color w:val="24292F"/>
-                <w:sz w:val="17"/>
-                <w:szCs w:val="17"/>
-              </w:rPr>
-              <w:t xml:space="preserve">=</w:t>
-            </w:r>
-            <w:r>
-              <w:rPr>
-                <w:rFonts w:ascii="Consolas" w:cs="Consolas" w:eastAsia="맑은 고딕" w:hAnsi="Consolas"/>
-                <w:b w:val="false"/>
-                <w:bCs w:val="false"/>
-                <w:i w:val="false"/>
-                <w:iCs w:val="false"/>
-                <w:color w:val="098658"/>
-                <w:sz w:val="17"/>
-                <w:szCs w:val="17"/>
-              </w:rPr>
-              <w:t xml:space="preserve">0.15</w:t>
-            </w:r>
-            <w:r>
-              <w:rPr>
-                <w:rFonts w:ascii="Consolas" w:cs="Consolas" w:eastAsia="맑은 고딕" w:hAnsi="Consolas"/>
-                <w:b w:val="false"/>
-                <w:bCs w:val="false"/>
-                <w:i w:val="false"/>
-                <w:iCs w:val="false"/>
-                <w:color w:val="24292F"/>
-                <w:sz w:val="17"/>
-                <w:szCs w:val="17"/>
-              </w:rPr>
-              <w:t xml:space="preserve">, </w:t>
-            </w:r>
-            <w:r>
-              <w:rPr>
-                <w:rFonts w:ascii="Consolas" w:cs="Consolas" w:eastAsia="맑은 고딕" w:hAnsi="Consolas"/>
-                <w:b w:val="false"/>
-                <w:bCs w:val="false"/>
-                <w:i w:val="false"/>
-                <w:iCs w:val="false"/>
-                <w:color w:val="24292F"/>
-                <w:sz w:val="17"/>
-                <w:szCs w:val="17"/>
-              </w:rPr>
-              <w:t xml:space="preserve">color</w:t>
-            </w:r>
-            <w:r>
-              <w:rPr>
-                <w:rFonts w:ascii="Consolas" w:cs="Consolas" w:eastAsia="맑은 고딕" w:hAnsi="Consolas"/>
-                <w:b w:val="false"/>
-                <w:bCs w:val="false"/>
-                <w:i w:val="false"/>
-                <w:iCs w:val="false"/>
-                <w:color w:val="24292F"/>
-                <w:sz w:val="17"/>
-                <w:szCs w:val="17"/>
-              </w:rPr>
-              <w:t xml:space="preserve">=</w:t>
-            </w:r>
-            <w:r>
-              <w:rPr>
-                <w:rFonts w:ascii="Consolas" w:cs="Consolas" w:eastAsia="맑은 고딕" w:hAnsi="Consolas"/>
-                <w:b w:val="false"/>
-                <w:bCs w:val="false"/>
-                <w:i w:val="false"/>
-                <w:iCs w:val="false"/>
-                <w:color w:val="A31515"/>
-                <w:sz w:val="17"/>
-                <w:szCs w:val="17"/>
-              </w:rPr>
-              <w:t xml:space="preserve">"navy"</w:t>
-            </w:r>
-            <w:r>
-              <w:rPr>
-                <w:rFonts w:ascii="Consolas" w:cs="Consolas" w:eastAsia="맑은 고딕" w:hAnsi="Consolas"/>
-                <w:b w:val="false"/>
-                <w:bCs w:val="false"/>
-                <w:i w:val="false"/>
-                <w:iCs w:val="false"/>
-                <w:color w:val="24292F"/>
-                <w:sz w:val="17"/>
-                <w:szCs w:val="17"/>
-              </w:rPr>
-              <w:t xml:space="preserve">)</w:t>
+                <w:sz w:val="17"/>
+                <w:szCs w:val="17"/>
+              </w:rPr>
+              <w:t xml:space="preserve"> </w:t>
             </w:r>
           </w:p>
           <w:p>
@@ -30545,91 +30249,13 @@
                 <w:rFonts w:ascii="Consolas" w:cs="Consolas" w:eastAsia="맑은 고딕" w:hAnsi="Consolas"/>
                 <w:b w:val="false"/>
                 <w:bCs w:val="false"/>
-                <w:i w:val="false"/>
-                <w:iCs w:val="false"/>
-                <w:color w:val="24292F"/>
-                <w:sz w:val="17"/>
-                <w:szCs w:val="17"/>
-              </w:rPr>
-              <w:t xml:space="preserve">ax_main</w:t>
-            </w:r>
-            <w:r>
-              <w:rPr>
-                <w:rFonts w:ascii="Consolas" w:cs="Consolas" w:eastAsia="맑은 고딕" w:hAnsi="Consolas"/>
-                <w:b w:val="false"/>
-                <w:bCs w:val="false"/>
-                <w:i w:val="false"/>
-                <w:iCs w:val="false"/>
-                <w:color w:val="24292F"/>
-                <w:sz w:val="17"/>
-                <w:szCs w:val="17"/>
-              </w:rPr>
-              <w:t xml:space="preserve">.</w:t>
-            </w:r>
-            <w:r>
-              <w:rPr>
-                <w:rFonts w:ascii="Consolas" w:cs="Consolas" w:eastAsia="맑은 고딕" w:hAnsi="Consolas"/>
-                <w:b w:val="false"/>
-                <w:bCs w:val="false"/>
-                <w:i w:val="false"/>
-                <w:iCs w:val="false"/>
-                <w:color w:val="24292F"/>
-                <w:sz w:val="17"/>
-                <w:szCs w:val="17"/>
-              </w:rPr>
-              <w:t xml:space="preserve">set_title</w:t>
-            </w:r>
-            <w:r>
-              <w:rPr>
-                <w:rFonts w:ascii="Consolas" w:cs="Consolas" w:eastAsia="맑은 고딕" w:hAnsi="Consolas"/>
-                <w:b w:val="false"/>
-                <w:bCs w:val="false"/>
-                <w:i w:val="false"/>
-                <w:iCs w:val="false"/>
-                <w:color w:val="24292F"/>
-                <w:sz w:val="17"/>
-                <w:szCs w:val="17"/>
-              </w:rPr>
-              <w:t xml:space="preserve">(</w:t>
-            </w:r>
-            <w:r>
-              <w:rPr>
-                <w:rFonts w:ascii="Consolas" w:cs="Consolas" w:eastAsia="맑은 고딕" w:hAnsi="Consolas"/>
-                <w:b w:val="false"/>
-                <w:bCs w:val="false"/>
-                <w:i w:val="false"/>
-                <w:iCs w:val="false"/>
-                <w:color w:val="24292F"/>
-                <w:sz w:val="17"/>
-                <w:szCs w:val="17"/>
-              </w:rPr>
-              <w:t xml:space="preserve">f</w:t>
-            </w:r>
-            <w:r>
-              <w:rPr>
-                <w:rFonts w:ascii="Consolas" w:cs="Consolas" w:eastAsia="맑은 고딕" w:hAnsi="Consolas"/>
-                <w:b w:val="false"/>
-                <w:bCs w:val="false"/>
-                <w:i w:val="false"/>
-                <w:iCs w:val="false"/>
-                <w:color w:val="A31515"/>
-                <w:sz w:val="17"/>
-                <w:szCs w:val="17"/>
-              </w:rPr>
-              <w:t xml:space="preserve">"9월 일별 매출 (합계 {sales.sum():,.0f}만원)"</w:t>
-            </w:r>
-            <w:r>
-              <w:rPr>
-                <w:rFonts w:ascii="Consolas" w:cs="Consolas" w:eastAsia="맑은 고딕" w:hAnsi="Consolas"/>
-                <w:b w:val="false"/>
-                <w:bCs w:val="false"/>
-                <w:i w:val="false"/>
-                <w:iCs w:val="false"/>
-                <w:color w:val="24292F"/>
-                <w:sz w:val="17"/>
-                <w:szCs w:val="17"/>
-              </w:rPr>
-              <w:t xml:space="preserve">)</w:t>
+                <w:i/>
+                <w:iCs/>
+                <w:color w:val="6A9955"/>
+                <w:sz w:val="17"/>
+                <w:szCs w:val="17"/>
+              </w:rPr>
+              <w:t xml:space="preserve"># 윗줄: 일별 매출 선 + 선 아래를 옅게 칠하기(fill_between)</w:t>
             </w:r>
           </w:p>
           <w:p>
@@ -30682,7 +30308,7 @@
                 <w:sz w:val="17"/>
                 <w:szCs w:val="17"/>
               </w:rPr>
-              <w:t xml:space="preserve">set_xlabel</w:t>
+              <w:t xml:space="preserve">plot</w:t>
             </w:r>
             <w:r>
               <w:rPr>
@@ -30704,11 +30330,141 @@
                 <w:bCs w:val="false"/>
                 <w:i w:val="false"/>
                 <w:iCs w:val="false"/>
+                <w:color w:val="24292F"/>
+                <w:sz w:val="17"/>
+                <w:szCs w:val="17"/>
+              </w:rPr>
+              <w:t xml:space="preserve">days</w:t>
+            </w:r>
+            <w:r>
+              <w:rPr>
+                <w:rFonts w:ascii="Consolas" w:cs="Consolas" w:eastAsia="맑은 고딕" w:hAnsi="Consolas"/>
+                <w:b w:val="false"/>
+                <w:bCs w:val="false"/>
+                <w:i w:val="false"/>
+                <w:iCs w:val="false"/>
+                <w:color w:val="24292F"/>
+                <w:sz w:val="17"/>
+                <w:szCs w:val="17"/>
+              </w:rPr>
+              <w:t xml:space="preserve">, </w:t>
+            </w:r>
+            <w:r>
+              <w:rPr>
+                <w:rFonts w:ascii="Consolas" w:cs="Consolas" w:eastAsia="맑은 고딕" w:hAnsi="Consolas"/>
+                <w:b w:val="false"/>
+                <w:bCs w:val="false"/>
+                <w:i w:val="false"/>
+                <w:iCs w:val="false"/>
+                <w:color w:val="24292F"/>
+                <w:sz w:val="17"/>
+                <w:szCs w:val="17"/>
+              </w:rPr>
+              <w:t xml:space="preserve">sales</w:t>
+            </w:r>
+            <w:r>
+              <w:rPr>
+                <w:rFonts w:ascii="Consolas" w:cs="Consolas" w:eastAsia="맑은 고딕" w:hAnsi="Consolas"/>
+                <w:b w:val="false"/>
+                <w:bCs w:val="false"/>
+                <w:i w:val="false"/>
+                <w:iCs w:val="false"/>
+                <w:color w:val="24292F"/>
+                <w:sz w:val="17"/>
+                <w:szCs w:val="17"/>
+              </w:rPr>
+              <w:t xml:space="preserve">, </w:t>
+            </w:r>
+            <w:r>
+              <w:rPr>
+                <w:rFonts w:ascii="Consolas" w:cs="Consolas" w:eastAsia="맑은 고딕" w:hAnsi="Consolas"/>
+                <w:b w:val="false"/>
+                <w:bCs w:val="false"/>
+                <w:i w:val="false"/>
+                <w:iCs w:val="false"/>
+                <w:color w:val="24292F"/>
+                <w:sz w:val="17"/>
+                <w:szCs w:val="17"/>
+              </w:rPr>
+              <w:t xml:space="preserve">marker</w:t>
+            </w:r>
+            <w:r>
+              <w:rPr>
+                <w:rFonts w:ascii="Consolas" w:cs="Consolas" w:eastAsia="맑은 고딕" w:hAnsi="Consolas"/>
+                <w:b w:val="false"/>
+                <w:bCs w:val="false"/>
+                <w:i w:val="false"/>
+                <w:iCs w:val="false"/>
+                <w:color w:val="24292F"/>
+                <w:sz w:val="17"/>
+                <w:szCs w:val="17"/>
+              </w:rPr>
+              <w:t xml:space="preserve">=</w:t>
+            </w:r>
+            <w:r>
+              <w:rPr>
+                <w:rFonts w:ascii="Consolas" w:cs="Consolas" w:eastAsia="맑은 고딕" w:hAnsi="Consolas"/>
+                <w:b w:val="false"/>
+                <w:bCs w:val="false"/>
+                <w:i w:val="false"/>
+                <w:iCs w:val="false"/>
                 <w:color w:val="A31515"/>
                 <w:sz w:val="17"/>
                 <w:szCs w:val="17"/>
               </w:rPr>
-              <w:t xml:space="preserve">"일"</w:t>
+              <w:t xml:space="preserve">"."</w:t>
+            </w:r>
+            <w:r>
+              <w:rPr>
+                <w:rFonts w:ascii="Consolas" w:cs="Consolas" w:eastAsia="맑은 고딕" w:hAnsi="Consolas"/>
+                <w:b w:val="false"/>
+                <w:bCs w:val="false"/>
+                <w:i w:val="false"/>
+                <w:iCs w:val="false"/>
+                <w:color w:val="24292F"/>
+                <w:sz w:val="17"/>
+                <w:szCs w:val="17"/>
+              </w:rPr>
+              <w:t xml:space="preserve">, </w:t>
+            </w:r>
+            <w:r>
+              <w:rPr>
+                <w:rFonts w:ascii="Consolas" w:cs="Consolas" w:eastAsia="맑은 고딕" w:hAnsi="Consolas"/>
+                <w:b w:val="false"/>
+                <w:bCs w:val="false"/>
+                <w:i w:val="false"/>
+                <w:iCs w:val="false"/>
+                <w:color w:val="24292F"/>
+                <w:sz w:val="17"/>
+                <w:szCs w:val="17"/>
+              </w:rPr>
+              <w:t xml:space="preserve">color</w:t>
+            </w:r>
+            <w:r>
+              <w:rPr>
+                <w:rFonts w:ascii="Consolas" w:cs="Consolas" w:eastAsia="맑은 고딕" w:hAnsi="Consolas"/>
+                <w:b w:val="false"/>
+                <w:bCs w:val="false"/>
+                <w:i w:val="false"/>
+                <w:iCs w:val="false"/>
+                <w:color w:val="24292F"/>
+                <w:sz w:val="17"/>
+                <w:szCs w:val="17"/>
+              </w:rPr>
+              <w:t xml:space="preserve">=</w:t>
+            </w:r>
+            <w:r>
+              <w:rPr>
+                <w:rFonts w:ascii="Consolas" w:cs="Consolas" w:eastAsia="맑은 고딕" w:hAnsi="Consolas"/>
+                <w:b w:val="false"/>
+                <w:bCs w:val="false"/>
+                <w:i w:val="false"/>
+                <w:iCs w:val="false"/>
+                <w:color w:val="A31515"/>
+                <w:sz w:val="17"/>
+                <w:szCs w:val="17"/>
+              </w:rPr>
+              <w:t xml:space="preserve">"navy"</w:t>
             </w:r>
             <w:r>
               <w:rPr>
@@ -30740,10 +30496,210 @@
             <w:r>
               <w:rPr>
                 <w:rFonts w:ascii="Consolas" w:cs="Consolas" w:eastAsia="맑은 고딕" w:hAnsi="Consolas"/>
-                <w:sz w:val="17"/>
-                <w:szCs w:val="17"/>
-              </w:rPr>
-              <w:t xml:space="preserve"> </w:t>
+                <w:b w:val="false"/>
+                <w:bCs w:val="false"/>
+                <w:i w:val="false"/>
+                <w:iCs w:val="false"/>
+                <w:color w:val="24292F"/>
+                <w:sz w:val="17"/>
+                <w:szCs w:val="17"/>
+              </w:rPr>
+              <w:t xml:space="preserve">ax_main</w:t>
+            </w:r>
+            <w:r>
+              <w:rPr>
+                <w:rFonts w:ascii="Consolas" w:cs="Consolas" w:eastAsia="맑은 고딕" w:hAnsi="Consolas"/>
+                <w:b w:val="false"/>
+                <w:bCs w:val="false"/>
+                <w:i w:val="false"/>
+                <w:iCs w:val="false"/>
+                <w:color w:val="24292F"/>
+                <w:sz w:val="17"/>
+                <w:szCs w:val="17"/>
+              </w:rPr>
+              <w:t xml:space="preserve">.</w:t>
+            </w:r>
+            <w:r>
+              <w:rPr>
+                <w:rFonts w:ascii="Consolas" w:cs="Consolas" w:eastAsia="맑은 고딕" w:hAnsi="Consolas"/>
+                <w:b w:val="false"/>
+                <w:bCs w:val="false"/>
+                <w:i w:val="false"/>
+                <w:iCs w:val="false"/>
+                <w:color w:val="24292F"/>
+                <w:sz w:val="17"/>
+                <w:szCs w:val="17"/>
+              </w:rPr>
+              <w:t xml:space="preserve">fill_between</w:t>
+            </w:r>
+            <w:r>
+              <w:rPr>
+                <w:rFonts w:ascii="Consolas" w:cs="Consolas" w:eastAsia="맑은 고딕" w:hAnsi="Consolas"/>
+                <w:b w:val="false"/>
+                <w:bCs w:val="false"/>
+                <w:i w:val="false"/>
+                <w:iCs w:val="false"/>
+                <w:color w:val="24292F"/>
+                <w:sz w:val="17"/>
+                <w:szCs w:val="17"/>
+              </w:rPr>
+              <w:t xml:space="preserve">(</w:t>
+            </w:r>
+            <w:r>
+              <w:rPr>
+                <w:rFonts w:ascii="Consolas" w:cs="Consolas" w:eastAsia="맑은 고딕" w:hAnsi="Consolas"/>
+                <w:b w:val="false"/>
+                <w:bCs w:val="false"/>
+                <w:i w:val="false"/>
+                <w:iCs w:val="false"/>
+                <w:color w:val="24292F"/>
+                <w:sz w:val="17"/>
+                <w:szCs w:val="17"/>
+              </w:rPr>
+              <w:t xml:space="preserve">days</w:t>
+            </w:r>
+            <w:r>
+              <w:rPr>
+                <w:rFonts w:ascii="Consolas" w:cs="Consolas" w:eastAsia="맑은 고딕" w:hAnsi="Consolas"/>
+                <w:b w:val="false"/>
+                <w:bCs w:val="false"/>
+                <w:i w:val="false"/>
+                <w:iCs w:val="false"/>
+                <w:color w:val="24292F"/>
+                <w:sz w:val="17"/>
+                <w:szCs w:val="17"/>
+              </w:rPr>
+              <w:t xml:space="preserve">, </w:t>
+            </w:r>
+            <w:r>
+              <w:rPr>
+                <w:rFonts w:ascii="Consolas" w:cs="Consolas" w:eastAsia="맑은 고딕" w:hAnsi="Consolas"/>
+                <w:b w:val="false"/>
+                <w:bCs w:val="false"/>
+                <w:i w:val="false"/>
+                <w:iCs w:val="false"/>
+                <w:color w:val="24292F"/>
+                <w:sz w:val="17"/>
+                <w:szCs w:val="17"/>
+              </w:rPr>
+              <w:t xml:space="preserve">sales</w:t>
+            </w:r>
+            <w:r>
+              <w:rPr>
+                <w:rFonts w:ascii="Consolas" w:cs="Consolas" w:eastAsia="맑은 고딕" w:hAnsi="Consolas"/>
+                <w:b w:val="false"/>
+                <w:bCs w:val="false"/>
+                <w:i w:val="false"/>
+                <w:iCs w:val="false"/>
+                <w:color w:val="24292F"/>
+                <w:sz w:val="17"/>
+                <w:szCs w:val="17"/>
+              </w:rPr>
+              <w:t xml:space="preserve">, </w:t>
+            </w:r>
+            <w:r>
+              <w:rPr>
+                <w:rFonts w:ascii="Consolas" w:cs="Consolas" w:eastAsia="맑은 고딕" w:hAnsi="Consolas"/>
+                <w:b w:val="false"/>
+                <w:bCs w:val="false"/>
+                <w:i w:val="false"/>
+                <w:iCs w:val="false"/>
+                <w:color w:val="24292F"/>
+                <w:sz w:val="17"/>
+                <w:szCs w:val="17"/>
+              </w:rPr>
+              <w:t xml:space="preserve">alpha</w:t>
+            </w:r>
+            <w:r>
+              <w:rPr>
+                <w:rFonts w:ascii="Consolas" w:cs="Consolas" w:eastAsia="맑은 고딕" w:hAnsi="Consolas"/>
+                <w:b w:val="false"/>
+                <w:bCs w:val="false"/>
+                <w:i w:val="false"/>
+                <w:iCs w:val="false"/>
+                <w:color w:val="24292F"/>
+                <w:sz w:val="17"/>
+                <w:szCs w:val="17"/>
+              </w:rPr>
+              <w:t xml:space="preserve">=</w:t>
+            </w:r>
+            <w:r>
+              <w:rPr>
+                <w:rFonts w:ascii="Consolas" w:cs="Consolas" w:eastAsia="맑은 고딕" w:hAnsi="Consolas"/>
+                <w:b w:val="false"/>
+                <w:bCs w:val="false"/>
+                <w:i w:val="false"/>
+                <w:iCs w:val="false"/>
+                <w:color w:val="098658"/>
+                <w:sz w:val="17"/>
+                <w:szCs w:val="17"/>
+              </w:rPr>
+              <w:t xml:space="preserve">0.15</w:t>
+            </w:r>
+            <w:r>
+              <w:rPr>
+                <w:rFonts w:ascii="Consolas" w:cs="Consolas" w:eastAsia="맑은 고딕" w:hAnsi="Consolas"/>
+                <w:b w:val="false"/>
+                <w:bCs w:val="false"/>
+                <w:i w:val="false"/>
+                <w:iCs w:val="false"/>
+                <w:color w:val="24292F"/>
+                <w:sz w:val="17"/>
+                <w:szCs w:val="17"/>
+              </w:rPr>
+              <w:t xml:space="preserve">, </w:t>
+            </w:r>
+            <w:r>
+              <w:rPr>
+                <w:rFonts w:ascii="Consolas" w:cs="Consolas" w:eastAsia="맑은 고딕" w:hAnsi="Consolas"/>
+                <w:b w:val="false"/>
+                <w:bCs w:val="false"/>
+                <w:i w:val="false"/>
+                <w:iCs w:val="false"/>
+                <w:color w:val="24292F"/>
+                <w:sz w:val="17"/>
+                <w:szCs w:val="17"/>
+              </w:rPr>
+              <w:t xml:space="preserve">color</w:t>
+            </w:r>
+            <w:r>
+              <w:rPr>
+                <w:rFonts w:ascii="Consolas" w:cs="Consolas" w:eastAsia="맑은 고딕" w:hAnsi="Consolas"/>
+                <w:b w:val="false"/>
+                <w:bCs w:val="false"/>
+                <w:i w:val="false"/>
+                <w:iCs w:val="false"/>
+                <w:color w:val="24292F"/>
+                <w:sz w:val="17"/>
+                <w:szCs w:val="17"/>
+              </w:rPr>
+              <w:t xml:space="preserve">=</w:t>
+            </w:r>
+            <w:r>
+              <w:rPr>
+                <w:rFonts w:ascii="Consolas" w:cs="Consolas" w:eastAsia="맑은 고딕" w:hAnsi="Consolas"/>
+                <w:b w:val="false"/>
+                <w:bCs w:val="false"/>
+                <w:i w:val="false"/>
+                <w:iCs w:val="false"/>
+                <w:color w:val="A31515"/>
+                <w:sz w:val="17"/>
+                <w:szCs w:val="17"/>
+              </w:rPr>
+              <w:t xml:space="preserve">"navy"</w:t>
+            </w:r>
+            <w:r>
+              <w:rPr>
+                <w:rFonts w:ascii="Consolas" w:cs="Consolas" w:eastAsia="맑은 고딕" w:hAnsi="Consolas"/>
+                <w:b w:val="false"/>
+                <w:bCs w:val="false"/>
+                <w:i w:val="false"/>
+                <w:iCs w:val="false"/>
+                <w:color w:val="24292F"/>
+                <w:sz w:val="17"/>
+                <w:szCs w:val="17"/>
+              </w:rPr>
+              <w:t xml:space="preserve">)</w:t>
             </w:r>
           </w:p>
           <w:p>
@@ -30770,7 +30726,7 @@
                 <w:sz w:val="17"/>
                 <w:szCs w:val="17"/>
               </w:rPr>
-              <w:t xml:space="preserve">ax_bar</w:t>
+              <w:t xml:space="preserve">ax_main</w:t>
             </w:r>
             <w:r>
               <w:rPr>
@@ -30796,7 +30752,7 @@
                 <w:sz w:val="17"/>
                 <w:szCs w:val="17"/>
               </w:rPr>
-              <w:t xml:space="preserve">bar</w:t>
+              <w:t xml:space="preserve">set_title</w:t>
             </w:r>
             <w:r>
               <w:rPr>
@@ -30818,154 +30774,11 @@
                 <w:bCs w:val="false"/>
                 <w:i w:val="false"/>
                 <w:iCs w:val="false"/>
-                <w:color w:val="795E26"/>
-                <w:sz w:val="17"/>
-                <w:szCs w:val="17"/>
-              </w:rPr>
-              <w:t xml:space="preserve">list</w:t>
-            </w:r>
-            <w:r>
-              <w:rPr>
-                <w:rFonts w:ascii="Consolas" w:cs="Consolas" w:eastAsia="맑은 고딕" w:hAnsi="Consolas"/>
-                <w:b w:val="false"/>
-                <w:bCs w:val="false"/>
-                <w:i w:val="false"/>
-                <w:iCs w:val="false"/>
-                <w:color w:val="24292F"/>
-                <w:sz w:val="17"/>
-                <w:szCs w:val="17"/>
-              </w:rPr>
-              <w:t xml:space="preserve">(</w:t>
-            </w:r>
-            <w:r>
-              <w:rPr>
-                <w:rFonts w:ascii="Consolas" w:cs="Consolas" w:eastAsia="맑은 고딕" w:hAnsi="Consolas"/>
-                <w:b w:val="false"/>
-                <w:bCs w:val="false"/>
-                <w:i w:val="false"/>
-                <w:iCs w:val="false"/>
-                <w:color w:val="24292F"/>
-                <w:sz w:val="17"/>
-                <w:szCs w:val="17"/>
-              </w:rPr>
-              <w:t xml:space="preserve">menu</w:t>
-            </w:r>
-            <w:r>
-              <w:rPr>
-                <w:rFonts w:ascii="Consolas" w:cs="Consolas" w:eastAsia="맑은 고딕" w:hAnsi="Consolas"/>
-                <w:b w:val="false"/>
-                <w:bCs w:val="false"/>
-                <w:i w:val="false"/>
-                <w:iCs w:val="false"/>
-                <w:color w:val="24292F"/>
-                <w:sz w:val="17"/>
-                <w:szCs w:val="17"/>
-              </w:rPr>
-              <w:t xml:space="preserve">), </w:t>
-            </w:r>
-            <w:r>
-              <w:rPr>
-                <w:rFonts w:ascii="Consolas" w:cs="Consolas" w:eastAsia="맑은 고딕" w:hAnsi="Consolas"/>
-                <w:b w:val="false"/>
-                <w:bCs w:val="false"/>
-                <w:i w:val="false"/>
-                <w:iCs w:val="false"/>
-                <w:color w:val="795E26"/>
-                <w:sz w:val="17"/>
-                <w:szCs w:val="17"/>
-              </w:rPr>
-              <w:t xml:space="preserve">list</w:t>
-            </w:r>
-            <w:r>
-              <w:rPr>
-                <w:rFonts w:ascii="Consolas" w:cs="Consolas" w:eastAsia="맑은 고딕" w:hAnsi="Consolas"/>
-                <w:b w:val="false"/>
-                <w:bCs w:val="false"/>
-                <w:i w:val="false"/>
-                <w:iCs w:val="false"/>
-                <w:color w:val="24292F"/>
-                <w:sz w:val="17"/>
-                <w:szCs w:val="17"/>
-              </w:rPr>
-              <w:t xml:space="preserve">(</w:t>
-            </w:r>
-            <w:r>
-              <w:rPr>
-                <w:rFonts w:ascii="Consolas" w:cs="Consolas" w:eastAsia="맑은 고딕" w:hAnsi="Consolas"/>
-                <w:b w:val="false"/>
-                <w:bCs w:val="false"/>
-                <w:i w:val="false"/>
-                <w:iCs w:val="false"/>
-                <w:color w:val="24292F"/>
-                <w:sz w:val="17"/>
-                <w:szCs w:val="17"/>
-              </w:rPr>
-              <w:t xml:space="preserve">menu</w:t>
-            </w:r>
-            <w:r>
-              <w:rPr>
-                <w:rFonts w:ascii="Consolas" w:cs="Consolas" w:eastAsia="맑은 고딕" w:hAnsi="Consolas"/>
-                <w:b w:val="false"/>
-                <w:bCs w:val="false"/>
-                <w:i w:val="false"/>
-                <w:iCs w:val="false"/>
-                <w:color w:val="24292F"/>
-                <w:sz w:val="17"/>
-                <w:szCs w:val="17"/>
-              </w:rPr>
-              <w:t xml:space="preserve">.</w:t>
-            </w:r>
-            <w:r>
-              <w:rPr>
-                <w:rFonts w:ascii="Consolas" w:cs="Consolas" w:eastAsia="맑은 고딕" w:hAnsi="Consolas"/>
-                <w:b w:val="false"/>
-                <w:bCs w:val="false"/>
-                <w:i w:val="false"/>
-                <w:iCs w:val="false"/>
-                <w:color w:val="24292F"/>
-                <w:sz w:val="17"/>
-                <w:szCs w:val="17"/>
-              </w:rPr>
-              <w:t xml:space="preserve">values</w:t>
-            </w:r>
-            <w:r>
-              <w:rPr>
-                <w:rFonts w:ascii="Consolas" w:cs="Consolas" w:eastAsia="맑은 고딕" w:hAnsi="Consolas"/>
-                <w:b w:val="false"/>
-                <w:bCs w:val="false"/>
-                <w:i w:val="false"/>
-                <w:iCs w:val="false"/>
-                <w:color w:val="24292F"/>
-                <w:sz w:val="17"/>
-                <w:szCs w:val="17"/>
-              </w:rPr>
-              <w:t xml:space="preserve">()), </w:t>
-            </w:r>
-            <w:r>
-              <w:rPr>
-                <w:rFonts w:ascii="Consolas" w:cs="Consolas" w:eastAsia="맑은 고딕" w:hAnsi="Consolas"/>
-                <w:b w:val="false"/>
-                <w:bCs w:val="false"/>
-                <w:i w:val="false"/>
-                <w:iCs w:val="false"/>
-                <w:color w:val="24292F"/>
-                <w:sz w:val="17"/>
-                <w:szCs w:val="17"/>
-              </w:rPr>
-              <w:t xml:space="preserve">color</w:t>
-            </w:r>
-            <w:r>
-              <w:rPr>
-                <w:rFonts w:ascii="Consolas" w:cs="Consolas" w:eastAsia="맑은 고딕" w:hAnsi="Consolas"/>
-                <w:b w:val="false"/>
-                <w:bCs w:val="false"/>
-                <w:i w:val="false"/>
-                <w:iCs w:val="false"/>
-                <w:color w:val="24292F"/>
-                <w:sz w:val="17"/>
-                <w:szCs w:val="17"/>
-              </w:rPr>
-              <w:t xml:space="preserve">=</w:t>
+                <w:color w:val="24292F"/>
+                <w:sz w:val="17"/>
+                <w:szCs w:val="17"/>
+              </w:rPr>
+              <w:t xml:space="preserve">f</w:t>
             </w:r>
             <w:r>
               <w:rPr>
@@ -30978,7 +30791,7 @@
                 <w:sz w:val="17"/>
                 <w:szCs w:val="17"/>
               </w:rPr>
-              <w:t xml:space="preserve">"teal"</w:t>
+              <w:t xml:space="preserve">"9월 일별 매출 (합계 {sales.sum():,.0f}만원)"</w:t>
             </w:r>
             <w:r>
               <w:rPr>
@@ -31018,7 +30831,7 @@
                 <w:sz w:val="17"/>
                 <w:szCs w:val="17"/>
               </w:rPr>
-              <w:t xml:space="preserve">ax_bar</w:t>
+              <w:t xml:space="preserve">ax_main</w:t>
             </w:r>
             <w:r>
               <w:rPr>
@@ -31044,7 +30857,7 @@
                 <w:sz w:val="17"/>
                 <w:szCs w:val="17"/>
               </w:rPr>
-              <w:t xml:space="preserve">set_title</w:t>
+              <w:t xml:space="preserve">set_xlabel</w:t>
             </w:r>
             <w:r>
               <w:rPr>
@@ -31070,7 +30883,7 @@
                 <w:sz w:val="17"/>
                 <w:szCs w:val="17"/>
               </w:rPr>
-              <w:t xml:space="preserve">"메뉴별 판매량"</w:t>
+              <w:t xml:space="preserve">"일"</w:t>
             </w:r>
             <w:r>
               <w:rPr>
@@ -31102,262 +30915,10 @@
             <w:r>
               <w:rPr>
                 <w:rFonts w:ascii="Consolas" w:cs="Consolas" w:eastAsia="맑은 고딕" w:hAnsi="Consolas"/>
-                <w:b w:val="false"/>
-                <w:bCs w:val="false"/>
-                <w:i w:val="false"/>
-                <w:iCs w:val="false"/>
-                <w:color w:val="24292F"/>
-                <w:sz w:val="17"/>
-                <w:szCs w:val="17"/>
-              </w:rPr>
-              <w:t xml:space="preserve">ax_pie</w:t>
-            </w:r>
-            <w:r>
-              <w:rPr>
-                <w:rFonts w:ascii="Consolas" w:cs="Consolas" w:eastAsia="맑은 고딕" w:hAnsi="Consolas"/>
-                <w:b w:val="false"/>
-                <w:bCs w:val="false"/>
-                <w:i w:val="false"/>
-                <w:iCs w:val="false"/>
-                <w:color w:val="24292F"/>
-                <w:sz w:val="17"/>
-                <w:szCs w:val="17"/>
-              </w:rPr>
-              <w:t xml:space="preserve">.</w:t>
-            </w:r>
-            <w:r>
-              <w:rPr>
-                <w:rFonts w:ascii="Consolas" w:cs="Consolas" w:eastAsia="맑은 고딕" w:hAnsi="Consolas"/>
-                <w:b w:val="false"/>
-                <w:bCs w:val="false"/>
-                <w:i w:val="false"/>
-                <w:iCs w:val="false"/>
-                <w:color w:val="24292F"/>
-                <w:sz w:val="17"/>
-                <w:szCs w:val="17"/>
-              </w:rPr>
-              <w:t xml:space="preserve">pie</w:t>
-            </w:r>
-            <w:r>
-              <w:rPr>
-                <w:rFonts w:ascii="Consolas" w:cs="Consolas" w:eastAsia="맑은 고딕" w:hAnsi="Consolas"/>
-                <w:b w:val="false"/>
-                <w:bCs w:val="false"/>
-                <w:i w:val="false"/>
-                <w:iCs w:val="false"/>
-                <w:color w:val="24292F"/>
-                <w:sz w:val="17"/>
-                <w:szCs w:val="17"/>
-              </w:rPr>
-              <w:t xml:space="preserve">(</w:t>
-            </w:r>
-            <w:r>
-              <w:rPr>
-                <w:rFonts w:ascii="Consolas" w:cs="Consolas" w:eastAsia="맑은 고딕" w:hAnsi="Consolas"/>
-                <w:b w:val="false"/>
-                <w:bCs w:val="false"/>
-                <w:i w:val="false"/>
-                <w:iCs w:val="false"/>
-                <w:color w:val="795E26"/>
-                <w:sz w:val="17"/>
-                <w:szCs w:val="17"/>
-              </w:rPr>
-              <w:t xml:space="preserve">list</w:t>
-            </w:r>
-            <w:r>
-              <w:rPr>
-                <w:rFonts w:ascii="Consolas" w:cs="Consolas" w:eastAsia="맑은 고딕" w:hAnsi="Consolas"/>
-                <w:b w:val="false"/>
-                <w:bCs w:val="false"/>
-                <w:i w:val="false"/>
-                <w:iCs w:val="false"/>
-                <w:color w:val="24292F"/>
-                <w:sz w:val="17"/>
-                <w:szCs w:val="17"/>
-              </w:rPr>
-              <w:t xml:space="preserve">(</w:t>
-            </w:r>
-            <w:r>
-              <w:rPr>
-                <w:rFonts w:ascii="Consolas" w:cs="Consolas" w:eastAsia="맑은 고딕" w:hAnsi="Consolas"/>
-                <w:b w:val="false"/>
-                <w:bCs w:val="false"/>
-                <w:i w:val="false"/>
-                <w:iCs w:val="false"/>
-                <w:color w:val="24292F"/>
-                <w:sz w:val="17"/>
-                <w:szCs w:val="17"/>
-              </w:rPr>
-              <w:t xml:space="preserve">menu</w:t>
-            </w:r>
-            <w:r>
-              <w:rPr>
-                <w:rFonts w:ascii="Consolas" w:cs="Consolas" w:eastAsia="맑은 고딕" w:hAnsi="Consolas"/>
-                <w:b w:val="false"/>
-                <w:bCs w:val="false"/>
-                <w:i w:val="false"/>
-                <w:iCs w:val="false"/>
-                <w:color w:val="24292F"/>
-                <w:sz w:val="17"/>
-                <w:szCs w:val="17"/>
-              </w:rPr>
-              <w:t xml:space="preserve">.</w:t>
-            </w:r>
-            <w:r>
-              <w:rPr>
-                <w:rFonts w:ascii="Consolas" w:cs="Consolas" w:eastAsia="맑은 고딕" w:hAnsi="Consolas"/>
-                <w:b w:val="false"/>
-                <w:bCs w:val="false"/>
-                <w:i w:val="false"/>
-                <w:iCs w:val="false"/>
-                <w:color w:val="24292F"/>
-                <w:sz w:val="17"/>
-                <w:szCs w:val="17"/>
-              </w:rPr>
-              <w:t xml:space="preserve">values</w:t>
-            </w:r>
-            <w:r>
-              <w:rPr>
-                <w:rFonts w:ascii="Consolas" w:cs="Consolas" w:eastAsia="맑은 고딕" w:hAnsi="Consolas"/>
-                <w:b w:val="false"/>
-                <w:bCs w:val="false"/>
-                <w:i w:val="false"/>
-                <w:iCs w:val="false"/>
-                <w:color w:val="24292F"/>
-                <w:sz w:val="17"/>
-                <w:szCs w:val="17"/>
-              </w:rPr>
-              <w:t xml:space="preserve">()), </w:t>
-            </w:r>
-            <w:r>
-              <w:rPr>
-                <w:rFonts w:ascii="Consolas" w:cs="Consolas" w:eastAsia="맑은 고딕" w:hAnsi="Consolas"/>
-                <w:b w:val="false"/>
-                <w:bCs w:val="false"/>
-                <w:i w:val="false"/>
-                <w:iCs w:val="false"/>
-                <w:color w:val="24292F"/>
-                <w:sz w:val="17"/>
-                <w:szCs w:val="17"/>
-              </w:rPr>
-              <w:t xml:space="preserve">labels</w:t>
-            </w:r>
-            <w:r>
-              <w:rPr>
-                <w:rFonts w:ascii="Consolas" w:cs="Consolas" w:eastAsia="맑은 고딕" w:hAnsi="Consolas"/>
-                <w:b w:val="false"/>
-                <w:bCs w:val="false"/>
-                <w:i w:val="false"/>
-                <w:iCs w:val="false"/>
-                <w:color w:val="24292F"/>
-                <w:sz w:val="17"/>
-                <w:szCs w:val="17"/>
-              </w:rPr>
-              <w:t xml:space="preserve">=</w:t>
-            </w:r>
-            <w:r>
-              <w:rPr>
-                <w:rFonts w:ascii="Consolas" w:cs="Consolas" w:eastAsia="맑은 고딕" w:hAnsi="Consolas"/>
-                <w:b w:val="false"/>
-                <w:bCs w:val="false"/>
-                <w:i w:val="false"/>
-                <w:iCs w:val="false"/>
-                <w:color w:val="795E26"/>
-                <w:sz w:val="17"/>
-                <w:szCs w:val="17"/>
-              </w:rPr>
-              <w:t xml:space="preserve">list</w:t>
-            </w:r>
-            <w:r>
-              <w:rPr>
-                <w:rFonts w:ascii="Consolas" w:cs="Consolas" w:eastAsia="맑은 고딕" w:hAnsi="Consolas"/>
-                <w:b w:val="false"/>
-                <w:bCs w:val="false"/>
-                <w:i w:val="false"/>
-                <w:iCs w:val="false"/>
-                <w:color w:val="24292F"/>
-                <w:sz w:val="17"/>
-                <w:szCs w:val="17"/>
-              </w:rPr>
-              <w:t xml:space="preserve">(</w:t>
-            </w:r>
-            <w:r>
-              <w:rPr>
-                <w:rFonts w:ascii="Consolas" w:cs="Consolas" w:eastAsia="맑은 고딕" w:hAnsi="Consolas"/>
-                <w:b w:val="false"/>
-                <w:bCs w:val="false"/>
-                <w:i w:val="false"/>
-                <w:iCs w:val="false"/>
-                <w:color w:val="24292F"/>
-                <w:sz w:val="17"/>
-                <w:szCs w:val="17"/>
-              </w:rPr>
-              <w:t xml:space="preserve">menu</w:t>
-            </w:r>
-            <w:r>
-              <w:rPr>
-                <w:rFonts w:ascii="Consolas" w:cs="Consolas" w:eastAsia="맑은 고딕" w:hAnsi="Consolas"/>
-                <w:b w:val="false"/>
-                <w:bCs w:val="false"/>
-                <w:i w:val="false"/>
-                <w:iCs w:val="false"/>
-                <w:color w:val="24292F"/>
-                <w:sz w:val="17"/>
-                <w:szCs w:val="17"/>
-              </w:rPr>
-              <w:t xml:space="preserve">), </w:t>
-            </w:r>
-            <w:r>
-              <w:rPr>
-                <w:rFonts w:ascii="Consolas" w:cs="Consolas" w:eastAsia="맑은 고딕" w:hAnsi="Consolas"/>
-                <w:b w:val="false"/>
-                <w:bCs w:val="false"/>
-                <w:i w:val="false"/>
-                <w:iCs w:val="false"/>
-                <w:color w:val="24292F"/>
-                <w:sz w:val="17"/>
-                <w:szCs w:val="17"/>
-              </w:rPr>
-              <w:t xml:space="preserve">autopct</w:t>
-            </w:r>
-            <w:r>
-              <w:rPr>
-                <w:rFonts w:ascii="Consolas" w:cs="Consolas" w:eastAsia="맑은 고딕" w:hAnsi="Consolas"/>
-                <w:b w:val="false"/>
-                <w:bCs w:val="false"/>
-                <w:i w:val="false"/>
-                <w:iCs w:val="false"/>
-                <w:color w:val="24292F"/>
-                <w:sz w:val="17"/>
-                <w:szCs w:val="17"/>
-              </w:rPr>
-              <w:t xml:space="preserve">=</w:t>
-            </w:r>
-            <w:r>
-              <w:rPr>
-                <w:rFonts w:ascii="Consolas" w:cs="Consolas" w:eastAsia="맑은 고딕" w:hAnsi="Consolas"/>
-                <w:b w:val="false"/>
-                <w:bCs w:val="false"/>
-                <w:i w:val="false"/>
-                <w:iCs w:val="false"/>
-                <w:color w:val="A31515"/>
-                <w:sz w:val="17"/>
-                <w:szCs w:val="17"/>
-              </w:rPr>
-              <w:t xml:space="preserve">"%.0f%%"</w:t>
-            </w:r>
-            <w:r>
-              <w:rPr>
-                <w:rFonts w:ascii="Consolas" w:cs="Consolas" w:eastAsia="맑은 고딕" w:hAnsi="Consolas"/>
-                <w:b w:val="false"/>
-                <w:bCs w:val="false"/>
-                <w:i w:val="false"/>
-                <w:iCs w:val="false"/>
-                <w:color w:val="24292F"/>
-                <w:sz w:val="17"/>
-                <w:szCs w:val="17"/>
-              </w:rPr>
-              <w:t xml:space="preserve">)</w:t>
+                <w:sz w:val="17"/>
+                <w:szCs w:val="17"/>
+              </w:rPr>
+              <w:t xml:space="preserve"> </w:t>
             </w:r>
           </w:p>
           <w:p>
@@ -31378,78 +30939,13 @@
                 <w:rFonts w:ascii="Consolas" w:cs="Consolas" w:eastAsia="맑은 고딕" w:hAnsi="Consolas"/>
                 <w:b w:val="false"/>
                 <w:bCs w:val="false"/>
-                <w:i w:val="false"/>
-                <w:iCs w:val="false"/>
-                <w:color w:val="24292F"/>
-                <w:sz w:val="17"/>
-                <w:szCs w:val="17"/>
-              </w:rPr>
-              <w:t xml:space="preserve">ax_pie</w:t>
-            </w:r>
-            <w:r>
-              <w:rPr>
-                <w:rFonts w:ascii="Consolas" w:cs="Consolas" w:eastAsia="맑은 고딕" w:hAnsi="Consolas"/>
-                <w:b w:val="false"/>
-                <w:bCs w:val="false"/>
-                <w:i w:val="false"/>
-                <w:iCs w:val="false"/>
-                <w:color w:val="24292F"/>
-                <w:sz w:val="17"/>
-                <w:szCs w:val="17"/>
-              </w:rPr>
-              <w:t xml:space="preserve">.</w:t>
-            </w:r>
-            <w:r>
-              <w:rPr>
-                <w:rFonts w:ascii="Consolas" w:cs="Consolas" w:eastAsia="맑은 고딕" w:hAnsi="Consolas"/>
-                <w:b w:val="false"/>
-                <w:bCs w:val="false"/>
-                <w:i w:val="false"/>
-                <w:iCs w:val="false"/>
-                <w:color w:val="24292F"/>
-                <w:sz w:val="17"/>
-                <w:szCs w:val="17"/>
-              </w:rPr>
-              <w:t xml:space="preserve">set_title</w:t>
-            </w:r>
-            <w:r>
-              <w:rPr>
-                <w:rFonts w:ascii="Consolas" w:cs="Consolas" w:eastAsia="맑은 고딕" w:hAnsi="Consolas"/>
-                <w:b w:val="false"/>
-                <w:bCs w:val="false"/>
-                <w:i w:val="false"/>
-                <w:iCs w:val="false"/>
-                <w:color w:val="24292F"/>
-                <w:sz w:val="17"/>
-                <w:szCs w:val="17"/>
-              </w:rPr>
-              <w:t xml:space="preserve">(</w:t>
-            </w:r>
-            <w:r>
-              <w:rPr>
-                <w:rFonts w:ascii="Consolas" w:cs="Consolas" w:eastAsia="맑은 고딕" w:hAnsi="Consolas"/>
-                <w:b w:val="false"/>
-                <w:bCs w:val="false"/>
-                <w:i w:val="false"/>
-                <w:iCs w:val="false"/>
-                <w:color w:val="A31515"/>
-                <w:sz w:val="17"/>
-                <w:szCs w:val="17"/>
-              </w:rPr>
-              <w:t xml:space="preserve">"메뉴 비율"</w:t>
-            </w:r>
-            <w:r>
-              <w:rPr>
-                <w:rFonts w:ascii="Consolas" w:cs="Consolas" w:eastAsia="맑은 고딕" w:hAnsi="Consolas"/>
-                <w:b w:val="false"/>
-                <w:bCs w:val="false"/>
-                <w:i w:val="false"/>
-                <w:iCs w:val="false"/>
-                <w:color w:val="24292F"/>
-                <w:sz w:val="17"/>
-                <w:szCs w:val="17"/>
-              </w:rPr>
-              <w:t xml:space="preserve">)</w:t>
+                <w:i/>
+                <w:iCs/>
+                <w:color w:val="6A9955"/>
+                <w:sz w:val="17"/>
+                <w:szCs w:val="17"/>
+              </w:rPr>
+              <w:t xml:space="preserve"># 아랫줄 왼쪽: 메뉴별 막대</w:t>
             </w:r>
           </w:p>
           <w:p>
@@ -31476,7 +30972,7 @@
                 <w:sz w:val="17"/>
                 <w:szCs w:val="17"/>
               </w:rPr>
-              <w:t xml:space="preserve">ax_hist</w:t>
+              <w:t xml:space="preserve">ax_bar</w:t>
             </w:r>
             <w:r>
               <w:rPr>
@@ -31502,7 +30998,7 @@
                 <w:sz w:val="17"/>
                 <w:szCs w:val="17"/>
               </w:rPr>
-              <w:t xml:space="preserve">hist</w:t>
+              <w:t xml:space="preserve">bar</w:t>
             </w:r>
             <w:r>
               <w:rPr>
@@ -31524,37 +31020,141 @@
                 <w:bCs w:val="false"/>
                 <w:i w:val="false"/>
                 <w:iCs w:val="false"/>
-                <w:color w:val="24292F"/>
-                <w:sz w:val="17"/>
-                <w:szCs w:val="17"/>
-              </w:rPr>
-              <w:t xml:space="preserve">hour</w:t>
-            </w:r>
-            <w:r>
-              <w:rPr>
-                <w:rFonts w:ascii="Consolas" w:cs="Consolas" w:eastAsia="맑은 고딕" w:hAnsi="Consolas"/>
-                <w:b w:val="false"/>
-                <w:bCs w:val="false"/>
-                <w:i w:val="false"/>
-                <w:iCs w:val="false"/>
-                <w:color w:val="24292F"/>
-                <w:sz w:val="17"/>
-                <w:szCs w:val="17"/>
-              </w:rPr>
-              <w:t xml:space="preserve">, </w:t>
-            </w:r>
-            <w:r>
-              <w:rPr>
-                <w:rFonts w:ascii="Consolas" w:cs="Consolas" w:eastAsia="맑은 고딕" w:hAnsi="Consolas"/>
-                <w:b w:val="false"/>
-                <w:bCs w:val="false"/>
-                <w:i w:val="false"/>
-                <w:iCs w:val="false"/>
-                <w:color w:val="24292F"/>
-                <w:sz w:val="17"/>
-                <w:szCs w:val="17"/>
-              </w:rPr>
-              <w:t xml:space="preserve">bins</w:t>
+                <w:color w:val="795E26"/>
+                <w:sz w:val="17"/>
+                <w:szCs w:val="17"/>
+              </w:rPr>
+              <w:t xml:space="preserve">list</w:t>
+            </w:r>
+            <w:r>
+              <w:rPr>
+                <w:rFonts w:ascii="Consolas" w:cs="Consolas" w:eastAsia="맑은 고딕" w:hAnsi="Consolas"/>
+                <w:b w:val="false"/>
+                <w:bCs w:val="false"/>
+                <w:i w:val="false"/>
+                <w:iCs w:val="false"/>
+                <w:color w:val="24292F"/>
+                <w:sz w:val="17"/>
+                <w:szCs w:val="17"/>
+              </w:rPr>
+              <w:t xml:space="preserve">(</w:t>
+            </w:r>
+            <w:r>
+              <w:rPr>
+                <w:rFonts w:ascii="Consolas" w:cs="Consolas" w:eastAsia="맑은 고딕" w:hAnsi="Consolas"/>
+                <w:b w:val="false"/>
+                <w:bCs w:val="false"/>
+                <w:i w:val="false"/>
+                <w:iCs w:val="false"/>
+                <w:color w:val="24292F"/>
+                <w:sz w:val="17"/>
+                <w:szCs w:val="17"/>
+              </w:rPr>
+              <w:t xml:space="preserve">menu</w:t>
+            </w:r>
+            <w:r>
+              <w:rPr>
+                <w:rFonts w:ascii="Consolas" w:cs="Consolas" w:eastAsia="맑은 고딕" w:hAnsi="Consolas"/>
+                <w:b w:val="false"/>
+                <w:bCs w:val="false"/>
+                <w:i w:val="false"/>
+                <w:iCs w:val="false"/>
+                <w:color w:val="24292F"/>
+                <w:sz w:val="17"/>
+                <w:szCs w:val="17"/>
+              </w:rPr>
+              <w:t xml:space="preserve">), </w:t>
+            </w:r>
+            <w:r>
+              <w:rPr>
+                <w:rFonts w:ascii="Consolas" w:cs="Consolas" w:eastAsia="맑은 고딕" w:hAnsi="Consolas"/>
+                <w:b w:val="false"/>
+                <w:bCs w:val="false"/>
+                <w:i w:val="false"/>
+                <w:iCs w:val="false"/>
+                <w:color w:val="795E26"/>
+                <w:sz w:val="17"/>
+                <w:szCs w:val="17"/>
+              </w:rPr>
+              <w:t xml:space="preserve">list</w:t>
+            </w:r>
+            <w:r>
+              <w:rPr>
+                <w:rFonts w:ascii="Consolas" w:cs="Consolas" w:eastAsia="맑은 고딕" w:hAnsi="Consolas"/>
+                <w:b w:val="false"/>
+                <w:bCs w:val="false"/>
+                <w:i w:val="false"/>
+                <w:iCs w:val="false"/>
+                <w:color w:val="24292F"/>
+                <w:sz w:val="17"/>
+                <w:szCs w:val="17"/>
+              </w:rPr>
+              <w:t xml:space="preserve">(</w:t>
+            </w:r>
+            <w:r>
+              <w:rPr>
+                <w:rFonts w:ascii="Consolas" w:cs="Consolas" w:eastAsia="맑은 고딕" w:hAnsi="Consolas"/>
+                <w:b w:val="false"/>
+                <w:bCs w:val="false"/>
+                <w:i w:val="false"/>
+                <w:iCs w:val="false"/>
+                <w:color w:val="24292F"/>
+                <w:sz w:val="17"/>
+                <w:szCs w:val="17"/>
+              </w:rPr>
+              <w:t xml:space="preserve">menu</w:t>
+            </w:r>
+            <w:r>
+              <w:rPr>
+                <w:rFonts w:ascii="Consolas" w:cs="Consolas" w:eastAsia="맑은 고딕" w:hAnsi="Consolas"/>
+                <w:b w:val="false"/>
+                <w:bCs w:val="false"/>
+                <w:i w:val="false"/>
+                <w:iCs w:val="false"/>
+                <w:color w:val="24292F"/>
+                <w:sz w:val="17"/>
+                <w:szCs w:val="17"/>
+              </w:rPr>
+              <w:t xml:space="preserve">.</w:t>
+            </w:r>
+            <w:r>
+              <w:rPr>
+                <w:rFonts w:ascii="Consolas" w:cs="Consolas" w:eastAsia="맑은 고딕" w:hAnsi="Consolas"/>
+                <w:b w:val="false"/>
+                <w:bCs w:val="false"/>
+                <w:i w:val="false"/>
+                <w:iCs w:val="false"/>
+                <w:color w:val="24292F"/>
+                <w:sz w:val="17"/>
+                <w:szCs w:val="17"/>
+              </w:rPr>
+              <w:t xml:space="preserve">values</w:t>
+            </w:r>
+            <w:r>
+              <w:rPr>
+                <w:rFonts w:ascii="Consolas" w:cs="Consolas" w:eastAsia="맑은 고딕" w:hAnsi="Consolas"/>
+                <w:b w:val="false"/>
+                <w:bCs w:val="false"/>
+                <w:i w:val="false"/>
+                <w:iCs w:val="false"/>
+                <w:color w:val="24292F"/>
+                <w:sz w:val="17"/>
+                <w:szCs w:val="17"/>
+              </w:rPr>
+              <w:t xml:space="preserve">()), </w:t>
+            </w:r>
+            <w:r>
+              <w:rPr>
+                <w:rFonts w:ascii="Consolas" w:cs="Consolas" w:eastAsia="맑은 고딕" w:hAnsi="Consolas"/>
+                <w:b w:val="false"/>
+                <w:bCs w:val="false"/>
+                <w:i w:val="false"/>
+                <w:iCs w:val="false"/>
+                <w:color w:val="24292F"/>
+                <w:sz w:val="17"/>
+                <w:szCs w:val="17"/>
+              </w:rPr>
+              <w:t xml:space="preserve">color</w:t>
             </w:r>
             <w:r>
               <w:rPr>
@@ -31576,115 +31176,11 @@
                 <w:bCs w:val="false"/>
                 <w:i w:val="false"/>
                 <w:iCs w:val="false"/>
-                <w:color w:val="098658"/>
-                <w:sz w:val="17"/>
-                <w:szCs w:val="17"/>
-              </w:rPr>
-              <w:t xml:space="preserve">14</w:t>
-            </w:r>
-            <w:r>
-              <w:rPr>
-                <w:rFonts w:ascii="Consolas" w:cs="Consolas" w:eastAsia="맑은 고딕" w:hAnsi="Consolas"/>
-                <w:b w:val="false"/>
-                <w:bCs w:val="false"/>
-                <w:i w:val="false"/>
-                <w:iCs w:val="false"/>
-                <w:color w:val="24292F"/>
-                <w:sz w:val="17"/>
-                <w:szCs w:val="17"/>
-              </w:rPr>
-              <w:t xml:space="preserve">, </w:t>
-            </w:r>
-            <w:r>
-              <w:rPr>
-                <w:rFonts w:ascii="Consolas" w:cs="Consolas" w:eastAsia="맑은 고딕" w:hAnsi="Consolas"/>
-                <w:b w:val="false"/>
-                <w:bCs w:val="false"/>
-                <w:i w:val="false"/>
-                <w:iCs w:val="false"/>
-                <w:color w:val="24292F"/>
-                <w:sz w:val="17"/>
-                <w:szCs w:val="17"/>
-              </w:rPr>
-              <w:t xml:space="preserve">color</w:t>
-            </w:r>
-            <w:r>
-              <w:rPr>
-                <w:rFonts w:ascii="Consolas" w:cs="Consolas" w:eastAsia="맑은 고딕" w:hAnsi="Consolas"/>
-                <w:b w:val="false"/>
-                <w:bCs w:val="false"/>
-                <w:i w:val="false"/>
-                <w:iCs w:val="false"/>
-                <w:color w:val="24292F"/>
-                <w:sz w:val="17"/>
-                <w:szCs w:val="17"/>
-              </w:rPr>
-              <w:t xml:space="preserve">=</w:t>
-            </w:r>
-            <w:r>
-              <w:rPr>
-                <w:rFonts w:ascii="Consolas" w:cs="Consolas" w:eastAsia="맑은 고딕" w:hAnsi="Consolas"/>
-                <w:b w:val="false"/>
-                <w:bCs w:val="false"/>
-                <w:i w:val="false"/>
-                <w:iCs w:val="false"/>
                 <w:color w:val="A31515"/>
                 <w:sz w:val="17"/>
                 <w:szCs w:val="17"/>
               </w:rPr>
-              <w:t xml:space="preserve">"goldenrod"</w:t>
-            </w:r>
-            <w:r>
-              <w:rPr>
-                <w:rFonts w:ascii="Consolas" w:cs="Consolas" w:eastAsia="맑은 고딕" w:hAnsi="Consolas"/>
-                <w:b w:val="false"/>
-                <w:bCs w:val="false"/>
-                <w:i w:val="false"/>
-                <w:iCs w:val="false"/>
-                <w:color w:val="24292F"/>
-                <w:sz w:val="17"/>
-                <w:szCs w:val="17"/>
-              </w:rPr>
-              <w:t xml:space="preserve">, </w:t>
-            </w:r>
-            <w:r>
-              <w:rPr>
-                <w:rFonts w:ascii="Consolas" w:cs="Consolas" w:eastAsia="맑은 고딕" w:hAnsi="Consolas"/>
-                <w:b w:val="false"/>
-                <w:bCs w:val="false"/>
-                <w:i w:val="false"/>
-                <w:iCs w:val="false"/>
-                <w:color w:val="24292F"/>
-                <w:sz w:val="17"/>
-                <w:szCs w:val="17"/>
-              </w:rPr>
-              <w:t xml:space="preserve">edgecolor</w:t>
-            </w:r>
-            <w:r>
-              <w:rPr>
-                <w:rFonts w:ascii="Consolas" w:cs="Consolas" w:eastAsia="맑은 고딕" w:hAnsi="Consolas"/>
-                <w:b w:val="false"/>
-                <w:bCs w:val="false"/>
-                <w:i w:val="false"/>
-                <w:iCs w:val="false"/>
-                <w:color w:val="24292F"/>
-                <w:sz w:val="17"/>
-                <w:szCs w:val="17"/>
-              </w:rPr>
-              <w:t xml:space="preserve">=</w:t>
-            </w:r>
-            <w:r>
-              <w:rPr>
-                <w:rFonts w:ascii="Consolas" w:cs="Consolas" w:eastAsia="맑은 고딕" w:hAnsi="Consolas"/>
-                <w:b w:val="false"/>
-                <w:bCs w:val="false"/>
-                <w:i w:val="false"/>
-                <w:iCs w:val="false"/>
-                <w:color w:val="A31515"/>
-                <w:sz w:val="17"/>
-                <w:szCs w:val="17"/>
-              </w:rPr>
-              <w:t xml:space="preserve">"white"</w:t>
+              <w:t xml:space="preserve">"teal"</w:t>
             </w:r>
             <w:r>
               <w:rPr>
@@ -31724,7 +31220,7 @@
                 <w:sz w:val="17"/>
                 <w:szCs w:val="17"/>
               </w:rPr>
-              <w:t xml:space="preserve">ax_hist</w:t>
+              <w:t xml:space="preserve">ax_bar</w:t>
             </w:r>
             <w:r>
               <w:rPr>
@@ -31776,7 +31272,7 @@
                 <w:sz w:val="17"/>
                 <w:szCs w:val="17"/>
               </w:rPr>
-              <w:t xml:space="preserve">"주문 시간대 분포"</w:t>
+              <w:t xml:space="preserve">"메뉴별 판매량"</w:t>
             </w:r>
             <w:r>
               <w:rPr>
@@ -31810,78 +31306,13 @@
                 <w:rFonts w:ascii="Consolas" w:cs="Consolas" w:eastAsia="맑은 고딕" w:hAnsi="Consolas"/>
                 <w:b w:val="false"/>
                 <w:bCs w:val="false"/>
-                <w:i w:val="false"/>
-                <w:iCs w:val="false"/>
-                <w:color w:val="24292F"/>
-                <w:sz w:val="17"/>
-                <w:szCs w:val="17"/>
-              </w:rPr>
-              <w:t xml:space="preserve">ax_hist</w:t>
-            </w:r>
-            <w:r>
-              <w:rPr>
-                <w:rFonts w:ascii="Consolas" w:cs="Consolas" w:eastAsia="맑은 고딕" w:hAnsi="Consolas"/>
-                <w:b w:val="false"/>
-                <w:bCs w:val="false"/>
-                <w:i w:val="false"/>
-                <w:iCs w:val="false"/>
-                <w:color w:val="24292F"/>
-                <w:sz w:val="17"/>
-                <w:szCs w:val="17"/>
-              </w:rPr>
-              <w:t xml:space="preserve">.</w:t>
-            </w:r>
-            <w:r>
-              <w:rPr>
-                <w:rFonts w:ascii="Consolas" w:cs="Consolas" w:eastAsia="맑은 고딕" w:hAnsi="Consolas"/>
-                <w:b w:val="false"/>
-                <w:bCs w:val="false"/>
-                <w:i w:val="false"/>
-                <w:iCs w:val="false"/>
-                <w:color w:val="24292F"/>
-                <w:sz w:val="17"/>
-                <w:szCs w:val="17"/>
-              </w:rPr>
-              <w:t xml:space="preserve">set_xlabel</w:t>
-            </w:r>
-            <w:r>
-              <w:rPr>
-                <w:rFonts w:ascii="Consolas" w:cs="Consolas" w:eastAsia="맑은 고딕" w:hAnsi="Consolas"/>
-                <w:b w:val="false"/>
-                <w:bCs w:val="false"/>
-                <w:i w:val="false"/>
-                <w:iCs w:val="false"/>
-                <w:color w:val="24292F"/>
-                <w:sz w:val="17"/>
-                <w:szCs w:val="17"/>
-              </w:rPr>
-              <w:t xml:space="preserve">(</w:t>
-            </w:r>
-            <w:r>
-              <w:rPr>
-                <w:rFonts w:ascii="Consolas" w:cs="Consolas" w:eastAsia="맑은 고딕" w:hAnsi="Consolas"/>
-                <w:b w:val="false"/>
-                <w:bCs w:val="false"/>
-                <w:i w:val="false"/>
-                <w:iCs w:val="false"/>
-                <w:color w:val="A31515"/>
-                <w:sz w:val="17"/>
-                <w:szCs w:val="17"/>
-              </w:rPr>
-              <w:t xml:space="preserve">"시"</w:t>
-            </w:r>
-            <w:r>
-              <w:rPr>
-                <w:rFonts w:ascii="Consolas" w:cs="Consolas" w:eastAsia="맑은 고딕" w:hAnsi="Consolas"/>
-                <w:b w:val="false"/>
-                <w:bCs w:val="false"/>
-                <w:i w:val="false"/>
-                <w:iCs w:val="false"/>
-                <w:color w:val="24292F"/>
-                <w:sz w:val="17"/>
-                <w:szCs w:val="17"/>
-              </w:rPr>
-              <w:t xml:space="preserve">)</w:t>
+                <w:i/>
+                <w:iCs/>
+                <w:color w:val="6A9955"/>
+                <w:sz w:val="17"/>
+                <w:szCs w:val="17"/>
+              </w:rPr>
+              <w:t xml:space="preserve"># 아랫줄 가운데: 원 그래프 (autopct: 비율 글자 표시)</w:t>
             </w:r>
           </w:p>
           <w:p>
@@ -31900,10 +31331,262 @@
             <w:r>
               <w:rPr>
                 <w:rFonts w:ascii="Consolas" w:cs="Consolas" w:eastAsia="맑은 고딕" w:hAnsi="Consolas"/>
-                <w:sz w:val="17"/>
-                <w:szCs w:val="17"/>
-              </w:rPr>
-              <w:t xml:space="preserve"> </w:t>
+                <w:b w:val="false"/>
+                <w:bCs w:val="false"/>
+                <w:i w:val="false"/>
+                <w:iCs w:val="false"/>
+                <w:color w:val="24292F"/>
+                <w:sz w:val="17"/>
+                <w:szCs w:val="17"/>
+              </w:rPr>
+              <w:t xml:space="preserve">ax_pie</w:t>
+            </w:r>
+            <w:r>
+              <w:rPr>
+                <w:rFonts w:ascii="Consolas" w:cs="Consolas" w:eastAsia="맑은 고딕" w:hAnsi="Consolas"/>
+                <w:b w:val="false"/>
+                <w:bCs w:val="false"/>
+                <w:i w:val="false"/>
+                <w:iCs w:val="false"/>
+                <w:color w:val="24292F"/>
+                <w:sz w:val="17"/>
+                <w:szCs w:val="17"/>
+              </w:rPr>
+              <w:t xml:space="preserve">.</w:t>
+            </w:r>
+            <w:r>
+              <w:rPr>
+                <w:rFonts w:ascii="Consolas" w:cs="Consolas" w:eastAsia="맑은 고딕" w:hAnsi="Consolas"/>
+                <w:b w:val="false"/>
+                <w:bCs w:val="false"/>
+                <w:i w:val="false"/>
+                <w:iCs w:val="false"/>
+                <w:color w:val="24292F"/>
+                <w:sz w:val="17"/>
+                <w:szCs w:val="17"/>
+              </w:rPr>
+              <w:t xml:space="preserve">pie</w:t>
+            </w:r>
+            <w:r>
+              <w:rPr>
+                <w:rFonts w:ascii="Consolas" w:cs="Consolas" w:eastAsia="맑은 고딕" w:hAnsi="Consolas"/>
+                <w:b w:val="false"/>
+                <w:bCs w:val="false"/>
+                <w:i w:val="false"/>
+                <w:iCs w:val="false"/>
+                <w:color w:val="24292F"/>
+                <w:sz w:val="17"/>
+                <w:szCs w:val="17"/>
+              </w:rPr>
+              <w:t xml:space="preserve">(</w:t>
+            </w:r>
+            <w:r>
+              <w:rPr>
+                <w:rFonts w:ascii="Consolas" w:cs="Consolas" w:eastAsia="맑은 고딕" w:hAnsi="Consolas"/>
+                <w:b w:val="false"/>
+                <w:bCs w:val="false"/>
+                <w:i w:val="false"/>
+                <w:iCs w:val="false"/>
+                <w:color w:val="795E26"/>
+                <w:sz w:val="17"/>
+                <w:szCs w:val="17"/>
+              </w:rPr>
+              <w:t xml:space="preserve">list</w:t>
+            </w:r>
+            <w:r>
+              <w:rPr>
+                <w:rFonts w:ascii="Consolas" w:cs="Consolas" w:eastAsia="맑은 고딕" w:hAnsi="Consolas"/>
+                <w:b w:val="false"/>
+                <w:bCs w:val="false"/>
+                <w:i w:val="false"/>
+                <w:iCs w:val="false"/>
+                <w:color w:val="24292F"/>
+                <w:sz w:val="17"/>
+                <w:szCs w:val="17"/>
+              </w:rPr>
+              <w:t xml:space="preserve">(</w:t>
+            </w:r>
+            <w:r>
+              <w:rPr>
+                <w:rFonts w:ascii="Consolas" w:cs="Consolas" w:eastAsia="맑은 고딕" w:hAnsi="Consolas"/>
+                <w:b w:val="false"/>
+                <w:bCs w:val="false"/>
+                <w:i w:val="false"/>
+                <w:iCs w:val="false"/>
+                <w:color w:val="24292F"/>
+                <w:sz w:val="17"/>
+                <w:szCs w:val="17"/>
+              </w:rPr>
+              <w:t xml:space="preserve">menu</w:t>
+            </w:r>
+            <w:r>
+              <w:rPr>
+                <w:rFonts w:ascii="Consolas" w:cs="Consolas" w:eastAsia="맑은 고딕" w:hAnsi="Consolas"/>
+                <w:b w:val="false"/>
+                <w:bCs w:val="false"/>
+                <w:i w:val="false"/>
+                <w:iCs w:val="false"/>
+                <w:color w:val="24292F"/>
+                <w:sz w:val="17"/>
+                <w:szCs w:val="17"/>
+              </w:rPr>
+              <w:t xml:space="preserve">.</w:t>
+            </w:r>
+            <w:r>
+              <w:rPr>
+                <w:rFonts w:ascii="Consolas" w:cs="Consolas" w:eastAsia="맑은 고딕" w:hAnsi="Consolas"/>
+                <w:b w:val="false"/>
+                <w:bCs w:val="false"/>
+                <w:i w:val="false"/>
+                <w:iCs w:val="false"/>
+                <w:color w:val="24292F"/>
+                <w:sz w:val="17"/>
+                <w:szCs w:val="17"/>
+              </w:rPr>
+              <w:t xml:space="preserve">values</w:t>
+            </w:r>
+            <w:r>
+              <w:rPr>
+                <w:rFonts w:ascii="Consolas" w:cs="Consolas" w:eastAsia="맑은 고딕" w:hAnsi="Consolas"/>
+                <w:b w:val="false"/>
+                <w:bCs w:val="false"/>
+                <w:i w:val="false"/>
+                <w:iCs w:val="false"/>
+                <w:color w:val="24292F"/>
+                <w:sz w:val="17"/>
+                <w:szCs w:val="17"/>
+              </w:rPr>
+              <w:t xml:space="preserve">()), </w:t>
+            </w:r>
+            <w:r>
+              <w:rPr>
+                <w:rFonts w:ascii="Consolas" w:cs="Consolas" w:eastAsia="맑은 고딕" w:hAnsi="Consolas"/>
+                <w:b w:val="false"/>
+                <w:bCs w:val="false"/>
+                <w:i w:val="false"/>
+                <w:iCs w:val="false"/>
+                <w:color w:val="24292F"/>
+                <w:sz w:val="17"/>
+                <w:szCs w:val="17"/>
+              </w:rPr>
+              <w:t xml:space="preserve">labels</w:t>
+            </w:r>
+            <w:r>
+              <w:rPr>
+                <w:rFonts w:ascii="Consolas" w:cs="Consolas" w:eastAsia="맑은 고딕" w:hAnsi="Consolas"/>
+                <w:b w:val="false"/>
+                <w:bCs w:val="false"/>
+                <w:i w:val="false"/>
+                <w:iCs w:val="false"/>
+                <w:color w:val="24292F"/>
+                <w:sz w:val="17"/>
+                <w:szCs w:val="17"/>
+              </w:rPr>
+              <w:t xml:space="preserve">=</w:t>
+            </w:r>
+            <w:r>
+              <w:rPr>
+                <w:rFonts w:ascii="Consolas" w:cs="Consolas" w:eastAsia="맑은 고딕" w:hAnsi="Consolas"/>
+                <w:b w:val="false"/>
+                <w:bCs w:val="false"/>
+                <w:i w:val="false"/>
+                <w:iCs w:val="false"/>
+                <w:color w:val="795E26"/>
+                <w:sz w:val="17"/>
+                <w:szCs w:val="17"/>
+              </w:rPr>
+              <w:t xml:space="preserve">list</w:t>
+            </w:r>
+            <w:r>
+              <w:rPr>
+                <w:rFonts w:ascii="Consolas" w:cs="Consolas" w:eastAsia="맑은 고딕" w:hAnsi="Consolas"/>
+                <w:b w:val="false"/>
+                <w:bCs w:val="false"/>
+                <w:i w:val="false"/>
+                <w:iCs w:val="false"/>
+                <w:color w:val="24292F"/>
+                <w:sz w:val="17"/>
+                <w:szCs w:val="17"/>
+              </w:rPr>
+              <w:t xml:space="preserve">(</w:t>
+            </w:r>
+            <w:r>
+              <w:rPr>
+                <w:rFonts w:ascii="Consolas" w:cs="Consolas" w:eastAsia="맑은 고딕" w:hAnsi="Consolas"/>
+                <w:b w:val="false"/>
+                <w:bCs w:val="false"/>
+                <w:i w:val="false"/>
+                <w:iCs w:val="false"/>
+                <w:color w:val="24292F"/>
+                <w:sz w:val="17"/>
+                <w:szCs w:val="17"/>
+              </w:rPr>
+              <w:t xml:space="preserve">menu</w:t>
+            </w:r>
+            <w:r>
+              <w:rPr>
+                <w:rFonts w:ascii="Consolas" w:cs="Consolas" w:eastAsia="맑은 고딕" w:hAnsi="Consolas"/>
+                <w:b w:val="false"/>
+                <w:bCs w:val="false"/>
+                <w:i w:val="false"/>
+                <w:iCs w:val="false"/>
+                <w:color w:val="24292F"/>
+                <w:sz w:val="17"/>
+                <w:szCs w:val="17"/>
+              </w:rPr>
+              <w:t xml:space="preserve">), </w:t>
+            </w:r>
+            <w:r>
+              <w:rPr>
+                <w:rFonts w:ascii="Consolas" w:cs="Consolas" w:eastAsia="맑은 고딕" w:hAnsi="Consolas"/>
+                <w:b w:val="false"/>
+                <w:bCs w:val="false"/>
+                <w:i w:val="false"/>
+                <w:iCs w:val="false"/>
+                <w:color w:val="24292F"/>
+                <w:sz w:val="17"/>
+                <w:szCs w:val="17"/>
+              </w:rPr>
+              <w:t xml:space="preserve">autopct</w:t>
+            </w:r>
+            <w:r>
+              <w:rPr>
+                <w:rFonts w:ascii="Consolas" w:cs="Consolas" w:eastAsia="맑은 고딕" w:hAnsi="Consolas"/>
+                <w:b w:val="false"/>
+                <w:bCs w:val="false"/>
+                <w:i w:val="false"/>
+                <w:iCs w:val="false"/>
+                <w:color w:val="24292F"/>
+                <w:sz w:val="17"/>
+                <w:szCs w:val="17"/>
+              </w:rPr>
+              <w:t xml:space="preserve">=</w:t>
+            </w:r>
+            <w:r>
+              <w:rPr>
+                <w:rFonts w:ascii="Consolas" w:cs="Consolas" w:eastAsia="맑은 고딕" w:hAnsi="Consolas"/>
+                <w:b w:val="false"/>
+                <w:bCs w:val="false"/>
+                <w:i w:val="false"/>
+                <w:iCs w:val="false"/>
+                <w:color w:val="A31515"/>
+                <w:sz w:val="17"/>
+                <w:szCs w:val="17"/>
+              </w:rPr>
+              <w:t xml:space="preserve">"%.0f%%"</w:t>
+            </w:r>
+            <w:r>
+              <w:rPr>
+                <w:rFonts w:ascii="Consolas" w:cs="Consolas" w:eastAsia="맑은 고딕" w:hAnsi="Consolas"/>
+                <w:b w:val="false"/>
+                <w:bCs w:val="false"/>
+                <w:i w:val="false"/>
+                <w:iCs w:val="false"/>
+                <w:color w:val="24292F"/>
+                <w:sz w:val="17"/>
+                <w:szCs w:val="17"/>
+              </w:rPr>
+              <w:t xml:space="preserve">)</w:t>
             </w:r>
           </w:p>
           <w:p>
@@ -31930,7 +31613,7 @@
                 <w:sz w:val="17"/>
                 <w:szCs w:val="17"/>
               </w:rPr>
-              <w:t xml:space="preserve">fig</w:t>
+              <w:t xml:space="preserve">ax_pie</w:t>
             </w:r>
             <w:r>
               <w:rPr>
@@ -31956,7 +31639,7 @@
                 <w:sz w:val="17"/>
                 <w:szCs w:val="17"/>
               </w:rPr>
-              <w:t xml:space="preserve">suptitle</w:t>
+              <w:t xml:space="preserve">set_title</w:t>
             </w:r>
             <w:r>
               <w:rPr>
@@ -31982,111 +31665,7 @@
                 <w:sz w:val="17"/>
                 <w:szCs w:val="17"/>
               </w:rPr>
-              <w:t xml:space="preserve">"카페 9월 판매 대시보드"</w:t>
-            </w:r>
-            <w:r>
-              <w:rPr>
-                <w:rFonts w:ascii="Consolas" w:cs="Consolas" w:eastAsia="맑은 고딕" w:hAnsi="Consolas"/>
-                <w:b w:val="false"/>
-                <w:bCs w:val="false"/>
-                <w:i w:val="false"/>
-                <w:iCs w:val="false"/>
-                <w:color w:val="24292F"/>
-                <w:sz w:val="17"/>
-                <w:szCs w:val="17"/>
-              </w:rPr>
-              <w:t xml:space="preserve">, </w:t>
-            </w:r>
-            <w:r>
-              <w:rPr>
-                <w:rFonts w:ascii="Consolas" w:cs="Consolas" w:eastAsia="맑은 고딕" w:hAnsi="Consolas"/>
-                <w:b w:val="false"/>
-                <w:bCs w:val="false"/>
-                <w:i w:val="false"/>
-                <w:iCs w:val="false"/>
-                <w:color w:val="24292F"/>
-                <w:sz w:val="17"/>
-                <w:szCs w:val="17"/>
-              </w:rPr>
-              <w:t xml:space="preserve">fontsize</w:t>
-            </w:r>
-            <w:r>
-              <w:rPr>
-                <w:rFonts w:ascii="Consolas" w:cs="Consolas" w:eastAsia="맑은 고딕" w:hAnsi="Consolas"/>
-                <w:b w:val="false"/>
-                <w:bCs w:val="false"/>
-                <w:i w:val="false"/>
-                <w:iCs w:val="false"/>
-                <w:color w:val="24292F"/>
-                <w:sz w:val="17"/>
-                <w:szCs w:val="17"/>
-              </w:rPr>
-              <w:t xml:space="preserve">=</w:t>
-            </w:r>
-            <w:r>
-              <w:rPr>
-                <w:rFonts w:ascii="Consolas" w:cs="Consolas" w:eastAsia="맑은 고딕" w:hAnsi="Consolas"/>
-                <w:b w:val="false"/>
-                <w:bCs w:val="false"/>
-                <w:i w:val="false"/>
-                <w:iCs w:val="false"/>
-                <w:color w:val="098658"/>
-                <w:sz w:val="17"/>
-                <w:szCs w:val="17"/>
-              </w:rPr>
-              <w:t xml:space="preserve">17</w:t>
-            </w:r>
-            <w:r>
-              <w:rPr>
-                <w:rFonts w:ascii="Consolas" w:cs="Consolas" w:eastAsia="맑은 고딕" w:hAnsi="Consolas"/>
-                <w:b w:val="false"/>
-                <w:bCs w:val="false"/>
-                <w:i w:val="false"/>
-                <w:iCs w:val="false"/>
-                <w:color w:val="24292F"/>
-                <w:sz w:val="17"/>
-                <w:szCs w:val="17"/>
-              </w:rPr>
-              <w:t xml:space="preserve">, </w:t>
-            </w:r>
-            <w:r>
-              <w:rPr>
-                <w:rFonts w:ascii="Consolas" w:cs="Consolas" w:eastAsia="맑은 고딕" w:hAnsi="Consolas"/>
-                <w:b w:val="false"/>
-                <w:bCs w:val="false"/>
-                <w:i w:val="false"/>
-                <w:iCs w:val="false"/>
-                <w:color w:val="24292F"/>
-                <w:sz w:val="17"/>
-                <w:szCs w:val="17"/>
-              </w:rPr>
-              <w:t xml:space="preserve">fontweight</w:t>
-            </w:r>
-            <w:r>
-              <w:rPr>
-                <w:rFonts w:ascii="Consolas" w:cs="Consolas" w:eastAsia="맑은 고딕" w:hAnsi="Consolas"/>
-                <w:b w:val="false"/>
-                <w:bCs w:val="false"/>
-                <w:i w:val="false"/>
-                <w:iCs w:val="false"/>
-                <w:color w:val="24292F"/>
-                <w:sz w:val="17"/>
-                <w:szCs w:val="17"/>
-              </w:rPr>
-              <w:t xml:space="preserve">=</w:t>
-            </w:r>
-            <w:r>
-              <w:rPr>
-                <w:rFonts w:ascii="Consolas" w:cs="Consolas" w:eastAsia="맑은 고딕" w:hAnsi="Consolas"/>
-                <w:b w:val="false"/>
-                <w:bCs w:val="false"/>
-                <w:i w:val="false"/>
-                <w:iCs w:val="false"/>
-                <w:color w:val="A31515"/>
-                <w:sz w:val="17"/>
-                <w:szCs w:val="17"/>
-              </w:rPr>
-              <w:t xml:space="preserve">"bold"</w:t>
+              <w:t xml:space="preserve">"메뉴 비율"</w:t>
             </w:r>
             <w:r>
               <w:rPr>
@@ -32120,52 +31699,13 @@
                 <w:rFonts w:ascii="Consolas" w:cs="Consolas" w:eastAsia="맑은 고딕" w:hAnsi="Consolas"/>
                 <w:b w:val="false"/>
                 <w:bCs w:val="false"/>
-                <w:i w:val="false"/>
-                <w:iCs w:val="false"/>
-                <w:color w:val="24292F"/>
-                <w:sz w:val="17"/>
-                <w:szCs w:val="17"/>
-              </w:rPr>
-              <w:t xml:space="preserve">fig</w:t>
-            </w:r>
-            <w:r>
-              <w:rPr>
-                <w:rFonts w:ascii="Consolas" w:cs="Consolas" w:eastAsia="맑은 고딕" w:hAnsi="Consolas"/>
-                <w:b w:val="false"/>
-                <w:bCs w:val="false"/>
-                <w:i w:val="false"/>
-                <w:iCs w:val="false"/>
-                <w:color w:val="24292F"/>
-                <w:sz w:val="17"/>
-                <w:szCs w:val="17"/>
-              </w:rPr>
-              <w:t xml:space="preserve">.</w:t>
-            </w:r>
-            <w:r>
-              <w:rPr>
-                <w:rFonts w:ascii="Consolas" w:cs="Consolas" w:eastAsia="맑은 고딕" w:hAnsi="Consolas"/>
-                <w:b w:val="false"/>
-                <w:bCs w:val="false"/>
-                <w:i w:val="false"/>
-                <w:iCs w:val="false"/>
-                <w:color w:val="24292F"/>
-                <w:sz w:val="17"/>
-                <w:szCs w:val="17"/>
-              </w:rPr>
-              <w:t xml:space="preserve">tight_layout</w:t>
-            </w:r>
-            <w:r>
-              <w:rPr>
-                <w:rFonts w:ascii="Consolas" w:cs="Consolas" w:eastAsia="맑은 고딕" w:hAnsi="Consolas"/>
-                <w:b w:val="false"/>
-                <w:bCs w:val="false"/>
-                <w:i w:val="false"/>
-                <w:iCs w:val="false"/>
-                <w:color w:val="24292F"/>
-                <w:sz w:val="17"/>
-                <w:szCs w:val="17"/>
-              </w:rPr>
-              <w:t xml:space="preserve">()</w:t>
+                <w:i/>
+                <w:iCs/>
+                <w:color w:val="6A9955"/>
+                <w:sz w:val="17"/>
+                <w:szCs w:val="17"/>
+              </w:rPr>
+              <w:t xml:space="preserve"># 아랫줄 오른쪽: 주문 시간대 히스토그램</w:t>
             </w:r>
           </w:p>
           <w:p>
@@ -32192,7 +31732,7 @@
                 <w:sz w:val="17"/>
                 <w:szCs w:val="17"/>
               </w:rPr>
-              <w:t xml:space="preserve">fig</w:t>
+              <w:t xml:space="preserve">ax_hist</w:t>
             </w:r>
             <w:r>
               <w:rPr>
@@ -32218,7 +31758,7 @@
                 <w:sz w:val="17"/>
                 <w:szCs w:val="17"/>
               </w:rPr>
-              <w:t xml:space="preserve">savefig</w:t>
+              <w:t xml:space="preserve">hist</w:t>
             </w:r>
             <w:r>
               <w:rPr>
@@ -32244,20 +31784,98 @@
                 <w:sz w:val="17"/>
                 <w:szCs w:val="17"/>
               </w:rPr>
-              <w:t xml:space="preserve">IMG</w:t>
-            </w:r>
-            <w:r>
-              <w:rPr>
-                <w:rFonts w:ascii="Consolas" w:cs="Consolas" w:eastAsia="맑은 고딕" w:hAnsi="Consolas"/>
-                <w:b w:val="false"/>
-                <w:bCs w:val="false"/>
-                <w:i w:val="false"/>
-                <w:iCs w:val="false"/>
-                <w:color w:val="24292F"/>
-                <w:sz w:val="17"/>
-                <w:szCs w:val="17"/>
-              </w:rPr>
-              <w:t xml:space="preserve"> / </w:t>
+              <w:t xml:space="preserve">hour</w:t>
+            </w:r>
+            <w:r>
+              <w:rPr>
+                <w:rFonts w:ascii="Consolas" w:cs="Consolas" w:eastAsia="맑은 고딕" w:hAnsi="Consolas"/>
+                <w:b w:val="false"/>
+                <w:bCs w:val="false"/>
+                <w:i w:val="false"/>
+                <w:iCs w:val="false"/>
+                <w:color w:val="24292F"/>
+                <w:sz w:val="17"/>
+                <w:szCs w:val="17"/>
+              </w:rPr>
+              <w:t xml:space="preserve">, </w:t>
+            </w:r>
+            <w:r>
+              <w:rPr>
+                <w:rFonts w:ascii="Consolas" w:cs="Consolas" w:eastAsia="맑은 고딕" w:hAnsi="Consolas"/>
+                <w:b w:val="false"/>
+                <w:bCs w:val="false"/>
+                <w:i w:val="false"/>
+                <w:iCs w:val="false"/>
+                <w:color w:val="24292F"/>
+                <w:sz w:val="17"/>
+                <w:szCs w:val="17"/>
+              </w:rPr>
+              <w:t xml:space="preserve">bins</w:t>
+            </w:r>
+            <w:r>
+              <w:rPr>
+                <w:rFonts w:ascii="Consolas" w:cs="Consolas" w:eastAsia="맑은 고딕" w:hAnsi="Consolas"/>
+                <w:b w:val="false"/>
+                <w:bCs w:val="false"/>
+                <w:i w:val="false"/>
+                <w:iCs w:val="false"/>
+                <w:color w:val="24292F"/>
+                <w:sz w:val="17"/>
+                <w:szCs w:val="17"/>
+              </w:rPr>
+              <w:t xml:space="preserve">=</w:t>
+            </w:r>
+            <w:r>
+              <w:rPr>
+                <w:rFonts w:ascii="Consolas" w:cs="Consolas" w:eastAsia="맑은 고딕" w:hAnsi="Consolas"/>
+                <w:b w:val="false"/>
+                <w:bCs w:val="false"/>
+                <w:i w:val="false"/>
+                <w:iCs w:val="false"/>
+                <w:color w:val="098658"/>
+                <w:sz w:val="17"/>
+                <w:szCs w:val="17"/>
+              </w:rPr>
+              <w:t xml:space="preserve">14</w:t>
+            </w:r>
+            <w:r>
+              <w:rPr>
+                <w:rFonts w:ascii="Consolas" w:cs="Consolas" w:eastAsia="맑은 고딕" w:hAnsi="Consolas"/>
+                <w:b w:val="false"/>
+                <w:bCs w:val="false"/>
+                <w:i w:val="false"/>
+                <w:iCs w:val="false"/>
+                <w:color w:val="24292F"/>
+                <w:sz w:val="17"/>
+                <w:szCs w:val="17"/>
+              </w:rPr>
+              <w:t xml:space="preserve">, </w:t>
+            </w:r>
+            <w:r>
+              <w:rPr>
+                <w:rFonts w:ascii="Consolas" w:cs="Consolas" w:eastAsia="맑은 고딕" w:hAnsi="Consolas"/>
+                <w:b w:val="false"/>
+                <w:bCs w:val="false"/>
+                <w:i w:val="false"/>
+                <w:iCs w:val="false"/>
+                <w:color w:val="24292F"/>
+                <w:sz w:val="17"/>
+                <w:szCs w:val="17"/>
+              </w:rPr>
+              <w:t xml:space="preserve">color</w:t>
+            </w:r>
+            <w:r>
+              <w:rPr>
+                <w:rFonts w:ascii="Consolas" w:cs="Consolas" w:eastAsia="맑은 고딕" w:hAnsi="Consolas"/>
+                <w:b w:val="false"/>
+                <w:bCs w:val="false"/>
+                <w:i w:val="false"/>
+                <w:iCs w:val="false"/>
+                <w:color w:val="24292F"/>
+                <w:sz w:val="17"/>
+                <w:szCs w:val="17"/>
+              </w:rPr>
+              <w:t xml:space="preserve">=</w:t>
             </w:r>
             <w:r>
               <w:rPr>
@@ -32270,7 +31888,7 @@
                 <w:sz w:val="17"/>
                 <w:szCs w:val="17"/>
               </w:rPr>
-              <w:t xml:space="preserve">"ex06_dashboard.png"</w:t>
+              <w:t xml:space="preserve">"goldenrod"</w:t>
             </w:r>
             <w:r>
               <w:rPr>
@@ -32296,7 +31914,7 @@
                 <w:sz w:val="17"/>
                 <w:szCs w:val="17"/>
               </w:rPr>
-              <w:t xml:space="preserve">dpi</w:t>
+              <w:t xml:space="preserve">edgecolor</w:t>
             </w:r>
             <w:r>
               <w:rPr>
@@ -32318,63 +31936,11 @@
                 <w:bCs w:val="false"/>
                 <w:i w:val="false"/>
                 <w:iCs w:val="false"/>
-                <w:color w:val="098658"/>
-                <w:sz w:val="17"/>
-                <w:szCs w:val="17"/>
-              </w:rPr>
-              <w:t xml:space="preserve">100</w:t>
-            </w:r>
-            <w:r>
-              <w:rPr>
-                <w:rFonts w:ascii="Consolas" w:cs="Consolas" w:eastAsia="맑은 고딕" w:hAnsi="Consolas"/>
-                <w:b w:val="false"/>
-                <w:bCs w:val="false"/>
-                <w:i w:val="false"/>
-                <w:iCs w:val="false"/>
-                <w:color w:val="24292F"/>
-                <w:sz w:val="17"/>
-                <w:szCs w:val="17"/>
-              </w:rPr>
-              <w:t xml:space="preserve">, </w:t>
-            </w:r>
-            <w:r>
-              <w:rPr>
-                <w:rFonts w:ascii="Consolas" w:cs="Consolas" w:eastAsia="맑은 고딕" w:hAnsi="Consolas"/>
-                <w:b w:val="false"/>
-                <w:bCs w:val="false"/>
-                <w:i w:val="false"/>
-                <w:iCs w:val="false"/>
-                <w:color w:val="24292F"/>
-                <w:sz w:val="17"/>
-                <w:szCs w:val="17"/>
-              </w:rPr>
-              <w:t xml:space="preserve">bbox_inches</w:t>
-            </w:r>
-            <w:r>
-              <w:rPr>
-                <w:rFonts w:ascii="Consolas" w:cs="Consolas" w:eastAsia="맑은 고딕" w:hAnsi="Consolas"/>
-                <w:b w:val="false"/>
-                <w:bCs w:val="false"/>
-                <w:i w:val="false"/>
-                <w:iCs w:val="false"/>
-                <w:color w:val="24292F"/>
-                <w:sz w:val="17"/>
-                <w:szCs w:val="17"/>
-              </w:rPr>
-              <w:t xml:space="preserve">=</w:t>
-            </w:r>
-            <w:r>
-              <w:rPr>
-                <w:rFonts w:ascii="Consolas" w:cs="Consolas" w:eastAsia="맑은 고딕" w:hAnsi="Consolas"/>
-                <w:b w:val="false"/>
-                <w:bCs w:val="false"/>
-                <w:i w:val="false"/>
-                <w:iCs w:val="false"/>
                 <w:color w:val="A31515"/>
                 <w:sz w:val="17"/>
                 <w:szCs w:val="17"/>
               </w:rPr>
-              <w:t xml:space="preserve">"tight"</w:t>
+              <w:t xml:space="preserve">"white"</w:t>
             </w:r>
             <w:r>
               <w:rPr>
@@ -32410,11 +31976,37 @@
                 <w:bCs w:val="false"/>
                 <w:i w:val="false"/>
                 <w:iCs w:val="false"/>
-                <w:color w:val="795E26"/>
-                <w:sz w:val="17"/>
-                <w:szCs w:val="17"/>
-              </w:rPr>
-              <w:t xml:space="preserve">print</w:t>
+                <w:color w:val="24292F"/>
+                <w:sz w:val="17"/>
+                <w:szCs w:val="17"/>
+              </w:rPr>
+              <w:t xml:space="preserve">ax_hist</w:t>
+            </w:r>
+            <w:r>
+              <w:rPr>
+                <w:rFonts w:ascii="Consolas" w:cs="Consolas" w:eastAsia="맑은 고딕" w:hAnsi="Consolas"/>
+                <w:b w:val="false"/>
+                <w:bCs w:val="false"/>
+                <w:i w:val="false"/>
+                <w:iCs w:val="false"/>
+                <w:color w:val="24292F"/>
+                <w:sz w:val="17"/>
+                <w:szCs w:val="17"/>
+              </w:rPr>
+              <w:t xml:space="preserve">.</w:t>
+            </w:r>
+            <w:r>
+              <w:rPr>
+                <w:rFonts w:ascii="Consolas" w:cs="Consolas" w:eastAsia="맑은 고딕" w:hAnsi="Consolas"/>
+                <w:b w:val="false"/>
+                <w:bCs w:val="false"/>
+                <w:i w:val="false"/>
+                <w:iCs w:val="false"/>
+                <w:color w:val="24292F"/>
+                <w:sz w:val="17"/>
+                <w:szCs w:val="17"/>
+              </w:rPr>
+              <w:t xml:space="preserve">set_title</w:t>
             </w:r>
             <w:r>
               <w:rPr>
@@ -32440,7 +32032,7 @@
                 <w:sz w:val="17"/>
                 <w:szCs w:val="17"/>
               </w:rPr>
-              <w:t xml:space="preserve">"대시보드 저장 완료"</w:t>
+              <w:t xml:space="preserve">"주문 시간대 분포"</w:t>
             </w:r>
             <w:r>
               <w:rPr>
@@ -32468,6 +32060,697 @@
                 <w:szCs w:val="17"/>
               </w:rPr>
               <w:t xml:space="preserve">43  </w:t>
+            </w:r>
+            <w:r>
+              <w:rPr>
+                <w:rFonts w:ascii="Consolas" w:cs="Consolas" w:eastAsia="맑은 고딕" w:hAnsi="Consolas"/>
+                <w:b w:val="false"/>
+                <w:bCs w:val="false"/>
+                <w:i w:val="false"/>
+                <w:iCs w:val="false"/>
+                <w:color w:val="24292F"/>
+                <w:sz w:val="17"/>
+                <w:szCs w:val="17"/>
+              </w:rPr>
+              <w:t xml:space="preserve">ax_hist</w:t>
+            </w:r>
+            <w:r>
+              <w:rPr>
+                <w:rFonts w:ascii="Consolas" w:cs="Consolas" w:eastAsia="맑은 고딕" w:hAnsi="Consolas"/>
+                <w:b w:val="false"/>
+                <w:bCs w:val="false"/>
+                <w:i w:val="false"/>
+                <w:iCs w:val="false"/>
+                <w:color w:val="24292F"/>
+                <w:sz w:val="17"/>
+                <w:szCs w:val="17"/>
+              </w:rPr>
+              <w:t xml:space="preserve">.</w:t>
+            </w:r>
+            <w:r>
+              <w:rPr>
+                <w:rFonts w:ascii="Consolas" w:cs="Consolas" w:eastAsia="맑은 고딕" w:hAnsi="Consolas"/>
+                <w:b w:val="false"/>
+                <w:bCs w:val="false"/>
+                <w:i w:val="false"/>
+                <w:iCs w:val="false"/>
+                <w:color w:val="24292F"/>
+                <w:sz w:val="17"/>
+                <w:szCs w:val="17"/>
+              </w:rPr>
+              <w:t xml:space="preserve">set_xlabel</w:t>
+            </w:r>
+            <w:r>
+              <w:rPr>
+                <w:rFonts w:ascii="Consolas" w:cs="Consolas" w:eastAsia="맑은 고딕" w:hAnsi="Consolas"/>
+                <w:b w:val="false"/>
+                <w:bCs w:val="false"/>
+                <w:i w:val="false"/>
+                <w:iCs w:val="false"/>
+                <w:color w:val="24292F"/>
+                <w:sz w:val="17"/>
+                <w:szCs w:val="17"/>
+              </w:rPr>
+              <w:t xml:space="preserve">(</w:t>
+            </w:r>
+            <w:r>
+              <w:rPr>
+                <w:rFonts w:ascii="Consolas" w:cs="Consolas" w:eastAsia="맑은 고딕" w:hAnsi="Consolas"/>
+                <w:b w:val="false"/>
+                <w:bCs w:val="false"/>
+                <w:i w:val="false"/>
+                <w:iCs w:val="false"/>
+                <w:color w:val="A31515"/>
+                <w:sz w:val="17"/>
+                <w:szCs w:val="17"/>
+              </w:rPr>
+              <w:t xml:space="preserve">"시"</w:t>
+            </w:r>
+            <w:r>
+              <w:rPr>
+                <w:rFonts w:ascii="Consolas" w:cs="Consolas" w:eastAsia="맑은 고딕" w:hAnsi="Consolas"/>
+                <w:b w:val="false"/>
+                <w:bCs w:val="false"/>
+                <w:i w:val="false"/>
+                <w:iCs w:val="false"/>
+                <w:color w:val="24292F"/>
+                <w:sz w:val="17"/>
+                <w:szCs w:val="17"/>
+              </w:rPr>
+              <w:t xml:space="preserve">)</w:t>
+            </w:r>
+          </w:p>
+          <w:p>
+            <w:pPr>
+              <w:spacing w:after="0" w:line="252"/>
+            </w:pPr>
+            <w:r>
+              <w:rPr>
+                <w:rFonts w:ascii="Consolas" w:cs="Consolas" w:eastAsia="맑은 고딕" w:hAnsi="Consolas"/>
+                <w:color w:val="A0A0A0"/>
+                <w:sz w:val="17"/>
+                <w:szCs w:val="17"/>
+              </w:rPr>
+              <w:t xml:space="preserve">44  </w:t>
+            </w:r>
+            <w:r>
+              <w:rPr>
+                <w:rFonts w:ascii="Consolas" w:cs="Consolas" w:eastAsia="맑은 고딕" w:hAnsi="Consolas"/>
+                <w:sz w:val="17"/>
+                <w:szCs w:val="17"/>
+              </w:rPr>
+              <w:t xml:space="preserve"> </w:t>
+            </w:r>
+          </w:p>
+          <w:p>
+            <w:pPr>
+              <w:spacing w:after="0" w:line="252"/>
+            </w:pPr>
+            <w:r>
+              <w:rPr>
+                <w:rFonts w:ascii="Consolas" w:cs="Consolas" w:eastAsia="맑은 고딕" w:hAnsi="Consolas"/>
+                <w:color w:val="A0A0A0"/>
+                <w:sz w:val="17"/>
+                <w:szCs w:val="17"/>
+              </w:rPr>
+              <w:t xml:space="preserve">45  </w:t>
+            </w:r>
+            <w:r>
+              <w:rPr>
+                <w:rFonts w:ascii="Consolas" w:cs="Consolas" w:eastAsia="맑은 고딕" w:hAnsi="Consolas"/>
+                <w:b w:val="false"/>
+                <w:bCs w:val="false"/>
+                <w:i/>
+                <w:iCs/>
+                <w:color w:val="6A9955"/>
+                <w:sz w:val="17"/>
+                <w:szCs w:val="17"/>
+              </w:rPr>
+              <w:t xml:space="preserve"># 전체 제목 → 간격 정리 → 저장</w:t>
+            </w:r>
+          </w:p>
+          <w:p>
+            <w:pPr>
+              <w:spacing w:after="0" w:line="252"/>
+            </w:pPr>
+            <w:r>
+              <w:rPr>
+                <w:rFonts w:ascii="Consolas" w:cs="Consolas" w:eastAsia="맑은 고딕" w:hAnsi="Consolas"/>
+                <w:color w:val="A0A0A0"/>
+                <w:sz w:val="17"/>
+                <w:szCs w:val="17"/>
+              </w:rPr>
+              <w:t xml:space="preserve">46  </w:t>
+            </w:r>
+            <w:r>
+              <w:rPr>
+                <w:rFonts w:ascii="Consolas" w:cs="Consolas" w:eastAsia="맑은 고딕" w:hAnsi="Consolas"/>
+                <w:b w:val="false"/>
+                <w:bCs w:val="false"/>
+                <w:i w:val="false"/>
+                <w:iCs w:val="false"/>
+                <w:color w:val="24292F"/>
+                <w:sz w:val="17"/>
+                <w:szCs w:val="17"/>
+              </w:rPr>
+              <w:t xml:space="preserve">fig</w:t>
+            </w:r>
+            <w:r>
+              <w:rPr>
+                <w:rFonts w:ascii="Consolas" w:cs="Consolas" w:eastAsia="맑은 고딕" w:hAnsi="Consolas"/>
+                <w:b w:val="false"/>
+                <w:bCs w:val="false"/>
+                <w:i w:val="false"/>
+                <w:iCs w:val="false"/>
+                <w:color w:val="24292F"/>
+                <w:sz w:val="17"/>
+                <w:szCs w:val="17"/>
+              </w:rPr>
+              <w:t xml:space="preserve">.</w:t>
+            </w:r>
+            <w:r>
+              <w:rPr>
+                <w:rFonts w:ascii="Consolas" w:cs="Consolas" w:eastAsia="맑은 고딕" w:hAnsi="Consolas"/>
+                <w:b w:val="false"/>
+                <w:bCs w:val="false"/>
+                <w:i w:val="false"/>
+                <w:iCs w:val="false"/>
+                <w:color w:val="24292F"/>
+                <w:sz w:val="17"/>
+                <w:szCs w:val="17"/>
+              </w:rPr>
+              <w:t xml:space="preserve">suptitle</w:t>
+            </w:r>
+            <w:r>
+              <w:rPr>
+                <w:rFonts w:ascii="Consolas" w:cs="Consolas" w:eastAsia="맑은 고딕" w:hAnsi="Consolas"/>
+                <w:b w:val="false"/>
+                <w:bCs w:val="false"/>
+                <w:i w:val="false"/>
+                <w:iCs w:val="false"/>
+                <w:color w:val="24292F"/>
+                <w:sz w:val="17"/>
+                <w:szCs w:val="17"/>
+              </w:rPr>
+              <w:t xml:space="preserve">(</w:t>
+            </w:r>
+            <w:r>
+              <w:rPr>
+                <w:rFonts w:ascii="Consolas" w:cs="Consolas" w:eastAsia="맑은 고딕" w:hAnsi="Consolas"/>
+                <w:b w:val="false"/>
+                <w:bCs w:val="false"/>
+                <w:i w:val="false"/>
+                <w:iCs w:val="false"/>
+                <w:color w:val="A31515"/>
+                <w:sz w:val="17"/>
+                <w:szCs w:val="17"/>
+              </w:rPr>
+              <w:t xml:space="preserve">"카페 9월 판매 대시보드"</w:t>
+            </w:r>
+            <w:r>
+              <w:rPr>
+                <w:rFonts w:ascii="Consolas" w:cs="Consolas" w:eastAsia="맑은 고딕" w:hAnsi="Consolas"/>
+                <w:b w:val="false"/>
+                <w:bCs w:val="false"/>
+                <w:i w:val="false"/>
+                <w:iCs w:val="false"/>
+                <w:color w:val="24292F"/>
+                <w:sz w:val="17"/>
+                <w:szCs w:val="17"/>
+              </w:rPr>
+              <w:t xml:space="preserve">, </w:t>
+            </w:r>
+            <w:r>
+              <w:rPr>
+                <w:rFonts w:ascii="Consolas" w:cs="Consolas" w:eastAsia="맑은 고딕" w:hAnsi="Consolas"/>
+                <w:b w:val="false"/>
+                <w:bCs w:val="false"/>
+                <w:i w:val="false"/>
+                <w:iCs w:val="false"/>
+                <w:color w:val="24292F"/>
+                <w:sz w:val="17"/>
+                <w:szCs w:val="17"/>
+              </w:rPr>
+              <w:t xml:space="preserve">fontsize</w:t>
+            </w:r>
+            <w:r>
+              <w:rPr>
+                <w:rFonts w:ascii="Consolas" w:cs="Consolas" w:eastAsia="맑은 고딕" w:hAnsi="Consolas"/>
+                <w:b w:val="false"/>
+                <w:bCs w:val="false"/>
+                <w:i w:val="false"/>
+                <w:iCs w:val="false"/>
+                <w:color w:val="24292F"/>
+                <w:sz w:val="17"/>
+                <w:szCs w:val="17"/>
+              </w:rPr>
+              <w:t xml:space="preserve">=</w:t>
+            </w:r>
+            <w:r>
+              <w:rPr>
+                <w:rFonts w:ascii="Consolas" w:cs="Consolas" w:eastAsia="맑은 고딕" w:hAnsi="Consolas"/>
+                <w:b w:val="false"/>
+                <w:bCs w:val="false"/>
+                <w:i w:val="false"/>
+                <w:iCs w:val="false"/>
+                <w:color w:val="098658"/>
+                <w:sz w:val="17"/>
+                <w:szCs w:val="17"/>
+              </w:rPr>
+              <w:t xml:space="preserve">17</w:t>
+            </w:r>
+            <w:r>
+              <w:rPr>
+                <w:rFonts w:ascii="Consolas" w:cs="Consolas" w:eastAsia="맑은 고딕" w:hAnsi="Consolas"/>
+                <w:b w:val="false"/>
+                <w:bCs w:val="false"/>
+                <w:i w:val="false"/>
+                <w:iCs w:val="false"/>
+                <w:color w:val="24292F"/>
+                <w:sz w:val="17"/>
+                <w:szCs w:val="17"/>
+              </w:rPr>
+              <w:t xml:space="preserve">, </w:t>
+            </w:r>
+            <w:r>
+              <w:rPr>
+                <w:rFonts w:ascii="Consolas" w:cs="Consolas" w:eastAsia="맑은 고딕" w:hAnsi="Consolas"/>
+                <w:b w:val="false"/>
+                <w:bCs w:val="false"/>
+                <w:i w:val="false"/>
+                <w:iCs w:val="false"/>
+                <w:color w:val="24292F"/>
+                <w:sz w:val="17"/>
+                <w:szCs w:val="17"/>
+              </w:rPr>
+              <w:t xml:space="preserve">fontweight</w:t>
+            </w:r>
+            <w:r>
+              <w:rPr>
+                <w:rFonts w:ascii="Consolas" w:cs="Consolas" w:eastAsia="맑은 고딕" w:hAnsi="Consolas"/>
+                <w:b w:val="false"/>
+                <w:bCs w:val="false"/>
+                <w:i w:val="false"/>
+                <w:iCs w:val="false"/>
+                <w:color w:val="24292F"/>
+                <w:sz w:val="17"/>
+                <w:szCs w:val="17"/>
+              </w:rPr>
+              <w:t xml:space="preserve">=</w:t>
+            </w:r>
+            <w:r>
+              <w:rPr>
+                <w:rFonts w:ascii="Consolas" w:cs="Consolas" w:eastAsia="맑은 고딕" w:hAnsi="Consolas"/>
+                <w:b w:val="false"/>
+                <w:bCs w:val="false"/>
+                <w:i w:val="false"/>
+                <w:iCs w:val="false"/>
+                <w:color w:val="A31515"/>
+                <w:sz w:val="17"/>
+                <w:szCs w:val="17"/>
+              </w:rPr>
+              <w:t xml:space="preserve">"bold"</w:t>
+            </w:r>
+            <w:r>
+              <w:rPr>
+                <w:rFonts w:ascii="Consolas" w:cs="Consolas" w:eastAsia="맑은 고딕" w:hAnsi="Consolas"/>
+                <w:b w:val="false"/>
+                <w:bCs w:val="false"/>
+                <w:i w:val="false"/>
+                <w:iCs w:val="false"/>
+                <w:color w:val="24292F"/>
+                <w:sz w:val="17"/>
+                <w:szCs w:val="17"/>
+              </w:rPr>
+              <w:t xml:space="preserve">)</w:t>
+            </w:r>
+          </w:p>
+          <w:p>
+            <w:pPr>
+              <w:spacing w:after="0" w:line="252"/>
+            </w:pPr>
+            <w:r>
+              <w:rPr>
+                <w:rFonts w:ascii="Consolas" w:cs="Consolas" w:eastAsia="맑은 고딕" w:hAnsi="Consolas"/>
+                <w:color w:val="A0A0A0"/>
+                <w:sz w:val="17"/>
+                <w:szCs w:val="17"/>
+              </w:rPr>
+              <w:t xml:space="preserve">47  </w:t>
+            </w:r>
+            <w:r>
+              <w:rPr>
+                <w:rFonts w:ascii="Consolas" w:cs="Consolas" w:eastAsia="맑은 고딕" w:hAnsi="Consolas"/>
+                <w:b w:val="false"/>
+                <w:bCs w:val="false"/>
+                <w:i w:val="false"/>
+                <w:iCs w:val="false"/>
+                <w:color w:val="24292F"/>
+                <w:sz w:val="17"/>
+                <w:szCs w:val="17"/>
+              </w:rPr>
+              <w:t xml:space="preserve">fig</w:t>
+            </w:r>
+            <w:r>
+              <w:rPr>
+                <w:rFonts w:ascii="Consolas" w:cs="Consolas" w:eastAsia="맑은 고딕" w:hAnsi="Consolas"/>
+                <w:b w:val="false"/>
+                <w:bCs w:val="false"/>
+                <w:i w:val="false"/>
+                <w:iCs w:val="false"/>
+                <w:color w:val="24292F"/>
+                <w:sz w:val="17"/>
+                <w:szCs w:val="17"/>
+              </w:rPr>
+              <w:t xml:space="preserve">.</w:t>
+            </w:r>
+            <w:r>
+              <w:rPr>
+                <w:rFonts w:ascii="Consolas" w:cs="Consolas" w:eastAsia="맑은 고딕" w:hAnsi="Consolas"/>
+                <w:b w:val="false"/>
+                <w:bCs w:val="false"/>
+                <w:i w:val="false"/>
+                <w:iCs w:val="false"/>
+                <w:color w:val="24292F"/>
+                <w:sz w:val="17"/>
+                <w:szCs w:val="17"/>
+              </w:rPr>
+              <w:t xml:space="preserve">tight_layout</w:t>
+            </w:r>
+            <w:r>
+              <w:rPr>
+                <w:rFonts w:ascii="Consolas" w:cs="Consolas" w:eastAsia="맑은 고딕" w:hAnsi="Consolas"/>
+                <w:b w:val="false"/>
+                <w:bCs w:val="false"/>
+                <w:i w:val="false"/>
+                <w:iCs w:val="false"/>
+                <w:color w:val="24292F"/>
+                <w:sz w:val="17"/>
+                <w:szCs w:val="17"/>
+              </w:rPr>
+              <w:t xml:space="preserve">()</w:t>
+            </w:r>
+          </w:p>
+          <w:p>
+            <w:pPr>
+              <w:spacing w:after="0" w:line="252"/>
+            </w:pPr>
+            <w:r>
+              <w:rPr>
+                <w:rFonts w:ascii="Consolas" w:cs="Consolas" w:eastAsia="맑은 고딕" w:hAnsi="Consolas"/>
+                <w:color w:val="A0A0A0"/>
+                <w:sz w:val="17"/>
+                <w:szCs w:val="17"/>
+              </w:rPr>
+              <w:t xml:space="preserve">48  </w:t>
+            </w:r>
+            <w:r>
+              <w:rPr>
+                <w:rFonts w:ascii="Consolas" w:cs="Consolas" w:eastAsia="맑은 고딕" w:hAnsi="Consolas"/>
+                <w:b w:val="false"/>
+                <w:bCs w:val="false"/>
+                <w:i w:val="false"/>
+                <w:iCs w:val="false"/>
+                <w:color w:val="24292F"/>
+                <w:sz w:val="17"/>
+                <w:szCs w:val="17"/>
+              </w:rPr>
+              <w:t xml:space="preserve">fig</w:t>
+            </w:r>
+            <w:r>
+              <w:rPr>
+                <w:rFonts w:ascii="Consolas" w:cs="Consolas" w:eastAsia="맑은 고딕" w:hAnsi="Consolas"/>
+                <w:b w:val="false"/>
+                <w:bCs w:val="false"/>
+                <w:i w:val="false"/>
+                <w:iCs w:val="false"/>
+                <w:color w:val="24292F"/>
+                <w:sz w:val="17"/>
+                <w:szCs w:val="17"/>
+              </w:rPr>
+              <w:t xml:space="preserve">.</w:t>
+            </w:r>
+            <w:r>
+              <w:rPr>
+                <w:rFonts w:ascii="Consolas" w:cs="Consolas" w:eastAsia="맑은 고딕" w:hAnsi="Consolas"/>
+                <w:b w:val="false"/>
+                <w:bCs w:val="false"/>
+                <w:i w:val="false"/>
+                <w:iCs w:val="false"/>
+                <w:color w:val="24292F"/>
+                <w:sz w:val="17"/>
+                <w:szCs w:val="17"/>
+              </w:rPr>
+              <w:t xml:space="preserve">savefig</w:t>
+            </w:r>
+            <w:r>
+              <w:rPr>
+                <w:rFonts w:ascii="Consolas" w:cs="Consolas" w:eastAsia="맑은 고딕" w:hAnsi="Consolas"/>
+                <w:b w:val="false"/>
+                <w:bCs w:val="false"/>
+                <w:i w:val="false"/>
+                <w:iCs w:val="false"/>
+                <w:color w:val="24292F"/>
+                <w:sz w:val="17"/>
+                <w:szCs w:val="17"/>
+              </w:rPr>
+              <w:t xml:space="preserve">(</w:t>
+            </w:r>
+            <w:r>
+              <w:rPr>
+                <w:rFonts w:ascii="Consolas" w:cs="Consolas" w:eastAsia="맑은 고딕" w:hAnsi="Consolas"/>
+                <w:b w:val="false"/>
+                <w:bCs w:val="false"/>
+                <w:i w:val="false"/>
+                <w:iCs w:val="false"/>
+                <w:color w:val="24292F"/>
+                <w:sz w:val="17"/>
+                <w:szCs w:val="17"/>
+              </w:rPr>
+              <w:t xml:space="preserve">IMG</w:t>
+            </w:r>
+            <w:r>
+              <w:rPr>
+                <w:rFonts w:ascii="Consolas" w:cs="Consolas" w:eastAsia="맑은 고딕" w:hAnsi="Consolas"/>
+                <w:b w:val="false"/>
+                <w:bCs w:val="false"/>
+                <w:i w:val="false"/>
+                <w:iCs w:val="false"/>
+                <w:color w:val="24292F"/>
+                <w:sz w:val="17"/>
+                <w:szCs w:val="17"/>
+              </w:rPr>
+              <w:t xml:space="preserve"> / </w:t>
+            </w:r>
+            <w:r>
+              <w:rPr>
+                <w:rFonts w:ascii="Consolas" w:cs="Consolas" w:eastAsia="맑은 고딕" w:hAnsi="Consolas"/>
+                <w:b w:val="false"/>
+                <w:bCs w:val="false"/>
+                <w:i w:val="false"/>
+                <w:iCs w:val="false"/>
+                <w:color w:val="A31515"/>
+                <w:sz w:val="17"/>
+                <w:szCs w:val="17"/>
+              </w:rPr>
+              <w:t xml:space="preserve">"ex06_dashboard.png"</w:t>
+            </w:r>
+            <w:r>
+              <w:rPr>
+                <w:rFonts w:ascii="Consolas" w:cs="Consolas" w:eastAsia="맑은 고딕" w:hAnsi="Consolas"/>
+                <w:b w:val="false"/>
+                <w:bCs w:val="false"/>
+                <w:i w:val="false"/>
+                <w:iCs w:val="false"/>
+                <w:color w:val="24292F"/>
+                <w:sz w:val="17"/>
+                <w:szCs w:val="17"/>
+              </w:rPr>
+              <w:t xml:space="preserve">, </w:t>
+            </w:r>
+            <w:r>
+              <w:rPr>
+                <w:rFonts w:ascii="Consolas" w:cs="Consolas" w:eastAsia="맑은 고딕" w:hAnsi="Consolas"/>
+                <w:b w:val="false"/>
+                <w:bCs w:val="false"/>
+                <w:i w:val="false"/>
+                <w:iCs w:val="false"/>
+                <w:color w:val="24292F"/>
+                <w:sz w:val="17"/>
+                <w:szCs w:val="17"/>
+              </w:rPr>
+              <w:t xml:space="preserve">dpi</w:t>
+            </w:r>
+            <w:r>
+              <w:rPr>
+                <w:rFonts w:ascii="Consolas" w:cs="Consolas" w:eastAsia="맑은 고딕" w:hAnsi="Consolas"/>
+                <w:b w:val="false"/>
+                <w:bCs w:val="false"/>
+                <w:i w:val="false"/>
+                <w:iCs w:val="false"/>
+                <w:color w:val="24292F"/>
+                <w:sz w:val="17"/>
+                <w:szCs w:val="17"/>
+              </w:rPr>
+              <w:t xml:space="preserve">=</w:t>
+            </w:r>
+            <w:r>
+              <w:rPr>
+                <w:rFonts w:ascii="Consolas" w:cs="Consolas" w:eastAsia="맑은 고딕" w:hAnsi="Consolas"/>
+                <w:b w:val="false"/>
+                <w:bCs w:val="false"/>
+                <w:i w:val="false"/>
+                <w:iCs w:val="false"/>
+                <w:color w:val="098658"/>
+                <w:sz w:val="17"/>
+                <w:szCs w:val="17"/>
+              </w:rPr>
+              <w:t xml:space="preserve">100</w:t>
+            </w:r>
+            <w:r>
+              <w:rPr>
+                <w:rFonts w:ascii="Consolas" w:cs="Consolas" w:eastAsia="맑은 고딕" w:hAnsi="Consolas"/>
+                <w:b w:val="false"/>
+                <w:bCs w:val="false"/>
+                <w:i w:val="false"/>
+                <w:iCs w:val="false"/>
+                <w:color w:val="24292F"/>
+                <w:sz w:val="17"/>
+                <w:szCs w:val="17"/>
+              </w:rPr>
+              <w:t xml:space="preserve">, </w:t>
+            </w:r>
+            <w:r>
+              <w:rPr>
+                <w:rFonts w:ascii="Consolas" w:cs="Consolas" w:eastAsia="맑은 고딕" w:hAnsi="Consolas"/>
+                <w:b w:val="false"/>
+                <w:bCs w:val="false"/>
+                <w:i w:val="false"/>
+                <w:iCs w:val="false"/>
+                <w:color w:val="24292F"/>
+                <w:sz w:val="17"/>
+                <w:szCs w:val="17"/>
+              </w:rPr>
+              <w:t xml:space="preserve">bbox_inches</w:t>
+            </w:r>
+            <w:r>
+              <w:rPr>
+                <w:rFonts w:ascii="Consolas" w:cs="Consolas" w:eastAsia="맑은 고딕" w:hAnsi="Consolas"/>
+                <w:b w:val="false"/>
+                <w:bCs w:val="false"/>
+                <w:i w:val="false"/>
+                <w:iCs w:val="false"/>
+                <w:color w:val="24292F"/>
+                <w:sz w:val="17"/>
+                <w:szCs w:val="17"/>
+              </w:rPr>
+              <w:t xml:space="preserve">=</w:t>
+            </w:r>
+            <w:r>
+              <w:rPr>
+                <w:rFonts w:ascii="Consolas" w:cs="Consolas" w:eastAsia="맑은 고딕" w:hAnsi="Consolas"/>
+                <w:b w:val="false"/>
+                <w:bCs w:val="false"/>
+                <w:i w:val="false"/>
+                <w:iCs w:val="false"/>
+                <w:color w:val="A31515"/>
+                <w:sz w:val="17"/>
+                <w:szCs w:val="17"/>
+              </w:rPr>
+              <w:t xml:space="preserve">"tight"</w:t>
+            </w:r>
+            <w:r>
+              <w:rPr>
+                <w:rFonts w:ascii="Consolas" w:cs="Consolas" w:eastAsia="맑은 고딕" w:hAnsi="Consolas"/>
+                <w:b w:val="false"/>
+                <w:bCs w:val="false"/>
+                <w:i w:val="false"/>
+                <w:iCs w:val="false"/>
+                <w:color w:val="24292F"/>
+                <w:sz w:val="17"/>
+                <w:szCs w:val="17"/>
+              </w:rPr>
+              <w:t xml:space="preserve">)</w:t>
+            </w:r>
+          </w:p>
+          <w:p>
+            <w:pPr>
+              <w:spacing w:after="0" w:line="252"/>
+            </w:pPr>
+            <w:r>
+              <w:rPr>
+                <w:rFonts w:ascii="Consolas" w:cs="Consolas" w:eastAsia="맑은 고딕" w:hAnsi="Consolas"/>
+                <w:color w:val="A0A0A0"/>
+                <w:sz w:val="17"/>
+                <w:szCs w:val="17"/>
+              </w:rPr>
+              <w:t xml:space="preserve">49  </w:t>
+            </w:r>
+            <w:r>
+              <w:rPr>
+                <w:rFonts w:ascii="Consolas" w:cs="Consolas" w:eastAsia="맑은 고딕" w:hAnsi="Consolas"/>
+                <w:b w:val="false"/>
+                <w:bCs w:val="false"/>
+                <w:i w:val="false"/>
+                <w:iCs w:val="false"/>
+                <w:color w:val="795E26"/>
+                <w:sz w:val="17"/>
+                <w:szCs w:val="17"/>
+              </w:rPr>
+              <w:t xml:space="preserve">print</w:t>
+            </w:r>
+            <w:r>
+              <w:rPr>
+                <w:rFonts w:ascii="Consolas" w:cs="Consolas" w:eastAsia="맑은 고딕" w:hAnsi="Consolas"/>
+                <w:b w:val="false"/>
+                <w:bCs w:val="false"/>
+                <w:i w:val="false"/>
+                <w:iCs w:val="false"/>
+                <w:color w:val="24292F"/>
+                <w:sz w:val="17"/>
+                <w:szCs w:val="17"/>
+              </w:rPr>
+              <w:t xml:space="preserve">(</w:t>
+            </w:r>
+            <w:r>
+              <w:rPr>
+                <w:rFonts w:ascii="Consolas" w:cs="Consolas" w:eastAsia="맑은 고딕" w:hAnsi="Consolas"/>
+                <w:b w:val="false"/>
+                <w:bCs w:val="false"/>
+                <w:i w:val="false"/>
+                <w:iCs w:val="false"/>
+                <w:color w:val="A31515"/>
+                <w:sz w:val="17"/>
+                <w:szCs w:val="17"/>
+              </w:rPr>
+              <w:t xml:space="preserve">"대시보드 저장 완료"</w:t>
+            </w:r>
+            <w:r>
+              <w:rPr>
+                <w:rFonts w:ascii="Consolas" w:cs="Consolas" w:eastAsia="맑은 고딕" w:hAnsi="Consolas"/>
+                <w:b w:val="false"/>
+                <w:bCs w:val="false"/>
+                <w:i w:val="false"/>
+                <w:iCs w:val="false"/>
+                <w:color w:val="24292F"/>
+                <w:sz w:val="17"/>
+                <w:szCs w:val="17"/>
+              </w:rPr>
+              <w:t xml:space="preserve">)</w:t>
+            </w:r>
+          </w:p>
+          <w:p>
+            <w:pPr>
+              <w:spacing w:after="0" w:line="252"/>
+            </w:pPr>
+            <w:r>
+              <w:rPr>
+                <w:rFonts w:ascii="Consolas" w:cs="Consolas" w:eastAsia="맑은 고딕" w:hAnsi="Consolas"/>
+                <w:color w:val="A0A0A0"/>
+                <w:sz w:val="17"/>
+                <w:szCs w:val="17"/>
+              </w:rPr>
+              <w:t xml:space="preserve">50  </w:t>
             </w:r>
             <w:r>
               <w:rPr>
@@ -32705,7 +32988,7 @@
                 <w:sz w:val="19"/>
                 <w:szCs w:val="19"/>
               </w:rPr>
-              <w:t xml:space="preserve">20</w:t>
+              <w:t xml:space="preserve">22</w:t>
             </w:r>
           </w:p>
         </w:tc>
@@ -32824,7 +33107,7 @@
                 <w:sz w:val="19"/>
                 <w:szCs w:val="19"/>
               </w:rPr>
-              <w:t xml:space="preserve">21</w:t>
+              <w:t xml:space="preserve">23</w:t>
             </w:r>
           </w:p>
         </w:tc>
@@ -32943,7 +33226,7 @@
                 <w:sz w:val="19"/>
                 <w:szCs w:val="19"/>
               </w:rPr>
-              <w:t xml:space="preserve">27</w:t>
+              <w:t xml:space="preserve">30</w:t>
             </w:r>
           </w:p>
         </w:tc>
@@ -33045,7 +33328,7 @@
                 <w:sz w:val="19"/>
                 <w:szCs w:val="19"/>
               </w:rPr>
-              <w:t xml:space="preserve">39</w:t>
+              <w:t xml:space="preserve">46</w:t>
             </w:r>
           </w:p>
         </w:tc>
